--- a/public/word-template/surat_pemberitahuan_penghentian_penyidikan_2026.docx
+++ b/public/word-template/surat_pemberitahuan_penghentian_penyidikan_2026.docx
@@ -59,17 +59,17 @@
                   <w:pPr>
                     <w:jc w:val="center"/>
                     <w:rPr>
-                      <w:rFonts w:ascii="Arial" w:hAnsi="Arial" w:cs="Arial"/>
+                      <w:rFonts w:ascii="Arial Narrow" w:hAnsi="Arial Narrow" w:cs="Arial"/>
                     </w:rPr>
                   </w:pPr>
                   <w:r>
                     <w:rPr>
-                      <w:rFonts w:ascii="Arial" w:hAnsi="Arial" w:cs="Arial"/>
+                      <w:rFonts w:ascii="Arial Narrow" w:hAnsi="Arial Narrow" w:cs="Arial"/>
                       <w:noProof/>
                       <w:lang w:val="en-US"/>
                     </w:rPr>
                     <w:drawing>
-                      <wp:inline distT="0" distB="0" distL="0" distR="0" wp14:anchorId="6F461E11" wp14:editId="735CDF47">
+                      <wp:inline distT="0" distB="0" distL="0" distR="0" wp14:anchorId="6F461E11" wp14:editId="177C7C56">
                         <wp:extent cx="738127" cy="690404"/>
                         <wp:effectExtent l="0" t="0" r="5080" b="0"/>
                         <wp:docPr id="6" name="Picture 6"/>
@@ -125,18 +125,18 @@
                   <w:pPr>
                     <w:jc w:val="center"/>
                     <w:rPr>
-                      <w:rFonts w:ascii="Arial" w:hAnsi="Arial" w:cs="Arial"/>
+                      <w:rFonts w:ascii="Arial Narrow" w:hAnsi="Arial Narrow" w:cs="Arial"/>
                     </w:rPr>
                   </w:pPr>
                   <w:r>
                     <w:rPr>
-                      <w:rFonts w:ascii="Arial" w:hAnsi="Arial" w:cs="Arial"/>
+                      <w:rFonts w:ascii="Arial Narrow" w:hAnsi="Arial Narrow" w:cs="Arial"/>
                     </w:rPr>
                     <w:t>KEPOLISIAN NEGARA REPUBLIK INDONESIA</w:t>
                   </w:r>
                   <w:r>
                     <w:rPr>
-                      <w:rFonts w:ascii="Arial" w:hAnsi="Arial" w:cs="Arial"/>
+                      <w:rFonts w:ascii="Arial Narrow" w:hAnsi="Arial Narrow" w:cs="Arial"/>
                     </w:rPr>
                     <w:br/>
                     <w:t>DAERAH ${</w:t>
@@ -144,20 +144,20 @@
                   <w:proofErr w:type="spellStart"/>
                   <w:r>
                     <w:rPr>
-                      <w:rFonts w:ascii="Arial" w:hAnsi="Arial" w:cs="Arial"/>
+                      <w:rFonts w:ascii="Arial Narrow" w:hAnsi="Arial Narrow" w:cs="Arial"/>
                     </w:rPr>
                     <w:t>daerahPoliceFullName</w:t>
                   </w:r>
                   <w:proofErr w:type="spellEnd"/>
                   <w:r>
                     <w:rPr>
-                      <w:rFonts w:ascii="Arial" w:hAnsi="Arial" w:cs="Arial"/>
+                      <w:rFonts w:ascii="Arial Narrow" w:hAnsi="Arial Narrow" w:cs="Arial"/>
                     </w:rPr>
                     <w:t>}</w:t>
                   </w:r>
                   <w:r>
                     <w:rPr>
-                      <w:rFonts w:ascii="Arial" w:hAnsi="Arial" w:cs="Arial"/>
+                      <w:rFonts w:ascii="Arial Narrow" w:hAnsi="Arial Narrow" w:cs="Arial"/>
                     </w:rPr>
                     <w:br/>
                     <w:t>${</w:t>
@@ -165,20 +165,20 @@
                   <w:proofErr w:type="spellStart"/>
                   <w:r>
                     <w:rPr>
-                      <w:rFonts w:ascii="Arial" w:hAnsi="Arial" w:cs="Arial"/>
+                      <w:rFonts w:ascii="Arial Narrow" w:hAnsi="Arial Narrow" w:cs="Arial"/>
                     </w:rPr>
                     <w:t>resorPoliceFullName</w:t>
                   </w:r>
                   <w:proofErr w:type="spellEnd"/>
                   <w:r>
                     <w:rPr>
-                      <w:rFonts w:ascii="Arial" w:hAnsi="Arial" w:cs="Arial"/>
+                      <w:rFonts w:ascii="Arial Narrow" w:hAnsi="Arial Narrow" w:cs="Arial"/>
                     </w:rPr>
                     <w:t>}</w:t>
                   </w:r>
                   <w:r>
                     <w:rPr>
-                      <w:rFonts w:ascii="Arial" w:hAnsi="Arial" w:cs="Arial"/>
+                      <w:rFonts w:ascii="Arial Narrow" w:hAnsi="Arial Narrow" w:cs="Arial"/>
                     </w:rPr>
                     <w:br/>
                     <w:t>${</w:t>
@@ -186,14 +186,14 @@
                   <w:proofErr w:type="spellStart"/>
                   <w:r>
                     <w:rPr>
-                      <w:rFonts w:ascii="Arial" w:hAnsi="Arial" w:cs="Arial"/>
+                      <w:rFonts w:ascii="Arial Narrow" w:hAnsi="Arial Narrow" w:cs="Arial"/>
                     </w:rPr>
                     <w:t>resorPoliceAddress</w:t>
                   </w:r>
                   <w:proofErr w:type="spellEnd"/>
                   <w:r>
                     <w:rPr>
-                      <w:rFonts w:ascii="Arial" w:hAnsi="Arial" w:cs="Arial"/>
+                      <w:rFonts w:ascii="Arial Narrow" w:hAnsi="Arial Narrow" w:cs="Arial"/>
                     </w:rPr>
                     <w:t>}</w:t>
                   </w:r>
@@ -204,7 +204,7 @@
           <w:p>
             <w:pPr>
               <w:rPr>
-                <w:rFonts w:ascii="Arial" w:eastAsia="Times New Roman" w:hAnsi="Arial" w:cs="Arial"/>
+                <w:rFonts w:ascii="Arial Narrow" w:eastAsia="Times New Roman" w:hAnsi="Arial Narrow" w:cs="Arial"/>
                 <w:color w:val="444444"/>
                 <w:shd w:val="clear" w:color="auto" w:fill="FFFFFF"/>
                 <w:lang w:eastAsia="en-ID"/>
@@ -220,7 +220,7 @@
           <w:p>
             <w:pPr>
               <w:rPr>
-                <w:rFonts w:ascii="Arial" w:eastAsia="Times New Roman" w:hAnsi="Arial" w:cs="Arial"/>
+                <w:rFonts w:ascii="Arial Narrow" w:eastAsia="Times New Roman" w:hAnsi="Arial Narrow" w:cs="Arial"/>
                 <w:color w:val="444444"/>
                 <w:shd w:val="clear" w:color="auto" w:fill="FFFFFF"/>
                 <w:lang w:eastAsia="en-ID"/>
@@ -230,7 +230,7 @@
           <w:p>
             <w:pPr>
               <w:rPr>
-                <w:rFonts w:ascii="Arial" w:eastAsia="Times New Roman" w:hAnsi="Arial" w:cs="Arial"/>
+                <w:rFonts w:ascii="Arial Narrow" w:eastAsia="Times New Roman" w:hAnsi="Arial Narrow" w:cs="Arial"/>
                 <w:color w:val="444444"/>
                 <w:shd w:val="clear" w:color="auto" w:fill="FFFFFF"/>
                 <w:lang w:eastAsia="en-ID"/>
@@ -240,7 +240,7 @@
           <w:p>
             <w:pPr>
               <w:rPr>
-                <w:rFonts w:ascii="Arial" w:eastAsia="Times New Roman" w:hAnsi="Arial" w:cs="Arial"/>
+                <w:rFonts w:ascii="Arial Narrow" w:eastAsia="Times New Roman" w:hAnsi="Arial Narrow" w:cs="Arial"/>
                 <w:color w:val="444444"/>
                 <w:shd w:val="clear" w:color="auto" w:fill="FFFFFF"/>
                 <w:lang w:eastAsia="en-ID"/>
@@ -251,7 +251,7 @@
             <w:pPr>
               <w:jc w:val="right"/>
               <w:rPr>
-                <w:rFonts w:ascii="Arial" w:eastAsia="Times New Roman" w:hAnsi="Arial" w:cs="Arial"/>
+                <w:rFonts w:ascii="Arial Narrow" w:eastAsia="Times New Roman" w:hAnsi="Arial Narrow" w:cs="Arial"/>
                 <w:color w:val="444444"/>
                 <w:shd w:val="clear" w:color="auto" w:fill="FFFFFF"/>
                 <w:lang w:eastAsia="en-ID"/>
@@ -259,7 +259,7 @@
             </w:pPr>
             <w:r>
               <w:rPr>
-                <w:rFonts w:ascii="Arial" w:hAnsi="Arial" w:cs="Arial"/>
+                <w:rFonts w:ascii="Arial Narrow" w:hAnsi="Arial Narrow" w:cs="Arial"/>
                 <w:color w:val="000000"/>
               </w:rPr>
               <w:t>${</w:t>
@@ -267,7 +267,7 @@
             <w:proofErr w:type="spellStart"/>
             <w:r>
               <w:rPr>
-                <w:rFonts w:ascii="Arial" w:hAnsi="Arial" w:cs="Arial"/>
+                <w:rFonts w:ascii="Arial Narrow" w:hAnsi="Arial Narrow" w:cs="Arial"/>
                 <w:color w:val="000000"/>
               </w:rPr>
               <w:t>documentLocation</w:t>
@@ -275,7 +275,7 @@
             <w:proofErr w:type="spellEnd"/>
             <w:r>
               <w:rPr>
-                <w:rFonts w:ascii="Arial" w:hAnsi="Arial" w:cs="Arial"/>
+                <w:rFonts w:ascii="Arial Narrow" w:hAnsi="Arial Narrow" w:cs="Arial"/>
                 <w:color w:val="000000"/>
               </w:rPr>
               <w:t>}, ${</w:t>
@@ -283,7 +283,7 @@
             <w:proofErr w:type="spellStart"/>
             <w:r>
               <w:rPr>
-                <w:rFonts w:ascii="Arial" w:hAnsi="Arial" w:cs="Arial"/>
+                <w:rFonts w:ascii="Arial Narrow" w:hAnsi="Arial Narrow" w:cs="Arial"/>
                 <w:color w:val="000000"/>
               </w:rPr>
               <w:t>documentDate</w:t>
@@ -291,7 +291,7 @@
             <w:proofErr w:type="spellEnd"/>
             <w:r>
               <w:rPr>
-                <w:rFonts w:ascii="Arial" w:hAnsi="Arial" w:cs="Arial"/>
+                <w:rFonts w:ascii="Arial Narrow" w:hAnsi="Arial Narrow" w:cs="Arial"/>
                 <w:color w:val="000000"/>
               </w:rPr>
               <w:t>}</w:t>
@@ -304,7 +304,7 @@
       <w:pPr>
         <w:spacing w:after="0" w:line="240" w:lineRule="auto"/>
         <w:rPr>
-          <w:rFonts w:ascii="Arial" w:eastAsia="Times New Roman" w:hAnsi="Arial" w:cs="Arial"/>
+          <w:rFonts w:ascii="Arial Narrow" w:eastAsia="Times New Roman" w:hAnsi="Arial Narrow" w:cs="Arial"/>
           <w:color w:val="444444"/>
           <w:shd w:val="clear" w:color="auto" w:fill="FFFFFF"/>
           <w:lang w:eastAsia="en-ID"/>
@@ -331,8 +331,8 @@
       </w:tblPr>
       <w:tblGrid>
         <w:gridCol w:w="280"/>
-        <w:gridCol w:w="467"/>
-        <w:gridCol w:w="302"/>
+        <w:gridCol w:w="287"/>
+        <w:gridCol w:w="482"/>
         <w:gridCol w:w="131"/>
         <w:gridCol w:w="4258"/>
         <w:gridCol w:w="138"/>
@@ -348,13 +348,13 @@
           <w:p>
             <w:pPr>
               <w:rPr>
-                <w:rFonts w:ascii="Arial" w:hAnsi="Arial" w:cs="Arial"/>
+                <w:rFonts w:ascii="Arial Narrow" w:hAnsi="Arial Narrow" w:cs="Arial"/>
                 <w:u w:val="single"/>
               </w:rPr>
             </w:pPr>
             <w:r>
               <w:rPr>
-                <w:rFonts w:ascii="Arial" w:hAnsi="Arial" w:cs="Arial"/>
+                <w:rFonts w:ascii="Arial Narrow" w:hAnsi="Arial Narrow" w:cs="Arial"/>
                 <w:u w:val="single"/>
               </w:rPr>
               <w:t>“PRO JUSTITIA”</w:t>
@@ -371,7 +371,7 @@
           <w:p>
             <w:pPr>
               <w:rPr>
-                <w:rFonts w:ascii="Arial" w:hAnsi="Arial" w:cs="Arial"/>
+                <w:rFonts w:ascii="Arial Narrow" w:hAnsi="Arial Narrow" w:cs="Arial"/>
               </w:rPr>
             </w:pPr>
           </w:p>
@@ -386,13 +386,13 @@
           <w:p>
             <w:pPr>
               <w:rPr>
-                <w:rFonts w:ascii="Arial" w:hAnsi="Arial" w:cs="Arial"/>
-              </w:rPr>
-            </w:pPr>
-            <w:proofErr w:type="spellStart"/>
-            <w:r>
-              <w:rPr>
-                <w:rFonts w:ascii="Arial" w:hAnsi="Arial" w:cs="Arial"/>
+                <w:rFonts w:ascii="Arial Narrow" w:hAnsi="Arial Narrow" w:cs="Arial"/>
+              </w:rPr>
+            </w:pPr>
+            <w:proofErr w:type="spellStart"/>
+            <w:r>
+              <w:rPr>
+                <w:rFonts w:ascii="Arial Narrow" w:hAnsi="Arial Narrow" w:cs="Arial"/>
               </w:rPr>
               <w:t>Nomor</w:t>
             </w:r>
@@ -407,12 +407,12 @@
             <w:pPr>
               <w:jc w:val="center"/>
               <w:rPr>
-                <w:rFonts w:ascii="Arial" w:hAnsi="Arial" w:cs="Arial"/>
-              </w:rPr>
-            </w:pPr>
-            <w:r>
-              <w:rPr>
-                <w:rFonts w:ascii="Arial" w:hAnsi="Arial" w:cs="Arial"/>
+                <w:rFonts w:ascii="Arial Narrow" w:hAnsi="Arial Narrow" w:cs="Arial"/>
+              </w:rPr>
+            </w:pPr>
+            <w:r>
+              <w:rPr>
+                <w:rFonts w:ascii="Arial Narrow" w:hAnsi="Arial Narrow" w:cs="Arial"/>
               </w:rPr>
               <w:t>:</w:t>
             </w:r>
@@ -425,26 +425,26 @@
           <w:p>
             <w:pPr>
               <w:rPr>
-                <w:rFonts w:ascii="Arial" w:hAnsi="Arial" w:cs="Arial"/>
-              </w:rPr>
-            </w:pPr>
-            <w:r>
-              <w:rPr>
-                <w:rFonts w:ascii="Arial" w:hAnsi="Arial" w:cs="Arial"/>
+                <w:rFonts w:ascii="Arial Narrow" w:hAnsi="Arial Narrow" w:cs="Arial"/>
+              </w:rPr>
+            </w:pPr>
+            <w:r>
+              <w:rPr>
+                <w:rFonts w:ascii="Arial Narrow" w:hAnsi="Arial Narrow" w:cs="Arial"/>
               </w:rPr>
               <w:t>${</w:t>
             </w:r>
             <w:proofErr w:type="spellStart"/>
             <w:r>
               <w:rPr>
-                <w:rFonts w:ascii="Arial" w:hAnsi="Arial" w:cs="Arial"/>
+                <w:rFonts w:ascii="Arial Narrow" w:hAnsi="Arial Narrow" w:cs="Arial"/>
               </w:rPr>
               <w:t>documentNumber</w:t>
             </w:r>
             <w:proofErr w:type="spellEnd"/>
             <w:r>
               <w:rPr>
-                <w:rFonts w:ascii="Arial" w:hAnsi="Arial" w:cs="Arial"/>
+                <w:rFonts w:ascii="Arial Narrow" w:hAnsi="Arial Narrow" w:cs="Arial"/>
               </w:rPr>
               <w:t>}</w:t>
             </w:r>
@@ -458,7 +458,7 @@
           <w:p>
             <w:pPr>
               <w:rPr>
-                <w:rFonts w:ascii="Arial" w:hAnsi="Arial" w:cs="Arial"/>
+                <w:rFonts w:ascii="Arial Narrow" w:hAnsi="Arial Narrow" w:cs="Arial"/>
               </w:rPr>
             </w:pPr>
           </w:p>
@@ -473,13 +473,13 @@
           <w:p>
             <w:pPr>
               <w:rPr>
-                <w:rFonts w:ascii="Arial" w:hAnsi="Arial" w:cs="Arial"/>
-              </w:rPr>
-            </w:pPr>
-            <w:proofErr w:type="spellStart"/>
-            <w:r>
-              <w:rPr>
-                <w:rFonts w:ascii="Arial" w:hAnsi="Arial" w:cs="Arial"/>
+                <w:rFonts w:ascii="Arial Narrow" w:hAnsi="Arial Narrow" w:cs="Arial"/>
+              </w:rPr>
+            </w:pPr>
+            <w:proofErr w:type="spellStart"/>
+            <w:r>
+              <w:rPr>
+                <w:rFonts w:ascii="Arial Narrow" w:hAnsi="Arial Narrow" w:cs="Arial"/>
               </w:rPr>
               <w:t>Klasifikasi</w:t>
             </w:r>
@@ -494,12 +494,12 @@
             <w:pPr>
               <w:jc w:val="center"/>
               <w:rPr>
-                <w:rFonts w:ascii="Arial" w:hAnsi="Arial" w:cs="Arial"/>
-              </w:rPr>
-            </w:pPr>
-            <w:r>
-              <w:rPr>
-                <w:rFonts w:ascii="Arial" w:hAnsi="Arial" w:cs="Arial"/>
+                <w:rFonts w:ascii="Arial Narrow" w:hAnsi="Arial Narrow" w:cs="Arial"/>
+              </w:rPr>
+            </w:pPr>
+            <w:r>
+              <w:rPr>
+                <w:rFonts w:ascii="Arial Narrow" w:hAnsi="Arial Narrow" w:cs="Arial"/>
               </w:rPr>
               <w:t>:</w:t>
             </w:r>
@@ -513,26 +513,26 @@
           <w:p>
             <w:pPr>
               <w:rPr>
-                <w:rFonts w:ascii="Arial" w:hAnsi="Arial" w:cs="Arial"/>
-              </w:rPr>
-            </w:pPr>
-            <w:r>
-              <w:rPr>
-                <w:rFonts w:ascii="Arial" w:hAnsi="Arial" w:cs="Arial"/>
+                <w:rFonts w:ascii="Arial Narrow" w:hAnsi="Arial Narrow" w:cs="Arial"/>
+              </w:rPr>
+            </w:pPr>
+            <w:r>
+              <w:rPr>
+                <w:rFonts w:ascii="Arial Narrow" w:hAnsi="Arial Narrow" w:cs="Arial"/>
               </w:rPr>
               <w:t>${</w:t>
             </w:r>
             <w:proofErr w:type="spellStart"/>
             <w:r>
               <w:rPr>
-                <w:rFonts w:ascii="Arial" w:hAnsi="Arial" w:cs="Arial"/>
+                <w:rFonts w:ascii="Arial Narrow" w:hAnsi="Arial Narrow" w:cs="Arial"/>
               </w:rPr>
               <w:t>documentClassificationName</w:t>
             </w:r>
             <w:proofErr w:type="spellEnd"/>
             <w:r>
               <w:rPr>
-                <w:rFonts w:ascii="Arial" w:hAnsi="Arial" w:cs="Arial"/>
+                <w:rFonts w:ascii="Arial Narrow" w:hAnsi="Arial Narrow" w:cs="Arial"/>
               </w:rPr>
               <w:t>}</w:t>
             </w:r>
@@ -548,12 +548,12 @@
           <w:p>
             <w:pPr>
               <w:rPr>
-                <w:rFonts w:ascii="Arial" w:hAnsi="Arial" w:cs="Arial"/>
-              </w:rPr>
-            </w:pPr>
-            <w:r>
-              <w:rPr>
-                <w:rFonts w:ascii="Arial" w:hAnsi="Arial" w:cs="Arial"/>
+                <w:rFonts w:ascii="Arial Narrow" w:hAnsi="Arial Narrow" w:cs="Arial"/>
+              </w:rPr>
+            </w:pPr>
+            <w:r>
+              <w:rPr>
+                <w:rFonts w:ascii="Arial Narrow" w:hAnsi="Arial Narrow" w:cs="Arial"/>
               </w:rPr>
               <w:t>Lampiran</w:t>
             </w:r>
@@ -567,12 +567,12 @@
             <w:pPr>
               <w:jc w:val="center"/>
               <w:rPr>
-                <w:rFonts w:ascii="Arial" w:hAnsi="Arial" w:cs="Arial"/>
-              </w:rPr>
-            </w:pPr>
-            <w:r>
-              <w:rPr>
-                <w:rFonts w:ascii="Arial" w:hAnsi="Arial" w:cs="Arial"/>
+                <w:rFonts w:ascii="Arial Narrow" w:hAnsi="Arial Narrow" w:cs="Arial"/>
+              </w:rPr>
+            </w:pPr>
+            <w:r>
+              <w:rPr>
+                <w:rFonts w:ascii="Arial Narrow" w:hAnsi="Arial Narrow" w:cs="Arial"/>
               </w:rPr>
               <w:t>:</w:t>
             </w:r>
@@ -586,12 +586,12 @@
           <w:p>
             <w:pPr>
               <w:rPr>
-                <w:rFonts w:ascii="Arial" w:hAnsi="Arial" w:cs="Arial"/>
-              </w:rPr>
-            </w:pPr>
-            <w:r>
-              <w:rPr>
-                <w:rFonts w:ascii="Arial" w:hAnsi="Arial" w:cs="Arial"/>
+                <w:rFonts w:ascii="Arial Narrow" w:hAnsi="Arial Narrow" w:cs="Arial"/>
+              </w:rPr>
+            </w:pPr>
+            <w:r>
+              <w:rPr>
+                <w:rFonts w:ascii="Arial Narrow" w:hAnsi="Arial Narrow" w:cs="Arial"/>
               </w:rPr>
               <w:t>${appendix}</w:t>
             </w:r>
@@ -607,12 +607,12 @@
           <w:p>
             <w:pPr>
               <w:rPr>
-                <w:rFonts w:ascii="Arial" w:hAnsi="Arial" w:cs="Arial"/>
-              </w:rPr>
-            </w:pPr>
-            <w:r>
-              <w:rPr>
-                <w:rFonts w:ascii="Arial" w:hAnsi="Arial" w:cs="Arial"/>
+                <w:rFonts w:ascii="Arial Narrow" w:hAnsi="Arial Narrow" w:cs="Arial"/>
+              </w:rPr>
+            </w:pPr>
+            <w:r>
+              <w:rPr>
+                <w:rFonts w:ascii="Arial Narrow" w:hAnsi="Arial Narrow" w:cs="Arial"/>
               </w:rPr>
               <w:t>Perihal</w:t>
             </w:r>
@@ -626,12 +626,12 @@
             <w:pPr>
               <w:jc w:val="center"/>
               <w:rPr>
-                <w:rFonts w:ascii="Arial" w:hAnsi="Arial" w:cs="Arial"/>
-              </w:rPr>
-            </w:pPr>
-            <w:r>
-              <w:rPr>
-                <w:rFonts w:ascii="Arial" w:hAnsi="Arial" w:cs="Arial"/>
+                <w:rFonts w:ascii="Arial Narrow" w:hAnsi="Arial Narrow" w:cs="Arial"/>
+              </w:rPr>
+            </w:pPr>
+            <w:r>
+              <w:rPr>
+                <w:rFonts w:ascii="Arial Narrow" w:hAnsi="Arial Narrow" w:cs="Arial"/>
               </w:rPr>
               <w:t>:</w:t>
             </w:r>
@@ -644,14 +644,14 @@
           <w:p>
             <w:pPr>
               <w:rPr>
-                <w:rFonts w:ascii="Arial" w:hAnsi="Arial" w:cs="Arial"/>
+                <w:rFonts w:ascii="Arial Narrow" w:hAnsi="Arial Narrow" w:cs="Arial"/>
                 <w:u w:val="single"/>
               </w:rPr>
             </w:pPr>
             <w:proofErr w:type="spellStart"/>
             <w:r>
               <w:rPr>
-                <w:rFonts w:ascii="Arial" w:hAnsi="Arial" w:cs="Arial"/>
+                <w:rFonts w:ascii="Arial Narrow" w:hAnsi="Arial Narrow" w:cs="Arial"/>
                 <w:u w:val="single"/>
               </w:rPr>
               <w:t>pemberitahuan</w:t>
@@ -659,7 +659,7 @@
             <w:proofErr w:type="spellEnd"/>
             <w:r>
               <w:rPr>
-                <w:rFonts w:ascii="Arial" w:hAnsi="Arial" w:cs="Arial"/>
+                <w:rFonts w:ascii="Arial Narrow" w:hAnsi="Arial Narrow" w:cs="Arial"/>
                 <w:u w:val="single"/>
               </w:rPr>
               <w:t xml:space="preserve"> </w:t>
@@ -667,7 +667,7 @@
             <w:proofErr w:type="spellStart"/>
             <w:r>
               <w:rPr>
-                <w:rFonts w:ascii="Arial" w:hAnsi="Arial" w:cs="Arial"/>
+                <w:rFonts w:ascii="Arial Narrow" w:hAnsi="Arial Narrow" w:cs="Arial"/>
                 <w:u w:val="single"/>
               </w:rPr>
               <w:t>penghentian</w:t>
@@ -675,7 +675,7 @@
             <w:proofErr w:type="spellEnd"/>
             <w:r>
               <w:rPr>
-                <w:rFonts w:ascii="Arial" w:hAnsi="Arial" w:cs="Arial"/>
+                <w:rFonts w:ascii="Arial Narrow" w:hAnsi="Arial Narrow" w:cs="Arial"/>
                 <w:u w:val="single"/>
               </w:rPr>
               <w:t xml:space="preserve"> </w:t>
@@ -683,7 +683,7 @@
             <w:proofErr w:type="spellStart"/>
             <w:r>
               <w:rPr>
-                <w:rFonts w:ascii="Arial" w:hAnsi="Arial" w:cs="Arial"/>
+                <w:rFonts w:ascii="Arial Narrow" w:hAnsi="Arial Narrow" w:cs="Arial"/>
                 <w:u w:val="single"/>
               </w:rPr>
               <w:t>penyidikan</w:t>
@@ -698,7 +698,7 @@
           <w:p>
             <w:pPr>
               <w:rPr>
-                <w:rFonts w:ascii="Arial" w:hAnsi="Arial" w:cs="Arial"/>
+                <w:rFonts w:ascii="Arial Narrow" w:hAnsi="Arial Narrow" w:cs="Arial"/>
                 <w:u w:val="single"/>
               </w:rPr>
             </w:pPr>
@@ -712,7 +712,7 @@
             <w:pPr>
               <w:jc w:val="both"/>
               <w:rPr>
-                <w:rFonts w:ascii="Arial" w:hAnsi="Arial" w:cs="Arial"/>
+                <w:rFonts w:ascii="Arial Narrow" w:hAnsi="Arial Narrow" w:cs="Arial"/>
                 <w:u w:val="single"/>
               </w:rPr>
             </w:pPr>
@@ -726,13 +726,13 @@
             <w:pPr>
               <w:jc w:val="both"/>
               <w:rPr>
-                <w:rFonts w:ascii="Arial" w:hAnsi="Arial" w:cs="Arial"/>
-              </w:rPr>
-            </w:pPr>
-            <w:proofErr w:type="spellStart"/>
-            <w:r>
-              <w:rPr>
-                <w:rFonts w:ascii="Arial" w:hAnsi="Arial" w:cs="Arial"/>
+                <w:rFonts w:ascii="Arial Narrow" w:hAnsi="Arial Narrow" w:cs="Arial"/>
+              </w:rPr>
+            </w:pPr>
+            <w:proofErr w:type="spellStart"/>
+            <w:r>
+              <w:rPr>
+                <w:rFonts w:ascii="Arial Narrow" w:hAnsi="Arial Narrow" w:cs="Arial"/>
               </w:rPr>
               <w:t>Kepada</w:t>
             </w:r>
@@ -749,7 +749,7 @@
           <w:p>
             <w:pPr>
               <w:rPr>
-                <w:rFonts w:ascii="Arial" w:hAnsi="Arial" w:cs="Arial"/>
+                <w:rFonts w:ascii="Arial Narrow" w:hAnsi="Arial Narrow" w:cs="Arial"/>
               </w:rPr>
             </w:pPr>
           </w:p>
@@ -762,7 +762,7 @@
             <w:pPr>
               <w:jc w:val="center"/>
               <w:rPr>
-                <w:rFonts w:ascii="Arial" w:hAnsi="Arial" w:cs="Arial"/>
+                <w:rFonts w:ascii="Arial Narrow" w:hAnsi="Arial Narrow" w:cs="Arial"/>
               </w:rPr>
             </w:pPr>
           </w:p>
@@ -774,7 +774,7 @@
           <w:p>
             <w:pPr>
               <w:rPr>
-                <w:rFonts w:ascii="Arial" w:hAnsi="Arial" w:cs="Arial"/>
+                <w:rFonts w:ascii="Arial Narrow" w:hAnsi="Arial Narrow" w:cs="Arial"/>
                 <w:u w:val="single"/>
               </w:rPr>
             </w:pPr>
@@ -787,7 +787,7 @@
           <w:p>
             <w:pPr>
               <w:rPr>
-                <w:rFonts w:ascii="Arial" w:hAnsi="Arial" w:cs="Arial"/>
+                <w:rFonts w:ascii="Arial Narrow" w:hAnsi="Arial Narrow" w:cs="Arial"/>
                 <w:u w:val="single"/>
               </w:rPr>
             </w:pPr>
@@ -801,7 +801,7 @@
             <w:pPr>
               <w:jc w:val="both"/>
               <w:rPr>
-                <w:rFonts w:ascii="Arial" w:hAnsi="Arial" w:cs="Arial"/>
+                <w:rFonts w:ascii="Arial Narrow" w:hAnsi="Arial Narrow" w:cs="Arial"/>
                 <w:u w:val="single"/>
               </w:rPr>
             </w:pPr>
@@ -815,7 +815,7 @@
             <w:pPr>
               <w:jc w:val="both"/>
               <w:rPr>
-                <w:rFonts w:ascii="Arial" w:hAnsi="Arial" w:cs="Arial"/>
+                <w:rFonts w:ascii="Arial Narrow" w:hAnsi="Arial Narrow" w:cs="Arial"/>
                 <w:u w:val="single"/>
               </w:rPr>
             </w:pPr>
@@ -831,7 +831,7 @@
           <w:p>
             <w:pPr>
               <w:rPr>
-                <w:rFonts w:ascii="Arial" w:hAnsi="Arial" w:cs="Arial"/>
+                <w:rFonts w:ascii="Arial Narrow" w:hAnsi="Arial Narrow" w:cs="Arial"/>
               </w:rPr>
             </w:pPr>
           </w:p>
@@ -844,7 +844,7 @@
             <w:pPr>
               <w:jc w:val="center"/>
               <w:rPr>
-                <w:rFonts w:ascii="Arial" w:hAnsi="Arial" w:cs="Arial"/>
+                <w:rFonts w:ascii="Arial Narrow" w:hAnsi="Arial Narrow" w:cs="Arial"/>
               </w:rPr>
             </w:pPr>
           </w:p>
@@ -856,7 +856,7 @@
           <w:p>
             <w:pPr>
               <w:rPr>
-                <w:rFonts w:ascii="Arial" w:hAnsi="Arial" w:cs="Arial"/>
+                <w:rFonts w:ascii="Arial Narrow" w:hAnsi="Arial Narrow" w:cs="Arial"/>
                 <w:u w:val="single"/>
               </w:rPr>
             </w:pPr>
@@ -869,7 +869,7 @@
           <w:p>
             <w:pPr>
               <w:rPr>
-                <w:rFonts w:ascii="Arial" w:hAnsi="Arial" w:cs="Arial"/>
+                <w:rFonts w:ascii="Arial Narrow" w:hAnsi="Arial Narrow" w:cs="Arial"/>
                 <w:u w:val="single"/>
               </w:rPr>
             </w:pPr>
@@ -883,20 +883,20 @@
             <w:pPr>
               <w:jc w:val="both"/>
               <w:rPr>
-                <w:rFonts w:ascii="Arial" w:hAnsi="Arial" w:cs="Arial"/>
-              </w:rPr>
-            </w:pPr>
-            <w:proofErr w:type="spellStart"/>
-            <w:r>
-              <w:rPr>
-                <w:rFonts w:ascii="Arial" w:hAnsi="Arial" w:cs="Arial"/>
+                <w:rFonts w:ascii="Arial Narrow" w:hAnsi="Arial Narrow" w:cs="Arial"/>
+              </w:rPr>
+            </w:pPr>
+            <w:proofErr w:type="spellStart"/>
+            <w:r>
+              <w:rPr>
+                <w:rFonts w:ascii="Arial Narrow" w:hAnsi="Arial Narrow" w:cs="Arial"/>
               </w:rPr>
               <w:t>Yth</w:t>
             </w:r>
             <w:proofErr w:type="spellEnd"/>
             <w:r>
               <w:rPr>
-                <w:rFonts w:ascii="Arial" w:hAnsi="Arial" w:cs="Arial"/>
+                <w:rFonts w:ascii="Arial Narrow" w:hAnsi="Arial Narrow" w:cs="Arial"/>
               </w:rPr>
               <w:t>.</w:t>
             </w:r>
@@ -910,46 +910,46 @@
             <w:pPr>
               <w:jc w:val="both"/>
               <w:rPr>
-                <w:rFonts w:ascii="Arial" w:hAnsi="Arial" w:cs="Arial"/>
-              </w:rPr>
-            </w:pPr>
-            <w:proofErr w:type="spellStart"/>
-            <w:r>
-              <w:rPr>
-                <w:rFonts w:ascii="Arial" w:hAnsi="Arial" w:cs="Arial"/>
+                <w:rFonts w:ascii="Arial Narrow" w:hAnsi="Arial Narrow" w:cs="Arial"/>
+              </w:rPr>
+            </w:pPr>
+            <w:proofErr w:type="spellStart"/>
+            <w:r>
+              <w:rPr>
+                <w:rFonts w:ascii="Arial Narrow" w:hAnsi="Arial Narrow" w:cs="Arial"/>
               </w:rPr>
               <w:t>K</w:t>
             </w:r>
             <w:r>
               <w:rPr>
-                <w:rFonts w:ascii="Arial" w:hAnsi="Arial" w:cs="Arial"/>
+                <w:rFonts w:ascii="Arial Narrow" w:hAnsi="Arial Narrow" w:cs="Arial"/>
               </w:rPr>
               <w:t>epala</w:t>
             </w:r>
             <w:proofErr w:type="spellEnd"/>
             <w:r>
               <w:rPr>
-                <w:rFonts w:ascii="Arial" w:hAnsi="Arial" w:cs="Arial"/>
+                <w:rFonts w:ascii="Arial Narrow" w:hAnsi="Arial Narrow" w:cs="Arial"/>
               </w:rPr>
               <w:t xml:space="preserve"> </w:t>
             </w:r>
             <w:r>
               <w:rPr>
-                <w:rFonts w:ascii="Arial" w:hAnsi="Arial" w:cs="Arial"/>
+                <w:rFonts w:ascii="Arial Narrow" w:hAnsi="Arial Narrow" w:cs="Arial"/>
               </w:rPr>
               <w:t>${</w:t>
             </w:r>
             <w:proofErr w:type="spellStart"/>
             <w:r>
               <w:rPr>
-                <w:rFonts w:ascii="Arial" w:hAnsi="Arial" w:cs="Arial"/>
+                <w:rFonts w:ascii="Arial Narrow" w:hAnsi="Arial Narrow" w:cs="Arial"/>
               </w:rPr>
               <w:t>prosecutorName</w:t>
             </w:r>
             <w:proofErr w:type="spellEnd"/>
             <w:r>
               <w:rPr>
-                <w:rFonts w:ascii="Arial" w:hAnsi="Arial" w:cs="Arial"/>
+                <w:rFonts w:ascii="Arial Narrow" w:hAnsi="Arial Narrow" w:cs="Arial"/>
               </w:rPr>
               <w:t>}</w:t>
             </w:r>
@@ -965,7 +965,7 @@
           <w:p>
             <w:pPr>
               <w:rPr>
-                <w:rFonts w:ascii="Arial" w:hAnsi="Arial" w:cs="Arial"/>
+                <w:rFonts w:ascii="Arial Narrow" w:hAnsi="Arial Narrow" w:cs="Arial"/>
               </w:rPr>
             </w:pPr>
           </w:p>
@@ -978,7 +978,7 @@
             <w:pPr>
               <w:jc w:val="center"/>
               <w:rPr>
-                <w:rFonts w:ascii="Arial" w:hAnsi="Arial" w:cs="Arial"/>
+                <w:rFonts w:ascii="Arial Narrow" w:hAnsi="Arial Narrow" w:cs="Arial"/>
               </w:rPr>
             </w:pPr>
           </w:p>
@@ -990,7 +990,7 @@
           <w:p>
             <w:pPr>
               <w:rPr>
-                <w:rFonts w:ascii="Arial" w:hAnsi="Arial" w:cs="Arial"/>
+                <w:rFonts w:ascii="Arial Narrow" w:hAnsi="Arial Narrow" w:cs="Arial"/>
                 <w:u w:val="single"/>
               </w:rPr>
             </w:pPr>
@@ -1003,7 +1003,7 @@
           <w:p>
             <w:pPr>
               <w:rPr>
-                <w:rFonts w:ascii="Arial" w:hAnsi="Arial" w:cs="Arial"/>
+                <w:rFonts w:ascii="Arial Narrow" w:hAnsi="Arial Narrow" w:cs="Arial"/>
                 <w:u w:val="single"/>
               </w:rPr>
             </w:pPr>
@@ -1017,7 +1017,7 @@
             <w:pPr>
               <w:jc w:val="both"/>
               <w:rPr>
-                <w:rFonts w:ascii="Arial" w:hAnsi="Arial" w:cs="Arial"/>
+                <w:rFonts w:ascii="Arial Narrow" w:hAnsi="Arial Narrow" w:cs="Arial"/>
                 <w:u w:val="single"/>
               </w:rPr>
             </w:pPr>
@@ -1031,7 +1031,7 @@
             <w:pPr>
               <w:jc w:val="both"/>
               <w:rPr>
-                <w:rFonts w:ascii="Arial" w:hAnsi="Arial" w:cs="Arial"/>
+                <w:rFonts w:ascii="Arial Narrow" w:hAnsi="Arial Narrow" w:cs="Arial"/>
                 <w:u w:val="single"/>
               </w:rPr>
             </w:pPr>
@@ -1047,7 +1047,7 @@
           <w:p>
             <w:pPr>
               <w:rPr>
-                <w:rFonts w:ascii="Arial" w:hAnsi="Arial" w:cs="Arial"/>
+                <w:rFonts w:ascii="Arial Narrow" w:hAnsi="Arial Narrow" w:cs="Arial"/>
               </w:rPr>
             </w:pPr>
           </w:p>
@@ -1060,7 +1060,7 @@
             <w:pPr>
               <w:jc w:val="center"/>
               <w:rPr>
-                <w:rFonts w:ascii="Arial" w:hAnsi="Arial" w:cs="Arial"/>
+                <w:rFonts w:ascii="Arial Narrow" w:hAnsi="Arial Narrow" w:cs="Arial"/>
               </w:rPr>
             </w:pPr>
           </w:p>
@@ -1072,7 +1072,7 @@
           <w:p>
             <w:pPr>
               <w:rPr>
-                <w:rFonts w:ascii="Arial" w:hAnsi="Arial" w:cs="Arial"/>
+                <w:rFonts w:ascii="Arial Narrow" w:hAnsi="Arial Narrow" w:cs="Arial"/>
                 <w:u w:val="single"/>
               </w:rPr>
             </w:pPr>
@@ -1085,7 +1085,7 @@
           <w:p>
             <w:pPr>
               <w:rPr>
-                <w:rFonts w:ascii="Arial" w:hAnsi="Arial" w:cs="Arial"/>
+                <w:rFonts w:ascii="Arial Narrow" w:hAnsi="Arial Narrow" w:cs="Arial"/>
                 <w:u w:val="single"/>
               </w:rPr>
             </w:pPr>
@@ -1099,7 +1099,7 @@
             <w:pPr>
               <w:jc w:val="both"/>
               <w:rPr>
-                <w:rFonts w:ascii="Arial" w:hAnsi="Arial" w:cs="Arial"/>
+                <w:rFonts w:ascii="Arial Narrow" w:hAnsi="Arial Narrow" w:cs="Arial"/>
               </w:rPr>
             </w:pPr>
           </w:p>
@@ -1112,12 +1112,12 @@
             <w:pPr>
               <w:jc w:val="both"/>
               <w:rPr>
-                <w:rFonts w:ascii="Arial" w:hAnsi="Arial" w:cs="Arial"/>
-              </w:rPr>
-            </w:pPr>
-            <w:r>
-              <w:rPr>
-                <w:rFonts w:ascii="Arial" w:hAnsi="Arial" w:cs="Arial"/>
+                <w:rFonts w:ascii="Arial Narrow" w:hAnsi="Arial Narrow" w:cs="Arial"/>
+              </w:rPr>
+            </w:pPr>
+            <w:r>
+              <w:rPr>
+                <w:rFonts w:ascii="Arial Narrow" w:hAnsi="Arial Narrow" w:cs="Arial"/>
               </w:rPr>
               <w:t>di</w:t>
             </w:r>
@@ -1133,7 +1133,7 @@
           <w:p>
             <w:pPr>
               <w:rPr>
-                <w:rFonts w:ascii="Arial" w:hAnsi="Arial" w:cs="Arial"/>
+                <w:rFonts w:ascii="Arial Narrow" w:hAnsi="Arial Narrow" w:cs="Arial"/>
               </w:rPr>
             </w:pPr>
           </w:p>
@@ -1146,7 +1146,7 @@
             <w:pPr>
               <w:jc w:val="center"/>
               <w:rPr>
-                <w:rFonts w:ascii="Arial" w:hAnsi="Arial" w:cs="Arial"/>
+                <w:rFonts w:ascii="Arial Narrow" w:hAnsi="Arial Narrow" w:cs="Arial"/>
               </w:rPr>
             </w:pPr>
           </w:p>
@@ -1158,7 +1158,7 @@
           <w:p>
             <w:pPr>
               <w:rPr>
-                <w:rFonts w:ascii="Arial" w:hAnsi="Arial" w:cs="Arial"/>
+                <w:rFonts w:ascii="Arial Narrow" w:hAnsi="Arial Narrow" w:cs="Arial"/>
                 <w:u w:val="single"/>
               </w:rPr>
             </w:pPr>
@@ -1171,7 +1171,7 @@
           <w:p>
             <w:pPr>
               <w:rPr>
-                <w:rFonts w:ascii="Arial" w:hAnsi="Arial" w:cs="Arial"/>
+                <w:rFonts w:ascii="Arial Narrow" w:hAnsi="Arial Narrow" w:cs="Arial"/>
                 <w:u w:val="single"/>
               </w:rPr>
             </w:pPr>
@@ -1185,7 +1185,7 @@
             <w:pPr>
               <w:jc w:val="both"/>
               <w:rPr>
-                <w:rFonts w:ascii="Arial" w:hAnsi="Arial" w:cs="Arial"/>
+                <w:rFonts w:ascii="Arial Narrow" w:hAnsi="Arial Narrow" w:cs="Arial"/>
                 <w:u w:val="single"/>
               </w:rPr>
             </w:pPr>
@@ -1199,7 +1199,7 @@
             <w:pPr>
               <w:jc w:val="both"/>
               <w:rPr>
-                <w:rFonts w:ascii="Arial" w:hAnsi="Arial" w:cs="Arial"/>
+                <w:rFonts w:ascii="Arial Narrow" w:hAnsi="Arial Narrow" w:cs="Arial"/>
                 <w:u w:val="single"/>
               </w:rPr>
             </w:pPr>
@@ -1215,7 +1215,7 @@
           <w:p>
             <w:pPr>
               <w:rPr>
-                <w:rFonts w:ascii="Arial" w:hAnsi="Arial" w:cs="Arial"/>
+                <w:rFonts w:ascii="Arial Narrow" w:hAnsi="Arial Narrow" w:cs="Arial"/>
               </w:rPr>
             </w:pPr>
           </w:p>
@@ -1228,7 +1228,7 @@
             <w:pPr>
               <w:jc w:val="center"/>
               <w:rPr>
-                <w:rFonts w:ascii="Arial" w:hAnsi="Arial" w:cs="Arial"/>
+                <w:rFonts w:ascii="Arial Narrow" w:hAnsi="Arial Narrow" w:cs="Arial"/>
               </w:rPr>
             </w:pPr>
           </w:p>
@@ -1240,7 +1240,7 @@
           <w:p>
             <w:pPr>
               <w:rPr>
-                <w:rFonts w:ascii="Arial" w:hAnsi="Arial" w:cs="Arial"/>
+                <w:rFonts w:ascii="Arial Narrow" w:hAnsi="Arial Narrow" w:cs="Arial"/>
                 <w:u w:val="single"/>
               </w:rPr>
             </w:pPr>
@@ -1253,7 +1253,7 @@
           <w:p>
             <w:pPr>
               <w:rPr>
-                <w:rFonts w:ascii="Arial" w:hAnsi="Arial" w:cs="Arial"/>
+                <w:rFonts w:ascii="Arial Narrow" w:hAnsi="Arial Narrow" w:cs="Arial"/>
                 <w:u w:val="single"/>
               </w:rPr>
             </w:pPr>
@@ -1267,7 +1267,7 @@
             <w:pPr>
               <w:jc w:val="both"/>
               <w:rPr>
-                <w:rFonts w:ascii="Arial" w:hAnsi="Arial" w:cs="Arial"/>
+                <w:rFonts w:ascii="Arial Narrow" w:hAnsi="Arial Narrow" w:cs="Arial"/>
                 <w:u w:val="single"/>
               </w:rPr>
             </w:pPr>
@@ -1281,13 +1281,13 @@
             <w:pPr>
               <w:jc w:val="both"/>
               <w:rPr>
-                <w:rFonts w:ascii="Arial" w:hAnsi="Arial" w:cs="Arial"/>
+                <w:rFonts w:ascii="Arial Narrow" w:hAnsi="Arial Narrow" w:cs="Arial"/>
                 <w:u w:val="single"/>
               </w:rPr>
             </w:pPr>
             <w:r>
               <w:rPr>
-                <w:rFonts w:ascii="Arial" w:hAnsi="Arial" w:cs="Arial"/>
+                <w:rFonts w:ascii="Arial Narrow" w:hAnsi="Arial Narrow" w:cs="Arial"/>
                 <w:u w:val="single"/>
               </w:rPr>
               <w:t>${</w:t>
@@ -1295,7 +1295,7 @@
             <w:proofErr w:type="spellStart"/>
             <w:r>
               <w:rPr>
-                <w:rFonts w:ascii="Arial" w:hAnsi="Arial" w:cs="Arial"/>
+                <w:rFonts w:ascii="Arial Narrow" w:hAnsi="Arial Narrow" w:cs="Arial"/>
                 <w:u w:val="single"/>
               </w:rPr>
               <w:t>prosecutorLocation</w:t>
@@ -1303,7 +1303,7 @@
             <w:proofErr w:type="spellEnd"/>
             <w:r>
               <w:rPr>
-                <w:rFonts w:ascii="Arial" w:hAnsi="Arial" w:cs="Arial"/>
+                <w:rFonts w:ascii="Arial Narrow" w:hAnsi="Arial Narrow" w:cs="Arial"/>
                 <w:u w:val="single"/>
               </w:rPr>
               <w:t>}</w:t>
@@ -1320,14 +1320,14 @@
             <w:pPr>
               <w:jc w:val="both"/>
               <w:rPr>
-                <w:rFonts w:ascii="Arial" w:eastAsia="Times New Roman" w:hAnsi="Arial" w:cs="Arial"/>
-                <w:shd w:val="clear" w:color="auto" w:fill="FFFFFF"/>
-                <w:lang w:eastAsia="en-ID"/>
-              </w:rPr>
-            </w:pPr>
-            <w:r>
-              <w:rPr>
-                <w:rFonts w:ascii="Arial" w:eastAsia="Times New Roman" w:hAnsi="Arial" w:cs="Arial"/>
+                <w:rFonts w:ascii="Arial Narrow" w:eastAsia="Times New Roman" w:hAnsi="Arial Narrow" w:cs="Arial"/>
+                <w:shd w:val="clear" w:color="auto" w:fill="FFFFFF"/>
+                <w:lang w:eastAsia="en-ID"/>
+              </w:rPr>
+            </w:pPr>
+            <w:r>
+              <w:rPr>
+                <w:rFonts w:ascii="Arial Narrow" w:eastAsia="Times New Roman" w:hAnsi="Arial Narrow" w:cs="Arial"/>
                 <w:shd w:val="clear" w:color="auto" w:fill="FFFFFF"/>
                 <w:lang w:eastAsia="en-ID"/>
               </w:rPr>
@@ -1344,7 +1344,7 @@
             <w:pPr>
               <w:jc w:val="both"/>
               <w:rPr>
-                <w:rFonts w:ascii="Arial" w:eastAsia="Times New Roman" w:hAnsi="Arial" w:cs="Arial"/>
+                <w:rFonts w:ascii="Arial Narrow" w:eastAsia="Times New Roman" w:hAnsi="Arial Narrow" w:cs="Arial"/>
                 <w:shd w:val="clear" w:color="auto" w:fill="FFFFFF"/>
                 <w:lang w:eastAsia="en-ID"/>
               </w:rPr>
@@ -1353,7 +1353,7 @@
             <w:proofErr w:type="gramStart"/>
             <w:r>
               <w:rPr>
-                <w:rFonts w:ascii="Arial" w:eastAsia="Times New Roman" w:hAnsi="Arial" w:cs="Arial"/>
+                <w:rFonts w:ascii="Arial Narrow" w:eastAsia="Times New Roman" w:hAnsi="Arial Narrow" w:cs="Arial"/>
                 <w:lang w:eastAsia="en-ID"/>
               </w:rPr>
               <w:t>Rujukan</w:t>
@@ -1361,7 +1361,7 @@
             <w:proofErr w:type="spellEnd"/>
             <w:r>
               <w:rPr>
-                <w:rFonts w:ascii="Arial" w:eastAsia="Times New Roman" w:hAnsi="Arial" w:cs="Arial"/>
+                <w:rFonts w:ascii="Arial Narrow" w:eastAsia="Times New Roman" w:hAnsi="Arial Narrow" w:cs="Arial"/>
                 <w:lang w:eastAsia="en-ID"/>
               </w:rPr>
               <w:t xml:space="preserve"> :</w:t>
@@ -1379,29 +1379,29 @@
             <w:pPr>
               <w:jc w:val="both"/>
               <w:rPr>
-                <w:rFonts w:ascii="Arial" w:eastAsia="Times New Roman" w:hAnsi="Arial" w:cs="Arial"/>
-                <w:shd w:val="clear" w:color="auto" w:fill="FFFFFF"/>
-                <w:lang w:eastAsia="en-ID"/>
-              </w:rPr>
-            </w:pPr>
-          </w:p>
-        </w:tc>
-        <w:tc>
-          <w:tcPr>
-            <w:tcW w:w="467" w:type="dxa"/>
+                <w:rFonts w:ascii="Arial Narrow" w:eastAsia="Times New Roman" w:hAnsi="Arial Narrow" w:cs="Arial"/>
+                <w:shd w:val="clear" w:color="auto" w:fill="FFFFFF"/>
+                <w:lang w:eastAsia="en-ID"/>
+              </w:rPr>
+            </w:pPr>
+          </w:p>
+        </w:tc>
+        <w:tc>
+          <w:tcPr>
+            <w:tcW w:w="287" w:type="dxa"/>
           </w:tcPr>
           <w:p>
             <w:pPr>
               <w:jc w:val="both"/>
               <w:rPr>
-                <w:rFonts w:ascii="Arial" w:eastAsia="Times New Roman" w:hAnsi="Arial" w:cs="Arial"/>
-                <w:shd w:val="clear" w:color="auto" w:fill="FFFFFF"/>
-                <w:lang w:eastAsia="en-ID"/>
-              </w:rPr>
-            </w:pPr>
-            <w:r>
-              <w:rPr>
-                <w:rFonts w:ascii="Arial" w:eastAsia="Times New Roman" w:hAnsi="Arial" w:cs="Arial"/>
+                <w:rFonts w:ascii="Arial Narrow" w:eastAsia="Times New Roman" w:hAnsi="Arial Narrow" w:cs="Arial"/>
+                <w:shd w:val="clear" w:color="auto" w:fill="FFFFFF"/>
+                <w:lang w:eastAsia="en-ID"/>
+              </w:rPr>
+            </w:pPr>
+            <w:r>
+              <w:rPr>
+                <w:rFonts w:ascii="Arial Narrow" w:eastAsia="Times New Roman" w:hAnsi="Arial Narrow" w:cs="Arial"/>
                 <w:shd w:val="clear" w:color="auto" w:fill="FFFFFF"/>
                 <w:lang w:eastAsia="en-ID"/>
               </w:rPr>
@@ -1411,91 +1411,91 @@
         </w:tc>
         <w:tc>
           <w:tcPr>
-            <w:tcW w:w="8892" w:type="dxa"/>
+            <w:tcW w:w="9072" w:type="dxa"/>
             <w:gridSpan w:val="6"/>
           </w:tcPr>
           <w:p>
             <w:pPr>
               <w:jc w:val="both"/>
               <w:rPr>
-                <w:rFonts w:ascii="Arial" w:eastAsia="Times New Roman" w:hAnsi="Arial" w:cs="Arial"/>
-                <w:shd w:val="clear" w:color="auto" w:fill="FFFFFF"/>
-                <w:lang w:eastAsia="en-ID"/>
-              </w:rPr>
-            </w:pPr>
-            <w:proofErr w:type="spellStart"/>
-            <w:r>
-              <w:rPr>
-                <w:rFonts w:ascii="Arial" w:hAnsi="Arial" w:cs="Arial"/>
+                <w:rFonts w:ascii="Arial Narrow" w:eastAsia="Times New Roman" w:hAnsi="Arial Narrow" w:cs="Arial"/>
+                <w:shd w:val="clear" w:color="auto" w:fill="FFFFFF"/>
+                <w:lang w:eastAsia="en-ID"/>
+              </w:rPr>
+            </w:pPr>
+            <w:proofErr w:type="spellStart"/>
+            <w:r>
+              <w:rPr>
+                <w:rFonts w:ascii="Arial Narrow" w:hAnsi="Arial Narrow" w:cs="Arial"/>
               </w:rPr>
               <w:t>Undang-Undang</w:t>
             </w:r>
             <w:proofErr w:type="spellEnd"/>
             <w:r>
               <w:rPr>
-                <w:rFonts w:ascii="Arial" w:hAnsi="Arial" w:cs="Arial"/>
+                <w:rFonts w:ascii="Arial Narrow" w:hAnsi="Arial Narrow" w:cs="Arial"/>
               </w:rPr>
               <w:t xml:space="preserve"> </w:t>
             </w:r>
             <w:proofErr w:type="spellStart"/>
             <w:r>
               <w:rPr>
-                <w:rFonts w:ascii="Arial" w:hAnsi="Arial" w:cs="Arial"/>
+                <w:rFonts w:ascii="Arial Narrow" w:hAnsi="Arial Narrow" w:cs="Arial"/>
               </w:rPr>
               <w:t>Nomor</w:t>
             </w:r>
             <w:proofErr w:type="spellEnd"/>
             <w:r>
               <w:rPr>
-                <w:rFonts w:ascii="Arial" w:hAnsi="Arial" w:cs="Arial"/>
+                <w:rFonts w:ascii="Arial Narrow" w:hAnsi="Arial Narrow" w:cs="Arial"/>
               </w:rPr>
               <w:t xml:space="preserve"> 2 </w:t>
             </w:r>
             <w:proofErr w:type="spellStart"/>
             <w:r>
               <w:rPr>
-                <w:rFonts w:ascii="Arial" w:hAnsi="Arial" w:cs="Arial"/>
+                <w:rFonts w:ascii="Arial Narrow" w:hAnsi="Arial Narrow" w:cs="Arial"/>
               </w:rPr>
               <w:t>Tahun</w:t>
             </w:r>
             <w:proofErr w:type="spellEnd"/>
             <w:r>
               <w:rPr>
-                <w:rFonts w:ascii="Arial" w:hAnsi="Arial" w:cs="Arial"/>
+                <w:rFonts w:ascii="Arial Narrow" w:hAnsi="Arial Narrow" w:cs="Arial"/>
               </w:rPr>
               <w:t xml:space="preserve"> 2002, </w:t>
             </w:r>
             <w:proofErr w:type="spellStart"/>
             <w:r>
               <w:rPr>
-                <w:rFonts w:ascii="Arial" w:hAnsi="Arial" w:cs="Arial"/>
+                <w:rFonts w:ascii="Arial Narrow" w:hAnsi="Arial Narrow" w:cs="Arial"/>
               </w:rPr>
               <w:t>Tentang</w:t>
             </w:r>
             <w:proofErr w:type="spellEnd"/>
             <w:r>
               <w:rPr>
-                <w:rFonts w:ascii="Arial" w:hAnsi="Arial" w:cs="Arial"/>
+                <w:rFonts w:ascii="Arial Narrow" w:hAnsi="Arial Narrow" w:cs="Arial"/>
               </w:rPr>
               <w:t xml:space="preserve"> </w:t>
             </w:r>
             <w:proofErr w:type="spellStart"/>
             <w:r>
               <w:rPr>
-                <w:rFonts w:ascii="Arial" w:hAnsi="Arial" w:cs="Arial"/>
+                <w:rFonts w:ascii="Arial Narrow" w:hAnsi="Arial Narrow" w:cs="Arial"/>
               </w:rPr>
               <w:t>Kepolisian</w:t>
             </w:r>
             <w:proofErr w:type="spellEnd"/>
             <w:r>
               <w:rPr>
-                <w:rFonts w:ascii="Arial" w:hAnsi="Arial" w:cs="Arial"/>
+                <w:rFonts w:ascii="Arial Narrow" w:hAnsi="Arial Narrow" w:cs="Arial"/>
               </w:rPr>
               <w:t xml:space="preserve"> Negara Republik Indonesia</w:t>
             </w:r>
             <w:r>
               <w:rPr>
-                <w:rFonts w:ascii="Arial" w:hAnsi="Arial" w:cs="Arial"/>
+                <w:rFonts w:ascii="Arial Narrow" w:hAnsi="Arial Narrow" w:cs="Arial"/>
               </w:rPr>
               <w:t>;</w:t>
             </w:r>
@@ -1511,29 +1511,29 @@
             <w:pPr>
               <w:jc w:val="both"/>
               <w:rPr>
-                <w:rFonts w:ascii="Arial" w:eastAsia="Times New Roman" w:hAnsi="Arial" w:cs="Arial"/>
-                <w:shd w:val="clear" w:color="auto" w:fill="FFFFFF"/>
-                <w:lang w:eastAsia="en-ID"/>
-              </w:rPr>
-            </w:pPr>
-          </w:p>
-        </w:tc>
-        <w:tc>
-          <w:tcPr>
-            <w:tcW w:w="467" w:type="dxa"/>
+                <w:rFonts w:ascii="Arial Narrow" w:eastAsia="Times New Roman" w:hAnsi="Arial Narrow" w:cs="Arial"/>
+                <w:shd w:val="clear" w:color="auto" w:fill="FFFFFF"/>
+                <w:lang w:eastAsia="en-ID"/>
+              </w:rPr>
+            </w:pPr>
+          </w:p>
+        </w:tc>
+        <w:tc>
+          <w:tcPr>
+            <w:tcW w:w="287" w:type="dxa"/>
           </w:tcPr>
           <w:p>
             <w:pPr>
               <w:jc w:val="both"/>
               <w:rPr>
-                <w:rFonts w:ascii="Arial" w:eastAsia="Times New Roman" w:hAnsi="Arial" w:cs="Arial"/>
-                <w:shd w:val="clear" w:color="auto" w:fill="FFFFFF"/>
-                <w:lang w:eastAsia="en-ID"/>
-              </w:rPr>
-            </w:pPr>
-            <w:r>
-              <w:rPr>
-                <w:rFonts w:ascii="Arial" w:eastAsia="Times New Roman" w:hAnsi="Arial" w:cs="Arial"/>
+                <w:rFonts w:ascii="Arial Narrow" w:eastAsia="Times New Roman" w:hAnsi="Arial Narrow" w:cs="Arial"/>
+                <w:shd w:val="clear" w:color="auto" w:fill="FFFFFF"/>
+                <w:lang w:eastAsia="en-ID"/>
+              </w:rPr>
+            </w:pPr>
+            <w:r>
+              <w:rPr>
+                <w:rFonts w:ascii="Arial Narrow" w:eastAsia="Times New Roman" w:hAnsi="Arial Narrow" w:cs="Arial"/>
                 <w:shd w:val="clear" w:color="auto" w:fill="FFFFFF"/>
                 <w:lang w:eastAsia="en-ID"/>
               </w:rPr>
@@ -1543,47 +1543,47 @@
         </w:tc>
         <w:tc>
           <w:tcPr>
-            <w:tcW w:w="8892" w:type="dxa"/>
+            <w:tcW w:w="9072" w:type="dxa"/>
             <w:gridSpan w:val="6"/>
           </w:tcPr>
           <w:p>
             <w:pPr>
               <w:jc w:val="both"/>
               <w:rPr>
-                <w:rFonts w:ascii="Arial" w:hAnsi="Arial" w:cs="Arial"/>
-              </w:rPr>
-            </w:pPr>
-            <w:r>
-              <w:rPr>
-                <w:rFonts w:ascii="Arial" w:hAnsi="Arial" w:cs="Arial"/>
+                <w:rFonts w:ascii="Arial Narrow" w:hAnsi="Arial Narrow" w:cs="Arial"/>
+              </w:rPr>
+            </w:pPr>
+            <w:r>
+              <w:rPr>
+                <w:rFonts w:ascii="Arial Narrow" w:hAnsi="Arial Narrow" w:cs="Arial"/>
               </w:rPr>
               <w:t xml:space="preserve">Pasal 3 dan Pasal 618 </w:t>
             </w:r>
             <w:proofErr w:type="spellStart"/>
             <w:r>
               <w:rPr>
-                <w:rFonts w:ascii="Arial" w:hAnsi="Arial" w:cs="Arial"/>
+                <w:rFonts w:ascii="Arial Narrow" w:hAnsi="Arial Narrow" w:cs="Arial"/>
               </w:rPr>
               <w:t>Undang-</w:t>
             </w:r>
             <w:proofErr w:type="gramStart"/>
             <w:r>
               <w:rPr>
-                <w:rFonts w:ascii="Arial" w:hAnsi="Arial" w:cs="Arial"/>
+                <w:rFonts w:ascii="Arial Narrow" w:hAnsi="Arial Narrow" w:cs="Arial"/>
               </w:rPr>
               <w:t>Undang</w:t>
             </w:r>
             <w:proofErr w:type="spellEnd"/>
             <w:r>
               <w:rPr>
-                <w:rFonts w:ascii="Arial" w:hAnsi="Arial" w:cs="Arial"/>
+                <w:rFonts w:ascii="Arial Narrow" w:hAnsi="Arial Narrow" w:cs="Arial"/>
               </w:rPr>
               <w:t xml:space="preserve">  </w:t>
             </w:r>
             <w:proofErr w:type="spellStart"/>
             <w:r>
               <w:rPr>
-                <w:rFonts w:ascii="Arial" w:hAnsi="Arial" w:cs="Arial"/>
+                <w:rFonts w:ascii="Arial Narrow" w:hAnsi="Arial Narrow" w:cs="Arial"/>
               </w:rPr>
               <w:t>Nomor</w:t>
             </w:r>
@@ -1591,63 +1591,63 @@
             <w:proofErr w:type="gramEnd"/>
             <w:r>
               <w:rPr>
-                <w:rFonts w:ascii="Arial" w:hAnsi="Arial" w:cs="Arial"/>
+                <w:rFonts w:ascii="Arial Narrow" w:hAnsi="Arial Narrow" w:cs="Arial"/>
               </w:rPr>
               <w:t xml:space="preserve"> 1 </w:t>
             </w:r>
             <w:proofErr w:type="spellStart"/>
             <w:r>
               <w:rPr>
-                <w:rFonts w:ascii="Arial" w:hAnsi="Arial" w:cs="Arial"/>
+                <w:rFonts w:ascii="Arial Narrow" w:hAnsi="Arial Narrow" w:cs="Arial"/>
               </w:rPr>
               <w:t>Tahun</w:t>
             </w:r>
             <w:proofErr w:type="spellEnd"/>
             <w:r>
               <w:rPr>
-                <w:rFonts w:ascii="Arial" w:hAnsi="Arial" w:cs="Arial"/>
+                <w:rFonts w:ascii="Arial Narrow" w:hAnsi="Arial Narrow" w:cs="Arial"/>
               </w:rPr>
               <w:t xml:space="preserve"> 2023 </w:t>
             </w:r>
             <w:proofErr w:type="spellStart"/>
             <w:r>
               <w:rPr>
-                <w:rFonts w:ascii="Arial" w:hAnsi="Arial" w:cs="Arial"/>
+                <w:rFonts w:ascii="Arial Narrow" w:hAnsi="Arial Narrow" w:cs="Arial"/>
               </w:rPr>
               <w:t>tentang</w:t>
             </w:r>
             <w:proofErr w:type="spellEnd"/>
             <w:r>
               <w:rPr>
-                <w:rFonts w:ascii="Arial" w:hAnsi="Arial" w:cs="Arial"/>
+                <w:rFonts w:ascii="Arial Narrow" w:hAnsi="Arial Narrow" w:cs="Arial"/>
               </w:rPr>
               <w:t xml:space="preserve"> Kitab </w:t>
             </w:r>
             <w:proofErr w:type="spellStart"/>
             <w:r>
               <w:rPr>
-                <w:rFonts w:ascii="Arial" w:hAnsi="Arial" w:cs="Arial"/>
+                <w:rFonts w:ascii="Arial Narrow" w:hAnsi="Arial Narrow" w:cs="Arial"/>
               </w:rPr>
               <w:t>Undang-Undang</w:t>
             </w:r>
             <w:proofErr w:type="spellEnd"/>
             <w:r>
               <w:rPr>
-                <w:rFonts w:ascii="Arial" w:hAnsi="Arial" w:cs="Arial"/>
+                <w:rFonts w:ascii="Arial Narrow" w:hAnsi="Arial Narrow" w:cs="Arial"/>
               </w:rPr>
               <w:t xml:space="preserve"> Hukum </w:t>
             </w:r>
             <w:proofErr w:type="spellStart"/>
             <w:r>
               <w:rPr>
-                <w:rFonts w:ascii="Arial" w:hAnsi="Arial" w:cs="Arial"/>
+                <w:rFonts w:ascii="Arial Narrow" w:hAnsi="Arial Narrow" w:cs="Arial"/>
               </w:rPr>
               <w:t>Pidana</w:t>
             </w:r>
             <w:proofErr w:type="spellEnd"/>
             <w:r>
               <w:rPr>
-                <w:rFonts w:ascii="Arial" w:hAnsi="Arial" w:cs="Arial"/>
+                <w:rFonts w:ascii="Arial Narrow" w:hAnsi="Arial Narrow" w:cs="Arial"/>
               </w:rPr>
               <w:t>;</w:t>
             </w:r>
@@ -1663,29 +1663,29 @@
             <w:pPr>
               <w:jc w:val="both"/>
               <w:rPr>
-                <w:rFonts w:ascii="Arial" w:eastAsia="Times New Roman" w:hAnsi="Arial" w:cs="Arial"/>
-                <w:shd w:val="clear" w:color="auto" w:fill="FFFFFF"/>
-                <w:lang w:eastAsia="en-ID"/>
-              </w:rPr>
-            </w:pPr>
-          </w:p>
-        </w:tc>
-        <w:tc>
-          <w:tcPr>
-            <w:tcW w:w="467" w:type="dxa"/>
+                <w:rFonts w:ascii="Arial Narrow" w:eastAsia="Times New Roman" w:hAnsi="Arial Narrow" w:cs="Arial"/>
+                <w:shd w:val="clear" w:color="auto" w:fill="FFFFFF"/>
+                <w:lang w:eastAsia="en-ID"/>
+              </w:rPr>
+            </w:pPr>
+          </w:p>
+        </w:tc>
+        <w:tc>
+          <w:tcPr>
+            <w:tcW w:w="287" w:type="dxa"/>
           </w:tcPr>
           <w:p>
             <w:pPr>
               <w:jc w:val="both"/>
               <w:rPr>
-                <w:rFonts w:ascii="Arial" w:eastAsia="Times New Roman" w:hAnsi="Arial" w:cs="Arial"/>
-                <w:shd w:val="clear" w:color="auto" w:fill="FFFFFF"/>
-                <w:lang w:eastAsia="en-ID"/>
-              </w:rPr>
-            </w:pPr>
-            <w:r>
-              <w:rPr>
-                <w:rFonts w:ascii="Arial" w:eastAsia="Times New Roman" w:hAnsi="Arial" w:cs="Arial"/>
+                <w:rFonts w:ascii="Arial Narrow" w:eastAsia="Times New Roman" w:hAnsi="Arial Narrow" w:cs="Arial"/>
+                <w:shd w:val="clear" w:color="auto" w:fill="FFFFFF"/>
+                <w:lang w:eastAsia="en-ID"/>
+              </w:rPr>
+            </w:pPr>
+            <w:r>
+              <w:rPr>
+                <w:rFonts w:ascii="Arial Narrow" w:eastAsia="Times New Roman" w:hAnsi="Arial Narrow" w:cs="Arial"/>
                 <w:shd w:val="clear" w:color="auto" w:fill="FFFFFF"/>
                 <w:lang w:eastAsia="en-ID"/>
               </w:rPr>
@@ -1695,193 +1695,187 @@
         </w:tc>
         <w:tc>
           <w:tcPr>
-            <w:tcW w:w="8892" w:type="dxa"/>
+            <w:tcW w:w="9072" w:type="dxa"/>
             <w:gridSpan w:val="6"/>
           </w:tcPr>
           <w:p>
             <w:pPr>
               <w:jc w:val="both"/>
               <w:rPr>
-                <w:rFonts w:ascii="Arial" w:hAnsi="Arial" w:cs="Arial"/>
-              </w:rPr>
-            </w:pPr>
-            <w:r>
-              <w:rPr>
-                <w:rFonts w:ascii="Arial" w:hAnsi="Arial" w:cs="Arial"/>
+                <w:rFonts w:ascii="Arial Narrow" w:hAnsi="Arial Narrow" w:cs="Arial"/>
+              </w:rPr>
+            </w:pPr>
+            <w:r>
+              <w:rPr>
+                <w:rFonts w:ascii="Arial Narrow" w:hAnsi="Arial Narrow" w:cs="Arial"/>
               </w:rPr>
               <w:t xml:space="preserve">Pasal 7 </w:t>
             </w:r>
             <w:proofErr w:type="spellStart"/>
             <w:r>
               <w:rPr>
-                <w:rFonts w:ascii="Arial" w:hAnsi="Arial" w:cs="Arial"/>
+                <w:rFonts w:ascii="Arial Narrow" w:hAnsi="Arial Narrow" w:cs="Arial"/>
               </w:rPr>
               <w:t>ayat</w:t>
             </w:r>
             <w:proofErr w:type="spellEnd"/>
             <w:r>
               <w:rPr>
-                <w:rFonts w:ascii="Arial" w:hAnsi="Arial" w:cs="Arial"/>
+                <w:rFonts w:ascii="Arial Narrow" w:hAnsi="Arial Narrow" w:cs="Arial"/>
               </w:rPr>
               <w:t xml:space="preserve"> (1) </w:t>
             </w:r>
             <w:proofErr w:type="spellStart"/>
             <w:r>
               <w:rPr>
-                <w:rFonts w:ascii="Arial" w:hAnsi="Arial" w:cs="Arial"/>
+                <w:rFonts w:ascii="Arial Narrow" w:hAnsi="Arial Narrow" w:cs="Arial"/>
               </w:rPr>
               <w:t>huruf</w:t>
             </w:r>
             <w:proofErr w:type="spellEnd"/>
             <w:r>
               <w:rPr>
-                <w:rFonts w:ascii="Arial" w:hAnsi="Arial" w:cs="Arial"/>
+                <w:rFonts w:ascii="Arial Narrow" w:hAnsi="Arial Narrow" w:cs="Arial"/>
               </w:rPr>
               <w:t xml:space="preserve"> j, Pasal 23, Pasal 27, Pasal 60 </w:t>
             </w:r>
             <w:proofErr w:type="spellStart"/>
             <w:r>
               <w:rPr>
-                <w:rFonts w:ascii="Arial" w:hAnsi="Arial" w:cs="Arial"/>
+                <w:rFonts w:ascii="Arial Narrow" w:hAnsi="Arial Narrow" w:cs="Arial"/>
               </w:rPr>
               <w:t>ayat</w:t>
             </w:r>
             <w:proofErr w:type="spellEnd"/>
             <w:r>
               <w:rPr>
-                <w:rFonts w:ascii="Arial" w:hAnsi="Arial" w:cs="Arial"/>
+                <w:rFonts w:ascii="Arial Narrow" w:hAnsi="Arial Narrow" w:cs="Arial"/>
               </w:rPr>
               <w:t xml:space="preserve"> (3), Pasal 62 </w:t>
             </w:r>
             <w:proofErr w:type="spellStart"/>
             <w:r>
               <w:rPr>
-                <w:rFonts w:ascii="Arial" w:hAnsi="Arial" w:cs="Arial"/>
+                <w:rFonts w:ascii="Arial Narrow" w:hAnsi="Arial Narrow" w:cs="Arial"/>
               </w:rPr>
               <w:t>ayat</w:t>
             </w:r>
             <w:proofErr w:type="spellEnd"/>
             <w:r>
               <w:rPr>
-                <w:rFonts w:ascii="Arial" w:hAnsi="Arial" w:cs="Arial"/>
+                <w:rFonts w:ascii="Arial Narrow" w:hAnsi="Arial Narrow" w:cs="Arial"/>
               </w:rPr>
               <w:t xml:space="preserve"> (3), Pasal 83, Pasal 134, Pasal 140 </w:t>
             </w:r>
             <w:proofErr w:type="spellStart"/>
             <w:r>
               <w:rPr>
-                <w:rFonts w:ascii="Arial" w:hAnsi="Arial" w:cs="Arial"/>
+                <w:rFonts w:ascii="Arial Narrow" w:hAnsi="Arial Narrow" w:cs="Arial"/>
               </w:rPr>
               <w:t>ayat</w:t>
             </w:r>
             <w:proofErr w:type="spellEnd"/>
             <w:r>
               <w:rPr>
-                <w:rFonts w:ascii="Arial" w:hAnsi="Arial" w:cs="Arial"/>
+                <w:rFonts w:ascii="Arial Narrow" w:hAnsi="Arial Narrow" w:cs="Arial"/>
               </w:rPr>
               <w:t xml:space="preserve"> (13), Pasal 158 </w:t>
             </w:r>
             <w:proofErr w:type="spellStart"/>
             <w:r>
               <w:rPr>
-                <w:rFonts w:ascii="Arial" w:hAnsi="Arial" w:cs="Arial"/>
+                <w:rFonts w:ascii="Arial Narrow" w:hAnsi="Arial Narrow" w:cs="Arial"/>
               </w:rPr>
               <w:t>huruf</w:t>
             </w:r>
             <w:proofErr w:type="spellEnd"/>
             <w:r>
               <w:rPr>
-                <w:rFonts w:ascii="Arial" w:hAnsi="Arial" w:cs="Arial"/>
+                <w:rFonts w:ascii="Arial Narrow" w:hAnsi="Arial Narrow" w:cs="Arial"/>
               </w:rPr>
               <w:t xml:space="preserve"> b dan Pasal 361 </w:t>
             </w:r>
             <w:proofErr w:type="spellStart"/>
             <w:r>
               <w:rPr>
-                <w:rFonts w:ascii="Arial" w:hAnsi="Arial" w:cs="Arial"/>
-              </w:rPr>
-              <w:t>U</w:t>
-            </w:r>
-            <w:r>
-              <w:rPr>
-                <w:rFonts w:ascii="Arial" w:hAnsi="Arial" w:cs="Arial"/>
-              </w:rPr>
-              <w:t>ndang-Undang</w:t>
-            </w:r>
-            <w:proofErr w:type="spellEnd"/>
-            <w:r>
-              <w:rPr>
-                <w:rFonts w:ascii="Arial" w:hAnsi="Arial" w:cs="Arial"/>
+                <w:rFonts w:ascii="Arial Narrow" w:hAnsi="Arial Narrow" w:cs="Arial"/>
+              </w:rPr>
+              <w:t>Undang-Undang</w:t>
+            </w:r>
+            <w:proofErr w:type="spellEnd"/>
+            <w:r>
+              <w:rPr>
+                <w:rFonts w:ascii="Arial Narrow" w:hAnsi="Arial Narrow" w:cs="Arial"/>
               </w:rPr>
               <w:t xml:space="preserve"> </w:t>
             </w:r>
             <w:proofErr w:type="spellStart"/>
             <w:r>
               <w:rPr>
-                <w:rFonts w:ascii="Arial" w:hAnsi="Arial" w:cs="Arial"/>
+                <w:rFonts w:ascii="Arial Narrow" w:hAnsi="Arial Narrow" w:cs="Arial"/>
               </w:rPr>
               <w:t>Nomor</w:t>
             </w:r>
             <w:proofErr w:type="spellEnd"/>
             <w:r>
               <w:rPr>
-                <w:rFonts w:ascii="Arial" w:hAnsi="Arial" w:cs="Arial"/>
+                <w:rFonts w:ascii="Arial Narrow" w:hAnsi="Arial Narrow" w:cs="Arial"/>
               </w:rPr>
               <w:t xml:space="preserve"> 20 </w:t>
             </w:r>
             <w:proofErr w:type="spellStart"/>
             <w:r>
               <w:rPr>
-                <w:rFonts w:ascii="Arial" w:hAnsi="Arial" w:cs="Arial"/>
+                <w:rFonts w:ascii="Arial Narrow" w:hAnsi="Arial Narrow" w:cs="Arial"/>
               </w:rPr>
               <w:t>Tahun</w:t>
             </w:r>
             <w:proofErr w:type="spellEnd"/>
             <w:r>
               <w:rPr>
-                <w:rFonts w:ascii="Arial" w:hAnsi="Arial" w:cs="Arial"/>
+                <w:rFonts w:ascii="Arial Narrow" w:hAnsi="Arial Narrow" w:cs="Arial"/>
               </w:rPr>
               <w:t xml:space="preserve"> 2025 </w:t>
             </w:r>
             <w:proofErr w:type="spellStart"/>
             <w:r>
               <w:rPr>
-                <w:rFonts w:ascii="Arial" w:hAnsi="Arial" w:cs="Arial"/>
+                <w:rFonts w:ascii="Arial Narrow" w:hAnsi="Arial Narrow" w:cs="Arial"/>
               </w:rPr>
               <w:t>tentang</w:t>
             </w:r>
             <w:proofErr w:type="spellEnd"/>
             <w:r>
               <w:rPr>
-                <w:rFonts w:ascii="Arial" w:hAnsi="Arial" w:cs="Arial"/>
+                <w:rFonts w:ascii="Arial Narrow" w:hAnsi="Arial Narrow" w:cs="Arial"/>
               </w:rPr>
               <w:t xml:space="preserve"> Kitab </w:t>
             </w:r>
             <w:proofErr w:type="spellStart"/>
             <w:r>
               <w:rPr>
-                <w:rFonts w:ascii="Arial" w:hAnsi="Arial" w:cs="Arial"/>
+                <w:rFonts w:ascii="Arial Narrow" w:hAnsi="Arial Narrow" w:cs="Arial"/>
               </w:rPr>
               <w:t>Undang-Undang</w:t>
             </w:r>
             <w:proofErr w:type="spellEnd"/>
             <w:r>
               <w:rPr>
-                <w:rFonts w:ascii="Arial" w:hAnsi="Arial" w:cs="Arial"/>
+                <w:rFonts w:ascii="Arial Narrow" w:hAnsi="Arial Narrow" w:cs="Arial"/>
               </w:rPr>
               <w:t xml:space="preserve"> Hukum Acara </w:t>
             </w:r>
             <w:proofErr w:type="spellStart"/>
             <w:r>
               <w:rPr>
-                <w:rFonts w:ascii="Arial" w:hAnsi="Arial" w:cs="Arial"/>
+                <w:rFonts w:ascii="Arial Narrow" w:hAnsi="Arial Narrow" w:cs="Arial"/>
               </w:rPr>
               <w:t>Pidana</w:t>
             </w:r>
             <w:proofErr w:type="spellEnd"/>
             <w:r>
               <w:rPr>
-                <w:rFonts w:ascii="Arial" w:hAnsi="Arial" w:cs="Arial"/>
+                <w:rFonts w:ascii="Arial Narrow" w:hAnsi="Arial Narrow" w:cs="Arial"/>
               </w:rPr>
               <w:t>;</w:t>
             </w:r>
@@ -1897,29 +1891,29 @@
             <w:pPr>
               <w:jc w:val="both"/>
               <w:rPr>
-                <w:rFonts w:ascii="Arial" w:eastAsia="Times New Roman" w:hAnsi="Arial" w:cs="Arial"/>
-                <w:shd w:val="clear" w:color="auto" w:fill="FFFFFF"/>
-                <w:lang w:eastAsia="en-ID"/>
-              </w:rPr>
-            </w:pPr>
-          </w:p>
-        </w:tc>
-        <w:tc>
-          <w:tcPr>
-            <w:tcW w:w="467" w:type="dxa"/>
+                <w:rFonts w:ascii="Arial Narrow" w:eastAsia="Times New Roman" w:hAnsi="Arial Narrow" w:cs="Arial"/>
+                <w:shd w:val="clear" w:color="auto" w:fill="FFFFFF"/>
+                <w:lang w:eastAsia="en-ID"/>
+              </w:rPr>
+            </w:pPr>
+          </w:p>
+        </w:tc>
+        <w:tc>
+          <w:tcPr>
+            <w:tcW w:w="287" w:type="dxa"/>
           </w:tcPr>
           <w:p>
             <w:pPr>
               <w:jc w:val="both"/>
               <w:rPr>
-                <w:rFonts w:ascii="Arial" w:eastAsia="Times New Roman" w:hAnsi="Arial" w:cs="Arial"/>
-                <w:shd w:val="clear" w:color="auto" w:fill="FFFFFF"/>
-                <w:lang w:eastAsia="en-ID"/>
-              </w:rPr>
-            </w:pPr>
-            <w:r>
-              <w:rPr>
-                <w:rFonts w:ascii="Arial" w:eastAsia="Times New Roman" w:hAnsi="Arial" w:cs="Arial"/>
+                <w:rFonts w:ascii="Arial Narrow" w:eastAsia="Times New Roman" w:hAnsi="Arial Narrow" w:cs="Arial"/>
+                <w:shd w:val="clear" w:color="auto" w:fill="FFFFFF"/>
+                <w:lang w:eastAsia="en-ID"/>
+              </w:rPr>
+            </w:pPr>
+            <w:r>
+              <w:rPr>
+                <w:rFonts w:ascii="Arial Narrow" w:eastAsia="Times New Roman" w:hAnsi="Arial Narrow" w:cs="Arial"/>
                 <w:shd w:val="clear" w:color="auto" w:fill="FFFFFF"/>
                 <w:lang w:eastAsia="en-ID"/>
               </w:rPr>
@@ -1929,29 +1923,22 @@
         </w:tc>
         <w:tc>
           <w:tcPr>
-            <w:tcW w:w="8892" w:type="dxa"/>
+            <w:tcW w:w="9072" w:type="dxa"/>
             <w:gridSpan w:val="6"/>
           </w:tcPr>
           <w:p>
             <w:pPr>
               <w:jc w:val="both"/>
               <w:rPr>
-                <w:rFonts w:ascii="Arial" w:hAnsi="Arial" w:cs="Arial"/>
-              </w:rPr>
-            </w:pPr>
-            <w:r>
-              <w:rPr>
-                <w:rFonts w:ascii="Arial" w:hAnsi="Arial" w:cs="Arial"/>
+                <w:rFonts w:ascii="Arial Narrow" w:hAnsi="Arial Narrow" w:cs="Arial"/>
+              </w:rPr>
+            </w:pPr>
+            <w:r>
+              <w:rPr>
+                <w:rFonts w:ascii="Arial Narrow" w:hAnsi="Arial Narrow" w:cs="Arial"/>
                 <w:lang w:val="sv-SE"/>
               </w:rPr>
-              <w:t>Undang-Undang Nomor 22 Tahun 2009, tentang Lalu Lintas dan Angkutan Jalan</w:t>
-            </w:r>
-            <w:r>
-              <w:rPr>
-                <w:rFonts w:ascii="Arial" w:hAnsi="Arial" w:cs="Arial"/>
-                <w:lang w:val="sv-SE"/>
-              </w:rPr>
-              <w:t>;</w:t>
+              <w:t>Undang-Undang Nomor 22 Tahun 2009, tentang Lalu Lintas dan Angkutan Jalan;</w:t>
             </w:r>
           </w:p>
         </w:tc>
@@ -1965,29 +1952,29 @@
             <w:pPr>
               <w:jc w:val="both"/>
               <w:rPr>
-                <w:rFonts w:ascii="Arial" w:eastAsia="Times New Roman" w:hAnsi="Arial" w:cs="Arial"/>
-                <w:shd w:val="clear" w:color="auto" w:fill="FFFFFF"/>
-                <w:lang w:eastAsia="en-ID"/>
-              </w:rPr>
-            </w:pPr>
-          </w:p>
-        </w:tc>
-        <w:tc>
-          <w:tcPr>
-            <w:tcW w:w="467" w:type="dxa"/>
+                <w:rFonts w:ascii="Arial Narrow" w:eastAsia="Times New Roman" w:hAnsi="Arial Narrow" w:cs="Arial"/>
+                <w:shd w:val="clear" w:color="auto" w:fill="FFFFFF"/>
+                <w:lang w:eastAsia="en-ID"/>
+              </w:rPr>
+            </w:pPr>
+          </w:p>
+        </w:tc>
+        <w:tc>
+          <w:tcPr>
+            <w:tcW w:w="287" w:type="dxa"/>
           </w:tcPr>
           <w:p>
             <w:pPr>
               <w:jc w:val="both"/>
               <w:rPr>
-                <w:rFonts w:ascii="Arial" w:eastAsia="Times New Roman" w:hAnsi="Arial" w:cs="Arial"/>
-                <w:shd w:val="clear" w:color="auto" w:fill="FFFFFF"/>
-                <w:lang w:eastAsia="en-ID"/>
-              </w:rPr>
-            </w:pPr>
-            <w:r>
-              <w:rPr>
-                <w:rFonts w:ascii="Arial" w:eastAsia="Times New Roman" w:hAnsi="Arial" w:cs="Arial"/>
+                <w:rFonts w:ascii="Arial Narrow" w:eastAsia="Times New Roman" w:hAnsi="Arial Narrow" w:cs="Arial"/>
+                <w:shd w:val="clear" w:color="auto" w:fill="FFFFFF"/>
+                <w:lang w:eastAsia="en-ID"/>
+              </w:rPr>
+            </w:pPr>
+            <w:r>
+              <w:rPr>
+                <w:rFonts w:ascii="Arial Narrow" w:eastAsia="Times New Roman" w:hAnsi="Arial Narrow" w:cs="Arial"/>
                 <w:shd w:val="clear" w:color="auto" w:fill="FFFFFF"/>
                 <w:lang w:eastAsia="en-ID"/>
               </w:rPr>
@@ -1997,20 +1984,20 @@
         </w:tc>
         <w:tc>
           <w:tcPr>
-            <w:tcW w:w="8892" w:type="dxa"/>
+            <w:tcW w:w="9072" w:type="dxa"/>
             <w:gridSpan w:val="6"/>
           </w:tcPr>
           <w:p>
             <w:pPr>
               <w:jc w:val="both"/>
               <w:rPr>
-                <w:rFonts w:ascii="Arial" w:hAnsi="Arial" w:cs="Arial"/>
-              </w:rPr>
-            </w:pPr>
-            <w:proofErr w:type="spellStart"/>
-            <w:r>
-              <w:rPr>
-                <w:rFonts w:ascii="Arial" w:eastAsia="Times New Roman" w:hAnsi="Arial" w:cs="Arial"/>
+                <w:rFonts w:ascii="Arial Narrow" w:hAnsi="Arial Narrow" w:cs="Arial"/>
+              </w:rPr>
+            </w:pPr>
+            <w:proofErr w:type="spellStart"/>
+            <w:r>
+              <w:rPr>
+                <w:rFonts w:ascii="Arial Narrow" w:eastAsia="Times New Roman" w:hAnsi="Arial Narrow" w:cs="Arial"/>
                 <w:shd w:val="clear" w:color="auto" w:fill="FFFFFF"/>
                 <w:lang w:eastAsia="en-ID"/>
               </w:rPr>
@@ -2019,7 +2006,7 @@
             <w:proofErr w:type="spellEnd"/>
             <w:r>
               <w:rPr>
-                <w:rFonts w:ascii="Arial" w:eastAsia="Times New Roman" w:hAnsi="Arial" w:cs="Arial"/>
+                <w:rFonts w:ascii="Arial Narrow" w:eastAsia="Times New Roman" w:hAnsi="Arial Narrow" w:cs="Arial"/>
                 <w:shd w:val="clear" w:color="auto" w:fill="FFFFFF"/>
                 <w:lang w:eastAsia="en-ID"/>
               </w:rPr>
@@ -2028,7 +2015,7 @@
             <w:proofErr w:type="spellStart"/>
             <w:r>
               <w:rPr>
-                <w:rFonts w:ascii="Arial" w:eastAsia="Times New Roman" w:hAnsi="Arial" w:cs="Arial"/>
+                <w:rFonts w:ascii="Arial Narrow" w:eastAsia="Times New Roman" w:hAnsi="Arial Narrow" w:cs="Arial"/>
                 <w:shd w:val="clear" w:color="auto" w:fill="FFFFFF"/>
                 <w:lang w:eastAsia="en-ID"/>
               </w:rPr>
@@ -2037,7 +2024,7 @@
             <w:proofErr w:type="spellEnd"/>
             <w:r>
               <w:rPr>
-                <w:rFonts w:ascii="Arial" w:eastAsia="Times New Roman" w:hAnsi="Arial" w:cs="Arial"/>
+                <w:rFonts w:ascii="Arial Narrow" w:eastAsia="Times New Roman" w:hAnsi="Arial Narrow" w:cs="Arial"/>
                 <w:shd w:val="clear" w:color="auto" w:fill="FFFFFF"/>
                 <w:lang w:eastAsia="en-ID"/>
               </w:rPr>
@@ -2046,7 +2033,7 @@
             <w:proofErr w:type="spellStart"/>
             <w:r>
               <w:rPr>
-                <w:rFonts w:ascii="Arial" w:eastAsia="Times New Roman" w:hAnsi="Arial" w:cs="Arial"/>
+                <w:rFonts w:ascii="Arial Narrow" w:eastAsia="Times New Roman" w:hAnsi="Arial Narrow" w:cs="Arial"/>
                 <w:shd w:val="clear" w:color="auto" w:fill="FFFFFF"/>
                 <w:lang w:eastAsia="en-ID"/>
               </w:rPr>
@@ -2055,7 +2042,7 @@
             <w:proofErr w:type="spellEnd"/>
             <w:r>
               <w:rPr>
-                <w:rFonts w:ascii="Arial" w:eastAsia="Times New Roman" w:hAnsi="Arial" w:cs="Arial"/>
+                <w:rFonts w:ascii="Arial Narrow" w:eastAsia="Times New Roman" w:hAnsi="Arial Narrow" w:cs="Arial"/>
                 <w:shd w:val="clear" w:color="auto" w:fill="FFFFFF"/>
                 <w:lang w:eastAsia="en-ID"/>
               </w:rPr>
@@ -2064,7 +2051,7 @@
             <w:proofErr w:type="spellStart"/>
             <w:r>
               <w:rPr>
-                <w:rFonts w:ascii="Arial" w:eastAsia="Times New Roman" w:hAnsi="Arial" w:cs="Arial"/>
+                <w:rFonts w:ascii="Arial Narrow" w:eastAsia="Times New Roman" w:hAnsi="Arial Narrow" w:cs="Arial"/>
                 <w:shd w:val="clear" w:color="auto" w:fill="FFFFFF"/>
                 <w:lang w:eastAsia="en-ID"/>
               </w:rPr>
@@ -2073,7 +2060,7 @@
             <w:proofErr w:type="spellEnd"/>
             <w:r>
               <w:rPr>
-                <w:rFonts w:ascii="Arial" w:eastAsia="Times New Roman" w:hAnsi="Arial" w:cs="Arial"/>
+                <w:rFonts w:ascii="Arial Narrow" w:eastAsia="Times New Roman" w:hAnsi="Arial Narrow" w:cs="Arial"/>
                 <w:shd w:val="clear" w:color="auto" w:fill="FFFFFF"/>
                 <w:lang w:eastAsia="en-ID"/>
               </w:rPr>
@@ -2091,29 +2078,29 @@
             <w:pPr>
               <w:jc w:val="both"/>
               <w:rPr>
-                <w:rFonts w:ascii="Arial" w:eastAsia="Times New Roman" w:hAnsi="Arial" w:cs="Arial"/>
-                <w:shd w:val="clear" w:color="auto" w:fill="FFFFFF"/>
-                <w:lang w:eastAsia="en-ID"/>
-              </w:rPr>
-            </w:pPr>
-          </w:p>
-        </w:tc>
-        <w:tc>
-          <w:tcPr>
-            <w:tcW w:w="467" w:type="dxa"/>
+                <w:rFonts w:ascii="Arial Narrow" w:eastAsia="Times New Roman" w:hAnsi="Arial Narrow" w:cs="Arial"/>
+                <w:shd w:val="clear" w:color="auto" w:fill="FFFFFF"/>
+                <w:lang w:eastAsia="en-ID"/>
+              </w:rPr>
+            </w:pPr>
+          </w:p>
+        </w:tc>
+        <w:tc>
+          <w:tcPr>
+            <w:tcW w:w="287" w:type="dxa"/>
           </w:tcPr>
           <w:p>
             <w:pPr>
               <w:jc w:val="both"/>
               <w:rPr>
-                <w:rFonts w:ascii="Arial" w:eastAsia="Times New Roman" w:hAnsi="Arial" w:cs="Arial"/>
-                <w:shd w:val="clear" w:color="auto" w:fill="FFFFFF"/>
-                <w:lang w:eastAsia="en-ID"/>
-              </w:rPr>
-            </w:pPr>
-            <w:r>
-              <w:rPr>
-                <w:rFonts w:ascii="Arial" w:eastAsia="Times New Roman" w:hAnsi="Arial" w:cs="Arial"/>
+                <w:rFonts w:ascii="Arial Narrow" w:eastAsia="Times New Roman" w:hAnsi="Arial Narrow" w:cs="Arial"/>
+                <w:shd w:val="clear" w:color="auto" w:fill="FFFFFF"/>
+                <w:lang w:eastAsia="en-ID"/>
+              </w:rPr>
+            </w:pPr>
+            <w:r>
+              <w:rPr>
+                <w:rFonts w:ascii="Arial Narrow" w:eastAsia="Times New Roman" w:hAnsi="Arial Narrow" w:cs="Arial"/>
                 <w:shd w:val="clear" w:color="auto" w:fill="FFFFFF"/>
                 <w:lang w:eastAsia="en-ID"/>
               </w:rPr>
@@ -2121,7 +2108,7 @@
             </w:r>
             <w:r>
               <w:rPr>
-                <w:rFonts w:ascii="Arial" w:eastAsia="Times New Roman" w:hAnsi="Arial" w:cs="Arial"/>
+                <w:rFonts w:ascii="Arial Narrow" w:eastAsia="Times New Roman" w:hAnsi="Arial Narrow" w:cs="Arial"/>
                 <w:shd w:val="clear" w:color="auto" w:fill="FFFFFF"/>
                 <w:lang w:eastAsia="en-ID"/>
               </w:rPr>
@@ -2131,20 +2118,20 @@
         </w:tc>
         <w:tc>
           <w:tcPr>
-            <w:tcW w:w="8892" w:type="dxa"/>
+            <w:tcW w:w="9072" w:type="dxa"/>
             <w:gridSpan w:val="6"/>
           </w:tcPr>
           <w:p>
             <w:pPr>
               <w:jc w:val="both"/>
               <w:rPr>
-                <w:rFonts w:ascii="Arial" w:hAnsi="Arial" w:cs="Arial"/>
+                <w:rFonts w:ascii="Arial Narrow" w:hAnsi="Arial Narrow" w:cs="Arial"/>
                 <w:lang w:val="sv-SE"/>
               </w:rPr>
             </w:pPr>
             <w:r>
               <w:rPr>
-                <w:rFonts w:ascii="Arial" w:eastAsia="Times New Roman" w:hAnsi="Arial" w:cs="Arial"/>
+                <w:rFonts w:ascii="Arial Narrow" w:eastAsia="Times New Roman" w:hAnsi="Arial Narrow" w:cs="Arial"/>
                 <w:shd w:val="clear" w:color="auto" w:fill="FFFFFF"/>
                 <w:lang w:eastAsia="en-ID"/>
               </w:rPr>
@@ -2153,7 +2140,7 @@
             <w:proofErr w:type="spellStart"/>
             <w:r>
               <w:rPr>
-                <w:rFonts w:ascii="Arial" w:eastAsia="Times New Roman" w:hAnsi="Arial" w:cs="Arial"/>
+                <w:rFonts w:ascii="Arial Narrow" w:eastAsia="Times New Roman" w:hAnsi="Arial Narrow" w:cs="Arial"/>
                 <w:shd w:val="clear" w:color="auto" w:fill="FFFFFF"/>
                 <w:lang w:eastAsia="en-ID"/>
               </w:rPr>
@@ -2162,7 +2149,7 @@
             <w:proofErr w:type="spellEnd"/>
             <w:r>
               <w:rPr>
-                <w:rFonts w:ascii="Arial" w:eastAsia="Times New Roman" w:hAnsi="Arial" w:cs="Arial"/>
+                <w:rFonts w:ascii="Arial Narrow" w:eastAsia="Times New Roman" w:hAnsi="Arial Narrow" w:cs="Arial"/>
                 <w:shd w:val="clear" w:color="auto" w:fill="FFFFFF"/>
                 <w:lang w:eastAsia="en-ID"/>
               </w:rPr>
@@ -2171,7 +2158,7 @@
             <w:proofErr w:type="spellStart"/>
             <w:r>
               <w:rPr>
-                <w:rFonts w:ascii="Arial" w:eastAsia="Times New Roman" w:hAnsi="Arial" w:cs="Arial"/>
+                <w:rFonts w:ascii="Arial Narrow" w:eastAsia="Times New Roman" w:hAnsi="Arial Narrow" w:cs="Arial"/>
                 <w:shd w:val="clear" w:color="auto" w:fill="FFFFFF"/>
                 <w:lang w:eastAsia="en-ID"/>
               </w:rPr>
@@ -2180,7 +2167,7 @@
             <w:proofErr w:type="spellEnd"/>
             <w:r>
               <w:rPr>
-                <w:rFonts w:ascii="Arial" w:eastAsia="Times New Roman" w:hAnsi="Arial" w:cs="Arial"/>
+                <w:rFonts w:ascii="Arial Narrow" w:eastAsia="Times New Roman" w:hAnsi="Arial Narrow" w:cs="Arial"/>
                 <w:shd w:val="clear" w:color="auto" w:fill="FFFFFF"/>
                 <w:lang w:eastAsia="en-ID"/>
               </w:rPr>
@@ -2189,7 +2176,7 @@
             <w:proofErr w:type="spellStart"/>
             <w:r>
               <w:rPr>
-                <w:rFonts w:ascii="Arial" w:eastAsia="Times New Roman" w:hAnsi="Arial" w:cs="Arial"/>
+                <w:rFonts w:ascii="Arial Narrow" w:eastAsia="Times New Roman" w:hAnsi="Arial Narrow" w:cs="Arial"/>
                 <w:shd w:val="clear" w:color="auto" w:fill="FFFFFF"/>
                 <w:lang w:eastAsia="en-ID"/>
               </w:rPr>
@@ -2198,7 +2185,7 @@
             <w:proofErr w:type="spellEnd"/>
             <w:r>
               <w:rPr>
-                <w:rFonts w:ascii="Arial" w:eastAsia="Times New Roman" w:hAnsi="Arial" w:cs="Arial"/>
+                <w:rFonts w:ascii="Arial Narrow" w:eastAsia="Times New Roman" w:hAnsi="Arial Narrow" w:cs="Arial"/>
                 <w:shd w:val="clear" w:color="auto" w:fill="FFFFFF"/>
                 <w:lang w:eastAsia="en-ID"/>
               </w:rPr>
@@ -2207,7 +2194,7 @@
             <w:proofErr w:type="spellStart"/>
             <w:r>
               <w:rPr>
-                <w:rFonts w:ascii="Arial" w:eastAsia="Times New Roman" w:hAnsi="Arial" w:cs="Arial"/>
+                <w:rFonts w:ascii="Arial Narrow" w:eastAsia="Times New Roman" w:hAnsi="Arial Narrow" w:cs="Arial"/>
                 <w:shd w:val="clear" w:color="auto" w:fill="FFFFFF"/>
                 <w:lang w:eastAsia="en-ID"/>
               </w:rPr>
@@ -2216,7 +2203,7 @@
             <w:proofErr w:type="spellEnd"/>
             <w:r>
               <w:rPr>
-                <w:rFonts w:ascii="Arial" w:eastAsia="Times New Roman" w:hAnsi="Arial" w:cs="Arial"/>
+                <w:rFonts w:ascii="Arial Narrow" w:eastAsia="Times New Roman" w:hAnsi="Arial Narrow" w:cs="Arial"/>
                 <w:shd w:val="clear" w:color="auto" w:fill="FFFFFF"/>
                 <w:lang w:eastAsia="en-ID"/>
               </w:rPr>
@@ -2225,7 +2212,7 @@
             <w:proofErr w:type="spellStart"/>
             <w:r>
               <w:rPr>
-                <w:rFonts w:ascii="Arial" w:eastAsia="Times New Roman" w:hAnsi="Arial" w:cs="Arial"/>
+                <w:rFonts w:ascii="Arial Narrow" w:eastAsia="Times New Roman" w:hAnsi="Arial Narrow" w:cs="Arial"/>
                 <w:shd w:val="clear" w:color="auto" w:fill="FFFFFF"/>
                 <w:lang w:eastAsia="en-ID"/>
               </w:rPr>
@@ -2234,7 +2221,7 @@
             <w:proofErr w:type="spellEnd"/>
             <w:r>
               <w:rPr>
-                <w:rFonts w:ascii="Arial" w:eastAsia="Times New Roman" w:hAnsi="Arial" w:cs="Arial"/>
+                <w:rFonts w:ascii="Arial Narrow" w:eastAsia="Times New Roman" w:hAnsi="Arial Narrow" w:cs="Arial"/>
                 <w:shd w:val="clear" w:color="auto" w:fill="FFFFFF"/>
                 <w:lang w:eastAsia="en-ID"/>
               </w:rPr>
@@ -2243,7 +2230,7 @@
             <w:proofErr w:type="spellStart"/>
             <w:r>
               <w:rPr>
-                <w:rFonts w:ascii="Arial" w:eastAsia="Times New Roman" w:hAnsi="Arial" w:cs="Arial"/>
+                <w:rFonts w:ascii="Arial Narrow" w:eastAsia="Times New Roman" w:hAnsi="Arial Narrow" w:cs="Arial"/>
                 <w:shd w:val="clear" w:color="auto" w:fill="FFFFFF"/>
                 <w:lang w:eastAsia="en-ID"/>
               </w:rPr>
@@ -2252,19 +2239,11 @@
             <w:proofErr w:type="spellEnd"/>
             <w:r>
               <w:rPr>
-                <w:rFonts w:ascii="Arial" w:eastAsia="Times New Roman" w:hAnsi="Arial" w:cs="Arial"/>
-                <w:shd w:val="clear" w:color="auto" w:fill="FFFFFF"/>
-                <w:lang w:eastAsia="en-ID"/>
-              </w:rPr>
-              <w:t>}</w:t>
-            </w:r>
-            <w:r>
-              <w:rPr>
-                <w:rFonts w:ascii="Arial" w:eastAsia="Times New Roman" w:hAnsi="Arial" w:cs="Arial"/>
-                <w:shd w:val="clear" w:color="auto" w:fill="FFFFFF"/>
-                <w:lang w:eastAsia="en-ID"/>
-              </w:rPr>
-              <w:t>;</w:t>
+                <w:rFonts w:ascii="Arial Narrow" w:eastAsia="Times New Roman" w:hAnsi="Arial Narrow" w:cs="Arial"/>
+                <w:shd w:val="clear" w:color="auto" w:fill="FFFFFF"/>
+                <w:lang w:eastAsia="en-ID"/>
+              </w:rPr>
+              <w:t>};</w:t>
             </w:r>
           </w:p>
         </w:tc>
@@ -2278,7 +2257,7 @@
             <w:pPr>
               <w:jc w:val="both"/>
               <w:rPr>
-                <w:rFonts w:ascii="Arial" w:eastAsia="Times New Roman" w:hAnsi="Arial" w:cs="Arial"/>
+                <w:rFonts w:ascii="Arial Narrow" w:eastAsia="Times New Roman" w:hAnsi="Arial Narrow" w:cs="Arial"/>
                 <w:shd w:val="clear" w:color="auto" w:fill="FFFFFF"/>
                 <w:lang w:val="sv-SE" w:eastAsia="en-ID"/>
               </w:rPr>
@@ -2287,20 +2266,20 @@
         </w:tc>
         <w:tc>
           <w:tcPr>
-            <w:tcW w:w="467" w:type="dxa"/>
+            <w:tcW w:w="287" w:type="dxa"/>
           </w:tcPr>
           <w:p>
             <w:pPr>
               <w:jc w:val="both"/>
               <w:rPr>
-                <w:rFonts w:ascii="Arial" w:eastAsia="Times New Roman" w:hAnsi="Arial" w:cs="Arial"/>
-                <w:shd w:val="clear" w:color="auto" w:fill="FFFFFF"/>
-                <w:lang w:eastAsia="en-ID"/>
-              </w:rPr>
-            </w:pPr>
-            <w:r>
-              <w:rPr>
-                <w:rFonts w:ascii="Arial" w:eastAsia="Times New Roman" w:hAnsi="Arial" w:cs="Arial"/>
+                <w:rFonts w:ascii="Arial Narrow" w:eastAsia="Times New Roman" w:hAnsi="Arial Narrow" w:cs="Arial"/>
+                <w:shd w:val="clear" w:color="auto" w:fill="FFFFFF"/>
+                <w:lang w:eastAsia="en-ID"/>
+              </w:rPr>
+            </w:pPr>
+            <w:r>
+              <w:rPr>
+                <w:rFonts w:ascii="Arial Narrow" w:eastAsia="Times New Roman" w:hAnsi="Arial Narrow" w:cs="Arial"/>
                 <w:shd w:val="clear" w:color="auto" w:fill="FFFFFF"/>
                 <w:lang w:eastAsia="en-ID"/>
               </w:rPr>
@@ -2308,7 +2287,7 @@
             </w:r>
             <w:r>
               <w:rPr>
-                <w:rFonts w:ascii="Arial" w:eastAsia="Times New Roman" w:hAnsi="Arial" w:cs="Arial"/>
+                <w:rFonts w:ascii="Arial Narrow" w:eastAsia="Times New Roman" w:hAnsi="Arial Narrow" w:cs="Arial"/>
                 <w:shd w:val="clear" w:color="auto" w:fill="FFFFFF"/>
                 <w:lang w:eastAsia="en-ID"/>
               </w:rPr>
@@ -2318,21 +2297,21 @@
         </w:tc>
         <w:tc>
           <w:tcPr>
-            <w:tcW w:w="8892" w:type="dxa"/>
+            <w:tcW w:w="9072" w:type="dxa"/>
             <w:gridSpan w:val="6"/>
           </w:tcPr>
           <w:p>
             <w:pPr>
               <w:jc w:val="both"/>
               <w:rPr>
-                <w:rFonts w:ascii="Arial" w:eastAsia="Times New Roman" w:hAnsi="Arial" w:cs="Arial"/>
-                <w:shd w:val="clear" w:color="auto" w:fill="FFFFFF"/>
-                <w:lang w:eastAsia="en-ID"/>
-              </w:rPr>
-            </w:pPr>
-            <w:r>
-              <w:rPr>
-                <w:rFonts w:ascii="Arial" w:eastAsia="Times New Roman" w:hAnsi="Arial" w:cs="Arial"/>
+                <w:rFonts w:ascii="Arial Narrow" w:eastAsia="Times New Roman" w:hAnsi="Arial Narrow" w:cs="Arial"/>
+                <w:shd w:val="clear" w:color="auto" w:fill="FFFFFF"/>
+                <w:lang w:eastAsia="en-ID"/>
+              </w:rPr>
+            </w:pPr>
+            <w:r>
+              <w:rPr>
+                <w:rFonts w:ascii="Arial Narrow" w:eastAsia="Times New Roman" w:hAnsi="Arial Narrow" w:cs="Arial"/>
                 <w:shd w:val="clear" w:color="auto" w:fill="FFFFFF"/>
                 <w:lang w:eastAsia="en-ID"/>
               </w:rPr>
@@ -2341,7 +2320,7 @@
             <w:proofErr w:type="spellStart"/>
             <w:r>
               <w:rPr>
-                <w:rFonts w:ascii="Arial" w:eastAsia="Times New Roman" w:hAnsi="Arial" w:cs="Arial"/>
+                <w:rFonts w:ascii="Arial Narrow" w:eastAsia="Times New Roman" w:hAnsi="Arial Narrow" w:cs="Arial"/>
                 <w:shd w:val="clear" w:color="auto" w:fill="FFFFFF"/>
                 <w:lang w:eastAsia="en-ID"/>
               </w:rPr>
@@ -2350,7 +2329,7 @@
             <w:proofErr w:type="spellEnd"/>
             <w:r>
               <w:rPr>
-                <w:rFonts w:ascii="Arial" w:eastAsia="Times New Roman" w:hAnsi="Arial" w:cs="Arial"/>
+                <w:rFonts w:ascii="Arial Narrow" w:eastAsia="Times New Roman" w:hAnsi="Arial Narrow" w:cs="Arial"/>
                 <w:shd w:val="clear" w:color="auto" w:fill="FFFFFF"/>
                 <w:lang w:eastAsia="en-ID"/>
               </w:rPr>
@@ -2359,7 +2338,7 @@
             <w:proofErr w:type="spellStart"/>
             <w:r>
               <w:rPr>
-                <w:rFonts w:ascii="Arial" w:eastAsia="Times New Roman" w:hAnsi="Arial" w:cs="Arial"/>
+                <w:rFonts w:ascii="Arial Narrow" w:eastAsia="Times New Roman" w:hAnsi="Arial Narrow" w:cs="Arial"/>
                 <w:shd w:val="clear" w:color="auto" w:fill="FFFFFF"/>
                 <w:lang w:eastAsia="en-ID"/>
               </w:rPr>
@@ -2368,7 +2347,7 @@
             <w:proofErr w:type="spellEnd"/>
             <w:r>
               <w:rPr>
-                <w:rFonts w:ascii="Arial" w:eastAsia="Times New Roman" w:hAnsi="Arial" w:cs="Arial"/>
+                <w:rFonts w:ascii="Arial Narrow" w:eastAsia="Times New Roman" w:hAnsi="Arial Narrow" w:cs="Arial"/>
                 <w:shd w:val="clear" w:color="auto" w:fill="FFFFFF"/>
                 <w:lang w:eastAsia="en-ID"/>
               </w:rPr>
@@ -2377,7 +2356,7 @@
             <w:proofErr w:type="spellStart"/>
             <w:r>
               <w:rPr>
-                <w:rFonts w:ascii="Arial" w:eastAsia="Times New Roman" w:hAnsi="Arial" w:cs="Arial"/>
+                <w:rFonts w:ascii="Arial Narrow" w:eastAsia="Times New Roman" w:hAnsi="Arial Narrow" w:cs="Arial"/>
                 <w:shd w:val="clear" w:color="auto" w:fill="FFFFFF"/>
                 <w:lang w:eastAsia="en-ID"/>
               </w:rPr>
@@ -2386,7 +2365,7 @@
             <w:proofErr w:type="spellEnd"/>
             <w:r>
               <w:rPr>
-                <w:rFonts w:ascii="Arial" w:eastAsia="Times New Roman" w:hAnsi="Arial" w:cs="Arial"/>
+                <w:rFonts w:ascii="Arial Narrow" w:eastAsia="Times New Roman" w:hAnsi="Arial Narrow" w:cs="Arial"/>
                 <w:shd w:val="clear" w:color="auto" w:fill="FFFFFF"/>
                 <w:lang w:eastAsia="en-ID"/>
               </w:rPr>
@@ -2395,7 +2374,7 @@
             <w:proofErr w:type="spellStart"/>
             <w:r>
               <w:rPr>
-                <w:rFonts w:ascii="Arial" w:eastAsia="Times New Roman" w:hAnsi="Arial" w:cs="Arial"/>
+                <w:rFonts w:ascii="Arial Narrow" w:eastAsia="Times New Roman" w:hAnsi="Arial Narrow" w:cs="Arial"/>
                 <w:shd w:val="clear" w:color="auto" w:fill="FFFFFF"/>
                 <w:lang w:eastAsia="en-ID"/>
               </w:rPr>
@@ -2404,7 +2383,7 @@
             <w:proofErr w:type="spellEnd"/>
             <w:r>
               <w:rPr>
-                <w:rFonts w:ascii="Arial" w:eastAsia="Times New Roman" w:hAnsi="Arial" w:cs="Arial"/>
+                <w:rFonts w:ascii="Arial Narrow" w:eastAsia="Times New Roman" w:hAnsi="Arial Narrow" w:cs="Arial"/>
                 <w:shd w:val="clear" w:color="auto" w:fill="FFFFFF"/>
                 <w:lang w:eastAsia="en-ID"/>
               </w:rPr>
@@ -2413,7 +2392,7 @@
             <w:proofErr w:type="spellStart"/>
             <w:r>
               <w:rPr>
-                <w:rFonts w:ascii="Arial" w:eastAsia="Times New Roman" w:hAnsi="Arial" w:cs="Arial"/>
+                <w:rFonts w:ascii="Arial Narrow" w:eastAsia="Times New Roman" w:hAnsi="Arial Narrow" w:cs="Arial"/>
                 <w:shd w:val="clear" w:color="auto" w:fill="FFFFFF"/>
                 <w:lang w:eastAsia="en-ID"/>
               </w:rPr>
@@ -2422,7 +2401,7 @@
             <w:proofErr w:type="spellEnd"/>
             <w:r>
               <w:rPr>
-                <w:rFonts w:ascii="Arial" w:eastAsia="Times New Roman" w:hAnsi="Arial" w:cs="Arial"/>
+                <w:rFonts w:ascii="Arial Narrow" w:eastAsia="Times New Roman" w:hAnsi="Arial Narrow" w:cs="Arial"/>
                 <w:shd w:val="clear" w:color="auto" w:fill="FFFFFF"/>
                 <w:lang w:eastAsia="en-ID"/>
               </w:rPr>
@@ -2431,7 +2410,7 @@
             <w:proofErr w:type="spellStart"/>
             <w:r>
               <w:rPr>
-                <w:rFonts w:ascii="Arial" w:eastAsia="Times New Roman" w:hAnsi="Arial" w:cs="Arial"/>
+                <w:rFonts w:ascii="Arial Narrow" w:eastAsia="Times New Roman" w:hAnsi="Arial Narrow" w:cs="Arial"/>
                 <w:shd w:val="clear" w:color="auto" w:fill="FFFFFF"/>
                 <w:lang w:eastAsia="en-ID"/>
               </w:rPr>
@@ -2440,7 +2419,7 @@
             <w:proofErr w:type="spellEnd"/>
             <w:r>
               <w:rPr>
-                <w:rFonts w:ascii="Arial" w:eastAsia="Times New Roman" w:hAnsi="Arial" w:cs="Arial"/>
+                <w:rFonts w:ascii="Arial Narrow" w:eastAsia="Times New Roman" w:hAnsi="Arial Narrow" w:cs="Arial"/>
                 <w:shd w:val="clear" w:color="auto" w:fill="FFFFFF"/>
                 <w:lang w:eastAsia="en-ID"/>
               </w:rPr>
@@ -2449,7 +2428,7 @@
             <w:proofErr w:type="spellStart"/>
             <w:r>
               <w:rPr>
-                <w:rFonts w:ascii="Arial" w:eastAsia="Times New Roman" w:hAnsi="Arial" w:cs="Arial"/>
+                <w:rFonts w:ascii="Arial Narrow" w:eastAsia="Times New Roman" w:hAnsi="Arial Narrow" w:cs="Arial"/>
                 <w:shd w:val="clear" w:color="auto" w:fill="FFFFFF"/>
                 <w:lang w:eastAsia="en-ID"/>
               </w:rPr>
@@ -2458,7 +2437,7 @@
             <w:proofErr w:type="spellEnd"/>
             <w:r>
               <w:rPr>
-                <w:rFonts w:ascii="Arial" w:eastAsia="Times New Roman" w:hAnsi="Arial" w:cs="Arial"/>
+                <w:rFonts w:ascii="Arial Narrow" w:eastAsia="Times New Roman" w:hAnsi="Arial Narrow" w:cs="Arial"/>
                 <w:shd w:val="clear" w:color="auto" w:fill="FFFFFF"/>
                 <w:lang w:eastAsia="en-ID"/>
               </w:rPr>
@@ -2467,7 +2446,7 @@
             <w:proofErr w:type="spellStart"/>
             <w:r>
               <w:rPr>
-                <w:rFonts w:ascii="Arial" w:eastAsia="Times New Roman" w:hAnsi="Arial" w:cs="Arial"/>
+                <w:rFonts w:ascii="Arial Narrow" w:eastAsia="Times New Roman" w:hAnsi="Arial Narrow" w:cs="Arial"/>
                 <w:shd w:val="clear" w:color="auto" w:fill="FFFFFF"/>
                 <w:lang w:eastAsia="en-ID"/>
               </w:rPr>
@@ -2476,19 +2455,11 @@
             <w:proofErr w:type="spellEnd"/>
             <w:r>
               <w:rPr>
-                <w:rFonts w:ascii="Arial" w:eastAsia="Times New Roman" w:hAnsi="Arial" w:cs="Arial"/>
-                <w:shd w:val="clear" w:color="auto" w:fill="FFFFFF"/>
-                <w:lang w:eastAsia="en-ID"/>
-              </w:rPr>
-              <w:t>}</w:t>
-            </w:r>
-            <w:r>
-              <w:rPr>
-                <w:rFonts w:ascii="Arial" w:eastAsia="Times New Roman" w:hAnsi="Arial" w:cs="Arial"/>
-                <w:shd w:val="clear" w:color="auto" w:fill="FFFFFF"/>
-                <w:lang w:eastAsia="en-ID"/>
-              </w:rPr>
-              <w:t>;</w:t>
+                <w:rFonts w:ascii="Arial Narrow" w:eastAsia="Times New Roman" w:hAnsi="Arial Narrow" w:cs="Arial"/>
+                <w:shd w:val="clear" w:color="auto" w:fill="FFFFFF"/>
+                <w:lang w:eastAsia="en-ID"/>
+              </w:rPr>
+              <w:t>};</w:t>
             </w:r>
           </w:p>
         </w:tc>
@@ -2502,29 +2473,29 @@
             <w:pPr>
               <w:jc w:val="both"/>
               <w:rPr>
-                <w:rFonts w:ascii="Arial" w:eastAsia="Times New Roman" w:hAnsi="Arial" w:cs="Arial"/>
-                <w:shd w:val="clear" w:color="auto" w:fill="FFFFFF"/>
-                <w:lang w:eastAsia="en-ID"/>
-              </w:rPr>
-            </w:pPr>
-          </w:p>
-        </w:tc>
-        <w:tc>
-          <w:tcPr>
-            <w:tcW w:w="467" w:type="dxa"/>
+                <w:rFonts w:ascii="Arial Narrow" w:eastAsia="Times New Roman" w:hAnsi="Arial Narrow" w:cs="Arial"/>
+                <w:shd w:val="clear" w:color="auto" w:fill="FFFFFF"/>
+                <w:lang w:eastAsia="en-ID"/>
+              </w:rPr>
+            </w:pPr>
+          </w:p>
+        </w:tc>
+        <w:tc>
+          <w:tcPr>
+            <w:tcW w:w="287" w:type="dxa"/>
           </w:tcPr>
           <w:p>
             <w:pPr>
               <w:jc w:val="both"/>
               <w:rPr>
-                <w:rFonts w:ascii="Arial" w:eastAsia="Times New Roman" w:hAnsi="Arial" w:cs="Arial"/>
-                <w:shd w:val="clear" w:color="auto" w:fill="FFFFFF"/>
-                <w:lang w:eastAsia="en-ID"/>
-              </w:rPr>
-            </w:pPr>
-            <w:r>
-              <w:rPr>
-                <w:rFonts w:ascii="Arial" w:eastAsia="Times New Roman" w:hAnsi="Arial" w:cs="Arial"/>
+                <w:rFonts w:ascii="Arial Narrow" w:eastAsia="Times New Roman" w:hAnsi="Arial Narrow" w:cs="Arial"/>
+                <w:shd w:val="clear" w:color="auto" w:fill="FFFFFF"/>
+                <w:lang w:eastAsia="en-ID"/>
+              </w:rPr>
+            </w:pPr>
+            <w:r>
+              <w:rPr>
+                <w:rFonts w:ascii="Arial Narrow" w:eastAsia="Times New Roman" w:hAnsi="Arial Narrow" w:cs="Arial"/>
                 <w:shd w:val="clear" w:color="auto" w:fill="FFFFFF"/>
                 <w:lang w:eastAsia="en-ID"/>
               </w:rPr>
@@ -2532,7 +2503,7 @@
             </w:r>
             <w:r>
               <w:rPr>
-                <w:rFonts w:ascii="Arial" w:eastAsia="Times New Roman" w:hAnsi="Arial" w:cs="Arial"/>
+                <w:rFonts w:ascii="Arial Narrow" w:eastAsia="Times New Roman" w:hAnsi="Arial Narrow" w:cs="Arial"/>
                 <w:shd w:val="clear" w:color="auto" w:fill="FFFFFF"/>
                 <w:lang w:eastAsia="en-ID"/>
               </w:rPr>
@@ -2542,21 +2513,21 @@
         </w:tc>
         <w:tc>
           <w:tcPr>
-            <w:tcW w:w="8892" w:type="dxa"/>
+            <w:tcW w:w="9072" w:type="dxa"/>
             <w:gridSpan w:val="6"/>
           </w:tcPr>
           <w:p>
             <w:pPr>
               <w:jc w:val="both"/>
               <w:rPr>
-                <w:rFonts w:ascii="Arial" w:eastAsia="Times New Roman" w:hAnsi="Arial" w:cs="Arial"/>
-                <w:shd w:val="clear" w:color="auto" w:fill="FFFFFF"/>
-                <w:lang w:eastAsia="en-ID"/>
-              </w:rPr>
-            </w:pPr>
-            <w:r>
-              <w:rPr>
-                <w:rFonts w:ascii="Arial" w:eastAsia="Times New Roman" w:hAnsi="Arial" w:cs="Arial"/>
+                <w:rFonts w:ascii="Arial Narrow" w:eastAsia="Times New Roman" w:hAnsi="Arial Narrow" w:cs="Arial"/>
+                <w:shd w:val="clear" w:color="auto" w:fill="FFFFFF"/>
+                <w:lang w:eastAsia="en-ID"/>
+              </w:rPr>
+            </w:pPr>
+            <w:r>
+              <w:rPr>
+                <w:rFonts w:ascii="Arial Narrow" w:eastAsia="Times New Roman" w:hAnsi="Arial Narrow" w:cs="Arial"/>
                 <w:shd w:val="clear" w:color="auto" w:fill="FFFFFF"/>
                 <w:lang w:eastAsia="en-ID"/>
               </w:rPr>
@@ -2565,7 +2536,7 @@
             <w:proofErr w:type="spellStart"/>
             <w:r>
               <w:rPr>
-                <w:rFonts w:ascii="Arial" w:eastAsia="Times New Roman" w:hAnsi="Arial" w:cs="Arial"/>
+                <w:rFonts w:ascii="Arial Narrow" w:eastAsia="Times New Roman" w:hAnsi="Arial Narrow" w:cs="Arial"/>
                 <w:shd w:val="clear" w:color="auto" w:fill="FFFFFF"/>
                 <w:lang w:eastAsia="en-ID"/>
               </w:rPr>
@@ -2574,7 +2545,7 @@
             <w:proofErr w:type="spellEnd"/>
             <w:r>
               <w:rPr>
-                <w:rFonts w:ascii="Arial" w:eastAsia="Times New Roman" w:hAnsi="Arial" w:cs="Arial"/>
+                <w:rFonts w:ascii="Arial Narrow" w:eastAsia="Times New Roman" w:hAnsi="Arial Narrow" w:cs="Arial"/>
                 <w:shd w:val="clear" w:color="auto" w:fill="FFFFFF"/>
                 <w:lang w:eastAsia="en-ID"/>
               </w:rPr>
@@ -2583,7 +2554,7 @@
             <w:proofErr w:type="spellStart"/>
             <w:r>
               <w:rPr>
-                <w:rFonts w:ascii="Arial" w:eastAsia="Times New Roman" w:hAnsi="Arial" w:cs="Arial"/>
+                <w:rFonts w:ascii="Arial Narrow" w:eastAsia="Times New Roman" w:hAnsi="Arial Narrow" w:cs="Arial"/>
                 <w:shd w:val="clear" w:color="auto" w:fill="FFFFFF"/>
                 <w:lang w:eastAsia="en-ID"/>
               </w:rPr>
@@ -2592,7 +2563,7 @@
             <w:proofErr w:type="spellEnd"/>
             <w:r>
               <w:rPr>
-                <w:rFonts w:ascii="Arial" w:eastAsia="Times New Roman" w:hAnsi="Arial" w:cs="Arial"/>
+                <w:rFonts w:ascii="Arial Narrow" w:eastAsia="Times New Roman" w:hAnsi="Arial Narrow" w:cs="Arial"/>
                 <w:shd w:val="clear" w:color="auto" w:fill="FFFFFF"/>
                 <w:lang w:eastAsia="en-ID"/>
               </w:rPr>
@@ -2601,7 +2572,7 @@
             <w:proofErr w:type="spellStart"/>
             <w:r>
               <w:rPr>
-                <w:rFonts w:ascii="Arial" w:eastAsia="Times New Roman" w:hAnsi="Arial" w:cs="Arial"/>
+                <w:rFonts w:ascii="Arial Narrow" w:eastAsia="Times New Roman" w:hAnsi="Arial Narrow" w:cs="Arial"/>
                 <w:shd w:val="clear" w:color="auto" w:fill="FFFFFF"/>
                 <w:lang w:eastAsia="en-ID"/>
               </w:rPr>
@@ -2610,7 +2581,7 @@
             <w:proofErr w:type="spellEnd"/>
             <w:r>
               <w:rPr>
-                <w:rFonts w:ascii="Arial" w:eastAsia="Times New Roman" w:hAnsi="Arial" w:cs="Arial"/>
+                <w:rFonts w:ascii="Arial Narrow" w:eastAsia="Times New Roman" w:hAnsi="Arial Narrow" w:cs="Arial"/>
                 <w:shd w:val="clear" w:color="auto" w:fill="FFFFFF"/>
                 <w:lang w:eastAsia="en-ID"/>
               </w:rPr>
@@ -2619,7 +2590,7 @@
             <w:proofErr w:type="spellStart"/>
             <w:r>
               <w:rPr>
-                <w:rFonts w:ascii="Arial" w:eastAsia="Times New Roman" w:hAnsi="Arial" w:cs="Arial"/>
+                <w:rFonts w:ascii="Arial Narrow" w:eastAsia="Times New Roman" w:hAnsi="Arial Narrow" w:cs="Arial"/>
                 <w:shd w:val="clear" w:color="auto" w:fill="FFFFFF"/>
                 <w:lang w:eastAsia="en-ID"/>
               </w:rPr>
@@ -2628,7 +2599,7 @@
             <w:proofErr w:type="spellEnd"/>
             <w:r>
               <w:rPr>
-                <w:rFonts w:ascii="Arial" w:eastAsia="Times New Roman" w:hAnsi="Arial" w:cs="Arial"/>
+                <w:rFonts w:ascii="Arial Narrow" w:eastAsia="Times New Roman" w:hAnsi="Arial Narrow" w:cs="Arial"/>
                 <w:shd w:val="clear" w:color="auto" w:fill="FFFFFF"/>
                 <w:lang w:eastAsia="en-ID"/>
               </w:rPr>
@@ -2637,7 +2608,7 @@
             <w:proofErr w:type="spellStart"/>
             <w:r>
               <w:rPr>
-                <w:rFonts w:ascii="Arial" w:eastAsia="Times New Roman" w:hAnsi="Arial" w:cs="Arial"/>
+                <w:rFonts w:ascii="Arial Narrow" w:eastAsia="Times New Roman" w:hAnsi="Arial Narrow" w:cs="Arial"/>
                 <w:shd w:val="clear" w:color="auto" w:fill="FFFFFF"/>
                 <w:lang w:eastAsia="en-ID"/>
               </w:rPr>
@@ -2646,7 +2617,7 @@
             <w:proofErr w:type="spellEnd"/>
             <w:r>
               <w:rPr>
-                <w:rFonts w:ascii="Arial" w:eastAsia="Times New Roman" w:hAnsi="Arial" w:cs="Arial"/>
+                <w:rFonts w:ascii="Arial Narrow" w:eastAsia="Times New Roman" w:hAnsi="Arial Narrow" w:cs="Arial"/>
                 <w:shd w:val="clear" w:color="auto" w:fill="FFFFFF"/>
                 <w:lang w:eastAsia="en-ID"/>
               </w:rPr>
@@ -2655,7 +2626,7 @@
             <w:proofErr w:type="spellStart"/>
             <w:r>
               <w:rPr>
-                <w:rFonts w:ascii="Arial" w:eastAsia="Times New Roman" w:hAnsi="Arial" w:cs="Arial"/>
+                <w:rFonts w:ascii="Arial Narrow" w:eastAsia="Times New Roman" w:hAnsi="Arial Narrow" w:cs="Arial"/>
                 <w:shd w:val="clear" w:color="auto" w:fill="FFFFFF"/>
                 <w:lang w:eastAsia="en-ID"/>
               </w:rPr>
@@ -2664,7 +2635,7 @@
             <w:proofErr w:type="spellEnd"/>
             <w:r>
               <w:rPr>
-                <w:rFonts w:ascii="Arial" w:eastAsia="Times New Roman" w:hAnsi="Arial" w:cs="Arial"/>
+                <w:rFonts w:ascii="Arial Narrow" w:eastAsia="Times New Roman" w:hAnsi="Arial Narrow" w:cs="Arial"/>
                 <w:shd w:val="clear" w:color="auto" w:fill="FFFFFF"/>
                 <w:lang w:eastAsia="en-ID"/>
               </w:rPr>
@@ -2673,7 +2644,7 @@
             <w:proofErr w:type="spellStart"/>
             <w:r>
               <w:rPr>
-                <w:rFonts w:ascii="Arial" w:eastAsia="Times New Roman" w:hAnsi="Arial" w:cs="Arial"/>
+                <w:rFonts w:ascii="Arial Narrow" w:eastAsia="Times New Roman" w:hAnsi="Arial Narrow" w:cs="Arial"/>
                 <w:shd w:val="clear" w:color="auto" w:fill="FFFFFF"/>
                 <w:lang w:eastAsia="en-ID"/>
               </w:rPr>
@@ -2682,7 +2653,7 @@
             <w:proofErr w:type="spellEnd"/>
             <w:r>
               <w:rPr>
-                <w:rFonts w:ascii="Arial" w:eastAsia="Times New Roman" w:hAnsi="Arial" w:cs="Arial"/>
+                <w:rFonts w:ascii="Arial Narrow" w:eastAsia="Times New Roman" w:hAnsi="Arial Narrow" w:cs="Arial"/>
                 <w:shd w:val="clear" w:color="auto" w:fill="FFFFFF"/>
                 <w:lang w:eastAsia="en-ID"/>
               </w:rPr>
@@ -2700,30 +2671,30 @@
             <w:pPr>
               <w:jc w:val="both"/>
               <w:rPr>
-                <w:rFonts w:ascii="Arial" w:eastAsia="Times New Roman" w:hAnsi="Arial" w:cs="Arial"/>
-                <w:shd w:val="clear" w:color="auto" w:fill="FFFFFF"/>
-                <w:lang w:eastAsia="en-ID"/>
-              </w:rPr>
-            </w:pPr>
-          </w:p>
-        </w:tc>
-        <w:tc>
-          <w:tcPr>
-            <w:tcW w:w="467" w:type="dxa"/>
+                <w:rFonts w:ascii="Arial Narrow" w:eastAsia="Times New Roman" w:hAnsi="Arial Narrow" w:cs="Arial"/>
+                <w:shd w:val="clear" w:color="auto" w:fill="FFFFFF"/>
+                <w:lang w:eastAsia="en-ID"/>
+              </w:rPr>
+            </w:pPr>
+          </w:p>
+        </w:tc>
+        <w:tc>
+          <w:tcPr>
+            <w:tcW w:w="287" w:type="dxa"/>
           </w:tcPr>
           <w:p>
             <w:pPr>
               <w:jc w:val="both"/>
               <w:rPr>
-                <w:rFonts w:ascii="Arial" w:eastAsia="Times New Roman" w:hAnsi="Arial" w:cs="Arial"/>
-                <w:shd w:val="clear" w:color="auto" w:fill="FFFFFF"/>
-                <w:lang w:eastAsia="en-ID"/>
-              </w:rPr>
-            </w:pPr>
-            <w:proofErr w:type="spellStart"/>
-            <w:r>
-              <w:rPr>
-                <w:rFonts w:ascii="Arial" w:eastAsia="Times New Roman" w:hAnsi="Arial" w:cs="Arial"/>
+                <w:rFonts w:ascii="Arial Narrow" w:eastAsia="Times New Roman" w:hAnsi="Arial Narrow" w:cs="Arial"/>
+                <w:shd w:val="clear" w:color="auto" w:fill="FFFFFF"/>
+                <w:lang w:eastAsia="en-ID"/>
+              </w:rPr>
+            </w:pPr>
+            <w:proofErr w:type="spellStart"/>
+            <w:r>
+              <w:rPr>
+                <w:rFonts w:ascii="Arial Narrow" w:eastAsia="Times New Roman" w:hAnsi="Arial Narrow" w:cs="Arial"/>
                 <w:shd w:val="clear" w:color="auto" w:fill="FFFFFF"/>
                 <w:lang w:eastAsia="en-ID"/>
               </w:rPr>
@@ -2732,7 +2703,7 @@
             <w:proofErr w:type="spellEnd"/>
             <w:r>
               <w:rPr>
-                <w:rFonts w:ascii="Arial" w:eastAsia="Times New Roman" w:hAnsi="Arial" w:cs="Arial"/>
+                <w:rFonts w:ascii="Arial Narrow" w:eastAsia="Times New Roman" w:hAnsi="Arial Narrow" w:cs="Arial"/>
                 <w:shd w:val="clear" w:color="auto" w:fill="FFFFFF"/>
                 <w:lang w:eastAsia="en-ID"/>
               </w:rPr>
@@ -2742,21 +2713,21 @@
         </w:tc>
         <w:tc>
           <w:tcPr>
-            <w:tcW w:w="8892" w:type="dxa"/>
+            <w:tcW w:w="9072" w:type="dxa"/>
             <w:gridSpan w:val="6"/>
           </w:tcPr>
           <w:p>
             <w:pPr>
               <w:jc w:val="both"/>
               <w:rPr>
-                <w:rFonts w:ascii="Arial" w:eastAsia="Times New Roman" w:hAnsi="Arial" w:cs="Arial"/>
-                <w:shd w:val="clear" w:color="auto" w:fill="FFFFFF"/>
-                <w:lang w:eastAsia="en-ID"/>
-              </w:rPr>
-            </w:pPr>
-            <w:r>
-              <w:rPr>
-                <w:rFonts w:ascii="Arial" w:eastAsia="Times New Roman" w:hAnsi="Arial" w:cs="Arial"/>
+                <w:rFonts w:ascii="Arial Narrow" w:eastAsia="Times New Roman" w:hAnsi="Arial Narrow" w:cs="Arial"/>
+                <w:shd w:val="clear" w:color="auto" w:fill="FFFFFF"/>
+                <w:lang w:eastAsia="en-ID"/>
+              </w:rPr>
+            </w:pPr>
+            <w:r>
+              <w:rPr>
+                <w:rFonts w:ascii="Arial Narrow" w:eastAsia="Times New Roman" w:hAnsi="Arial Narrow" w:cs="Arial"/>
                 <w:shd w:val="clear" w:color="auto" w:fill="FFFFFF"/>
                 <w:lang w:eastAsia="en-ID"/>
               </w:rPr>
@@ -2765,7 +2736,7 @@
             <w:proofErr w:type="spellStart"/>
             <w:r>
               <w:rPr>
-                <w:rFonts w:ascii="Arial" w:eastAsia="Times New Roman" w:hAnsi="Arial" w:cs="Arial"/>
+                <w:rFonts w:ascii="Arial Narrow" w:eastAsia="Times New Roman" w:hAnsi="Arial Narrow" w:cs="Arial"/>
                 <w:shd w:val="clear" w:color="auto" w:fill="FFFFFF"/>
                 <w:lang w:eastAsia="en-ID"/>
               </w:rPr>
@@ -2774,7 +2745,7 @@
             <w:proofErr w:type="spellEnd"/>
             <w:r>
               <w:rPr>
-                <w:rFonts w:ascii="Arial" w:eastAsia="Times New Roman" w:hAnsi="Arial" w:cs="Arial"/>
+                <w:rFonts w:ascii="Arial Narrow" w:eastAsia="Times New Roman" w:hAnsi="Arial Narrow" w:cs="Arial"/>
                 <w:shd w:val="clear" w:color="auto" w:fill="FFFFFF"/>
                 <w:lang w:eastAsia="en-ID"/>
               </w:rPr>
@@ -2783,7 +2754,7 @@
             <w:proofErr w:type="spellStart"/>
             <w:r>
               <w:rPr>
-                <w:rFonts w:ascii="Arial" w:eastAsia="Times New Roman" w:hAnsi="Arial" w:cs="Arial"/>
+                <w:rFonts w:ascii="Arial Narrow" w:eastAsia="Times New Roman" w:hAnsi="Arial Narrow" w:cs="Arial"/>
                 <w:shd w:val="clear" w:color="auto" w:fill="FFFFFF"/>
                 <w:lang w:eastAsia="en-ID"/>
               </w:rPr>
@@ -2792,7 +2763,7 @@
             <w:proofErr w:type="spellEnd"/>
             <w:r>
               <w:rPr>
-                <w:rFonts w:ascii="Arial" w:eastAsia="Times New Roman" w:hAnsi="Arial" w:cs="Arial"/>
+                <w:rFonts w:ascii="Arial Narrow" w:eastAsia="Times New Roman" w:hAnsi="Arial Narrow" w:cs="Arial"/>
                 <w:shd w:val="clear" w:color="auto" w:fill="FFFFFF"/>
                 <w:lang w:eastAsia="en-ID"/>
               </w:rPr>
@@ -2801,7 +2772,7 @@
             <w:proofErr w:type="spellStart"/>
             <w:r>
               <w:rPr>
-                <w:rFonts w:ascii="Arial" w:eastAsia="Times New Roman" w:hAnsi="Arial" w:cs="Arial"/>
+                <w:rFonts w:ascii="Arial Narrow" w:eastAsia="Times New Roman" w:hAnsi="Arial Narrow" w:cs="Arial"/>
                 <w:shd w:val="clear" w:color="auto" w:fill="FFFFFF"/>
                 <w:lang w:eastAsia="en-ID"/>
               </w:rPr>
@@ -2810,7 +2781,7 @@
             <w:proofErr w:type="spellEnd"/>
             <w:r>
               <w:rPr>
-                <w:rFonts w:ascii="Arial" w:eastAsia="Times New Roman" w:hAnsi="Arial" w:cs="Arial"/>
+                <w:rFonts w:ascii="Arial Narrow" w:eastAsia="Times New Roman" w:hAnsi="Arial Narrow" w:cs="Arial"/>
                 <w:shd w:val="clear" w:color="auto" w:fill="FFFFFF"/>
                 <w:lang w:eastAsia="en-ID"/>
               </w:rPr>
@@ -2819,7 +2790,7 @@
             <w:proofErr w:type="spellStart"/>
             <w:r>
               <w:rPr>
-                <w:rFonts w:ascii="Arial" w:eastAsia="Times New Roman" w:hAnsi="Arial" w:cs="Arial"/>
+                <w:rFonts w:ascii="Arial Narrow" w:eastAsia="Times New Roman" w:hAnsi="Arial Narrow" w:cs="Arial"/>
                 <w:shd w:val="clear" w:color="auto" w:fill="FFFFFF"/>
                 <w:lang w:eastAsia="en-ID"/>
               </w:rPr>
@@ -2828,7 +2799,7 @@
             <w:proofErr w:type="spellEnd"/>
             <w:r>
               <w:rPr>
-                <w:rFonts w:ascii="Arial" w:eastAsia="Times New Roman" w:hAnsi="Arial" w:cs="Arial"/>
+                <w:rFonts w:ascii="Arial Narrow" w:eastAsia="Times New Roman" w:hAnsi="Arial Narrow" w:cs="Arial"/>
                 <w:shd w:val="clear" w:color="auto" w:fill="FFFFFF"/>
                 <w:lang w:eastAsia="en-ID"/>
               </w:rPr>
@@ -2837,7 +2808,7 @@
             <w:proofErr w:type="spellStart"/>
             <w:r>
               <w:rPr>
-                <w:rFonts w:ascii="Arial" w:eastAsia="Times New Roman" w:hAnsi="Arial" w:cs="Arial"/>
+                <w:rFonts w:ascii="Arial Narrow" w:eastAsia="Times New Roman" w:hAnsi="Arial Narrow" w:cs="Arial"/>
                 <w:shd w:val="clear" w:color="auto" w:fill="FFFFFF"/>
                 <w:lang w:eastAsia="en-ID"/>
               </w:rPr>
@@ -2846,7 +2817,7 @@
             <w:proofErr w:type="spellEnd"/>
             <w:r>
               <w:rPr>
-                <w:rFonts w:ascii="Arial" w:eastAsia="Times New Roman" w:hAnsi="Arial" w:cs="Arial"/>
+                <w:rFonts w:ascii="Arial Narrow" w:eastAsia="Times New Roman" w:hAnsi="Arial Narrow" w:cs="Arial"/>
                 <w:shd w:val="clear" w:color="auto" w:fill="FFFFFF"/>
                 <w:lang w:eastAsia="en-ID"/>
               </w:rPr>
@@ -2855,7 +2826,7 @@
             <w:proofErr w:type="spellStart"/>
             <w:r>
               <w:rPr>
-                <w:rFonts w:ascii="Arial" w:eastAsia="Times New Roman" w:hAnsi="Arial" w:cs="Arial"/>
+                <w:rFonts w:ascii="Arial Narrow" w:eastAsia="Times New Roman" w:hAnsi="Arial Narrow" w:cs="Arial"/>
                 <w:shd w:val="clear" w:color="auto" w:fill="FFFFFF"/>
                 <w:lang w:eastAsia="en-ID"/>
               </w:rPr>
@@ -2863,7 +2834,7 @@
             </w:r>
             <w:r>
               <w:rPr>
-                <w:rFonts w:ascii="Arial" w:eastAsia="Times New Roman" w:hAnsi="Arial" w:cs="Arial"/>
+                <w:rFonts w:ascii="Arial Narrow" w:eastAsia="Times New Roman" w:hAnsi="Arial Narrow" w:cs="Arial"/>
                 <w:shd w:val="clear" w:color="auto" w:fill="FFFFFF"/>
                 <w:lang w:eastAsia="en-ID"/>
               </w:rPr>
@@ -2872,7 +2843,7 @@
             <w:proofErr w:type="spellEnd"/>
             <w:r>
               <w:rPr>
-                <w:rFonts w:ascii="Arial" w:eastAsia="Times New Roman" w:hAnsi="Arial" w:cs="Arial"/>
+                <w:rFonts w:ascii="Arial Narrow" w:eastAsia="Times New Roman" w:hAnsi="Arial Narrow" w:cs="Arial"/>
                 <w:shd w:val="clear" w:color="auto" w:fill="FFFFFF"/>
                 <w:lang w:eastAsia="en-ID"/>
               </w:rPr>
@@ -2880,7 +2851,7 @@
             </w:r>
             <w:r>
               <w:rPr>
-                <w:rFonts w:ascii="Arial" w:eastAsia="Times New Roman" w:hAnsi="Arial" w:cs="Arial"/>
+                <w:rFonts w:ascii="Arial Narrow" w:eastAsia="Times New Roman" w:hAnsi="Arial Narrow" w:cs="Arial"/>
                 <w:shd w:val="clear" w:color="auto" w:fill="FFFFFF"/>
                 <w:lang w:eastAsia="en-ID"/>
               </w:rPr>
@@ -2889,7 +2860,7 @@
             <w:proofErr w:type="spellStart"/>
             <w:r>
               <w:rPr>
-                <w:rFonts w:ascii="Arial" w:eastAsia="Times New Roman" w:hAnsi="Arial" w:cs="Arial"/>
+                <w:rFonts w:ascii="Arial Narrow" w:eastAsia="Times New Roman" w:hAnsi="Arial Narrow" w:cs="Arial"/>
                 <w:shd w:val="clear" w:color="auto" w:fill="FFFFFF"/>
                 <w:lang w:eastAsia="en-ID"/>
               </w:rPr>
@@ -2898,7 +2869,7 @@
             <w:proofErr w:type="spellEnd"/>
             <w:r>
               <w:rPr>
-                <w:rFonts w:ascii="Arial" w:eastAsia="Times New Roman" w:hAnsi="Arial" w:cs="Arial"/>
+                <w:rFonts w:ascii="Arial Narrow" w:eastAsia="Times New Roman" w:hAnsi="Arial Narrow" w:cs="Arial"/>
                 <w:shd w:val="clear" w:color="auto" w:fill="FFFFFF"/>
                 <w:lang w:eastAsia="en-ID"/>
               </w:rPr>
@@ -2907,7 +2878,7 @@
             <w:proofErr w:type="spellStart"/>
             <w:r>
               <w:rPr>
-                <w:rFonts w:ascii="Arial" w:eastAsia="Times New Roman" w:hAnsi="Arial" w:cs="Arial"/>
+                <w:rFonts w:ascii="Arial Narrow" w:eastAsia="Times New Roman" w:hAnsi="Arial Narrow" w:cs="Arial"/>
                 <w:shd w:val="clear" w:color="auto" w:fill="FFFFFF"/>
                 <w:lang w:eastAsia="en-ID"/>
               </w:rPr>
@@ -2916,7 +2887,7 @@
             <w:proofErr w:type="spellEnd"/>
             <w:r>
               <w:rPr>
-                <w:rFonts w:ascii="Arial" w:eastAsia="Times New Roman" w:hAnsi="Arial" w:cs="Arial"/>
+                <w:rFonts w:ascii="Arial Narrow" w:eastAsia="Times New Roman" w:hAnsi="Arial Narrow" w:cs="Arial"/>
                 <w:shd w:val="clear" w:color="auto" w:fill="FFFFFF"/>
                 <w:lang w:eastAsia="en-ID"/>
               </w:rPr>
@@ -2934,29 +2905,29 @@
             <w:pPr>
               <w:jc w:val="both"/>
               <w:rPr>
-                <w:rFonts w:ascii="Arial" w:eastAsia="Times New Roman" w:hAnsi="Arial" w:cs="Arial"/>
-                <w:shd w:val="clear" w:color="auto" w:fill="FFFFFF"/>
-                <w:lang w:eastAsia="en-ID"/>
-              </w:rPr>
-            </w:pPr>
-          </w:p>
-        </w:tc>
-        <w:tc>
-          <w:tcPr>
-            <w:tcW w:w="467" w:type="dxa"/>
+                <w:rFonts w:ascii="Arial Narrow" w:eastAsia="Times New Roman" w:hAnsi="Arial Narrow" w:cs="Arial"/>
+                <w:shd w:val="clear" w:color="auto" w:fill="FFFFFF"/>
+                <w:lang w:eastAsia="en-ID"/>
+              </w:rPr>
+            </w:pPr>
+          </w:p>
+        </w:tc>
+        <w:tc>
+          <w:tcPr>
+            <w:tcW w:w="287" w:type="dxa"/>
           </w:tcPr>
           <w:p>
             <w:pPr>
               <w:jc w:val="both"/>
               <w:rPr>
-                <w:rFonts w:ascii="Arial" w:eastAsia="Times New Roman" w:hAnsi="Arial" w:cs="Arial"/>
-                <w:shd w:val="clear" w:color="auto" w:fill="FFFFFF"/>
-                <w:lang w:eastAsia="en-ID"/>
-              </w:rPr>
-            </w:pPr>
-            <w:r>
-              <w:rPr>
-                <w:rFonts w:ascii="Arial" w:eastAsia="Times New Roman" w:hAnsi="Arial" w:cs="Arial"/>
+                <w:rFonts w:ascii="Arial Narrow" w:eastAsia="Times New Roman" w:hAnsi="Arial Narrow" w:cs="Arial"/>
+                <w:shd w:val="clear" w:color="auto" w:fill="FFFFFF"/>
+                <w:lang w:eastAsia="en-ID"/>
+              </w:rPr>
+            </w:pPr>
+            <w:r>
+              <w:rPr>
+                <w:rFonts w:ascii="Arial Narrow" w:eastAsia="Times New Roman" w:hAnsi="Arial Narrow" w:cs="Arial"/>
                 <w:shd w:val="clear" w:color="auto" w:fill="FFFFFF"/>
                 <w:lang w:eastAsia="en-ID"/>
               </w:rPr>
@@ -2966,21 +2937,21 @@
         </w:tc>
         <w:tc>
           <w:tcPr>
-            <w:tcW w:w="8892" w:type="dxa"/>
+            <w:tcW w:w="9072" w:type="dxa"/>
             <w:gridSpan w:val="6"/>
           </w:tcPr>
           <w:p>
             <w:pPr>
               <w:jc w:val="both"/>
               <w:rPr>
-                <w:rFonts w:ascii="Arial" w:eastAsia="Times New Roman" w:hAnsi="Arial" w:cs="Arial"/>
-                <w:shd w:val="clear" w:color="auto" w:fill="FFFFFF"/>
-                <w:lang w:eastAsia="en-ID"/>
-              </w:rPr>
-            </w:pPr>
-            <w:r>
-              <w:rPr>
-                <w:rFonts w:ascii="Arial" w:eastAsia="Times New Roman" w:hAnsi="Arial" w:cs="Arial"/>
+                <w:rFonts w:ascii="Arial Narrow" w:eastAsia="Times New Roman" w:hAnsi="Arial Narrow" w:cs="Arial"/>
+                <w:shd w:val="clear" w:color="auto" w:fill="FFFFFF"/>
+                <w:lang w:eastAsia="en-ID"/>
+              </w:rPr>
+            </w:pPr>
+            <w:r>
+              <w:rPr>
+                <w:rFonts w:ascii="Arial Narrow" w:eastAsia="Times New Roman" w:hAnsi="Arial Narrow" w:cs="Arial"/>
                 <w:shd w:val="clear" w:color="auto" w:fill="FFFFFF"/>
                 <w:lang w:eastAsia="en-ID"/>
               </w:rPr>
@@ -2989,7 +2960,7 @@
             <w:proofErr w:type="spellStart"/>
             <w:r>
               <w:rPr>
-                <w:rFonts w:ascii="Arial" w:eastAsia="Times New Roman" w:hAnsi="Arial" w:cs="Arial"/>
+                <w:rFonts w:ascii="Arial Narrow" w:eastAsia="Times New Roman" w:hAnsi="Arial Narrow" w:cs="Arial"/>
                 <w:shd w:val="clear" w:color="auto" w:fill="FFFFFF"/>
                 <w:lang w:eastAsia="en-ID"/>
               </w:rPr>
@@ -2998,7 +2969,7 @@
             <w:proofErr w:type="spellEnd"/>
             <w:r>
               <w:rPr>
-                <w:rFonts w:ascii="Arial" w:eastAsia="Times New Roman" w:hAnsi="Arial" w:cs="Arial"/>
+                <w:rFonts w:ascii="Arial Narrow" w:eastAsia="Times New Roman" w:hAnsi="Arial Narrow" w:cs="Arial"/>
                 <w:shd w:val="clear" w:color="auto" w:fill="FFFFFF"/>
                 <w:lang w:eastAsia="en-ID"/>
               </w:rPr>
@@ -3007,7 +2978,7 @@
             <w:proofErr w:type="spellStart"/>
             <w:r>
               <w:rPr>
-                <w:rFonts w:ascii="Arial" w:eastAsia="Times New Roman" w:hAnsi="Arial" w:cs="Arial"/>
+                <w:rFonts w:ascii="Arial Narrow" w:eastAsia="Times New Roman" w:hAnsi="Arial Narrow" w:cs="Arial"/>
                 <w:shd w:val="clear" w:color="auto" w:fill="FFFFFF"/>
                 <w:lang w:eastAsia="en-ID"/>
               </w:rPr>
@@ -3016,7 +2987,7 @@
             <w:proofErr w:type="spellEnd"/>
             <w:r>
               <w:rPr>
-                <w:rFonts w:ascii="Arial" w:eastAsia="Times New Roman" w:hAnsi="Arial" w:cs="Arial"/>
+                <w:rFonts w:ascii="Arial Narrow" w:eastAsia="Times New Roman" w:hAnsi="Arial Narrow" w:cs="Arial"/>
                 <w:shd w:val="clear" w:color="auto" w:fill="FFFFFF"/>
                 <w:lang w:eastAsia="en-ID"/>
               </w:rPr>
@@ -3025,7 +2996,7 @@
             <w:proofErr w:type="spellStart"/>
             <w:r>
               <w:rPr>
-                <w:rFonts w:ascii="Arial" w:eastAsia="Times New Roman" w:hAnsi="Arial" w:cs="Arial"/>
+                <w:rFonts w:ascii="Arial Narrow" w:eastAsia="Times New Roman" w:hAnsi="Arial Narrow" w:cs="Arial"/>
                 <w:shd w:val="clear" w:color="auto" w:fill="FFFFFF"/>
                 <w:lang w:eastAsia="en-ID"/>
               </w:rPr>
@@ -3034,7 +3005,7 @@
             <w:proofErr w:type="spellEnd"/>
             <w:r>
               <w:rPr>
-                <w:rFonts w:ascii="Arial" w:eastAsia="Times New Roman" w:hAnsi="Arial" w:cs="Arial"/>
+                <w:rFonts w:ascii="Arial Narrow" w:eastAsia="Times New Roman" w:hAnsi="Arial Narrow" w:cs="Arial"/>
                 <w:shd w:val="clear" w:color="auto" w:fill="FFFFFF"/>
                 <w:lang w:eastAsia="en-ID"/>
               </w:rPr>
@@ -3043,7 +3014,7 @@
             <w:proofErr w:type="spellStart"/>
             <w:r>
               <w:rPr>
-                <w:rFonts w:ascii="Arial" w:eastAsia="Times New Roman" w:hAnsi="Arial" w:cs="Arial"/>
+                <w:rFonts w:ascii="Arial Narrow" w:eastAsia="Times New Roman" w:hAnsi="Arial Narrow" w:cs="Arial"/>
                 <w:shd w:val="clear" w:color="auto" w:fill="FFFFFF"/>
                 <w:lang w:eastAsia="en-ID"/>
               </w:rPr>
@@ -3052,7 +3023,7 @@
             <w:proofErr w:type="spellEnd"/>
             <w:r>
               <w:rPr>
-                <w:rFonts w:ascii="Arial" w:eastAsia="Times New Roman" w:hAnsi="Arial" w:cs="Arial"/>
+                <w:rFonts w:ascii="Arial Narrow" w:eastAsia="Times New Roman" w:hAnsi="Arial Narrow" w:cs="Arial"/>
                 <w:shd w:val="clear" w:color="auto" w:fill="FFFFFF"/>
                 <w:lang w:eastAsia="en-ID"/>
               </w:rPr>
@@ -3061,7 +3032,7 @@
             <w:proofErr w:type="spellStart"/>
             <w:r>
               <w:rPr>
-                <w:rFonts w:ascii="Arial" w:eastAsia="Times New Roman" w:hAnsi="Arial" w:cs="Arial"/>
+                <w:rFonts w:ascii="Arial Narrow" w:eastAsia="Times New Roman" w:hAnsi="Arial Narrow" w:cs="Arial"/>
                 <w:shd w:val="clear" w:color="auto" w:fill="FFFFFF"/>
                 <w:lang w:eastAsia="en-ID"/>
               </w:rPr>
@@ -3070,7 +3041,7 @@
             <w:proofErr w:type="spellEnd"/>
             <w:r>
               <w:rPr>
-                <w:rFonts w:ascii="Arial" w:eastAsia="Times New Roman" w:hAnsi="Arial" w:cs="Arial"/>
+                <w:rFonts w:ascii="Arial Narrow" w:eastAsia="Times New Roman" w:hAnsi="Arial Narrow" w:cs="Arial"/>
                 <w:shd w:val="clear" w:color="auto" w:fill="FFFFFF"/>
                 <w:lang w:eastAsia="en-ID"/>
               </w:rPr>
@@ -3079,7 +3050,7 @@
             <w:proofErr w:type="spellStart"/>
             <w:r>
               <w:rPr>
-                <w:rFonts w:ascii="Arial" w:eastAsia="Times New Roman" w:hAnsi="Arial" w:cs="Arial"/>
+                <w:rFonts w:ascii="Arial Narrow" w:eastAsia="Times New Roman" w:hAnsi="Arial Narrow" w:cs="Arial"/>
                 <w:shd w:val="clear" w:color="auto" w:fill="FFFFFF"/>
                 <w:lang w:eastAsia="en-ID"/>
               </w:rPr>
@@ -3088,7 +3059,7 @@
             <w:proofErr w:type="spellEnd"/>
             <w:r>
               <w:rPr>
-                <w:rFonts w:ascii="Arial" w:eastAsia="Times New Roman" w:hAnsi="Arial" w:cs="Arial"/>
+                <w:rFonts w:ascii="Arial Narrow" w:eastAsia="Times New Roman" w:hAnsi="Arial Narrow" w:cs="Arial"/>
                 <w:shd w:val="clear" w:color="auto" w:fill="FFFFFF"/>
                 <w:lang w:eastAsia="en-ID"/>
               </w:rPr>
@@ -3097,7 +3068,7 @@
             <w:proofErr w:type="spellStart"/>
             <w:r>
               <w:rPr>
-                <w:rFonts w:ascii="Arial" w:eastAsia="Times New Roman" w:hAnsi="Arial" w:cs="Arial"/>
+                <w:rFonts w:ascii="Arial Narrow" w:eastAsia="Times New Roman" w:hAnsi="Arial Narrow" w:cs="Arial"/>
                 <w:shd w:val="clear" w:color="auto" w:fill="FFFFFF"/>
                 <w:lang w:eastAsia="en-ID"/>
               </w:rPr>
@@ -3106,7 +3077,7 @@
             <w:proofErr w:type="spellEnd"/>
             <w:r>
               <w:rPr>
-                <w:rFonts w:ascii="Arial" w:eastAsia="Times New Roman" w:hAnsi="Arial" w:cs="Arial"/>
+                <w:rFonts w:ascii="Arial Narrow" w:eastAsia="Times New Roman" w:hAnsi="Arial Narrow" w:cs="Arial"/>
                 <w:shd w:val="clear" w:color="auto" w:fill="FFFFFF"/>
                 <w:lang w:eastAsia="en-ID"/>
               </w:rPr>
@@ -3125,7 +3096,7 @@
             <w:pPr>
               <w:jc w:val="both"/>
               <w:rPr>
-                <w:rFonts w:ascii="Arial" w:eastAsia="Times New Roman" w:hAnsi="Arial" w:cs="Arial"/>
+                <w:rFonts w:ascii="Arial Narrow" w:eastAsia="Times New Roman" w:hAnsi="Arial Narrow" w:cs="Arial"/>
                 <w:shd w:val="clear" w:color="auto" w:fill="FFFFFF"/>
                 <w:lang w:eastAsia="en-ID"/>
               </w:rPr>
@@ -3135,7 +3106,7 @@
       </w:tr>
       <w:tr>
         <w:trPr>
-          <w:trHeight w:val="1597"/>
+          <w:trHeight w:val="1324"/>
         </w:trPr>
         <w:tc>
           <w:tcPr>
@@ -3145,14 +3116,14 @@
             <w:pPr>
               <w:jc w:val="both"/>
               <w:rPr>
-                <w:rFonts w:ascii="Arial" w:eastAsia="Times New Roman" w:hAnsi="Arial" w:cs="Arial"/>
-                <w:shd w:val="clear" w:color="auto" w:fill="FFFFFF"/>
-                <w:lang w:eastAsia="en-ID"/>
-              </w:rPr>
-            </w:pPr>
-            <w:r>
-              <w:rPr>
-                <w:rFonts w:ascii="Arial" w:eastAsia="Times New Roman" w:hAnsi="Arial" w:cs="Arial"/>
+                <w:rFonts w:ascii="Arial Narrow" w:eastAsia="Times New Roman" w:hAnsi="Arial Narrow" w:cs="Arial"/>
+                <w:shd w:val="clear" w:color="auto" w:fill="FFFFFF"/>
+                <w:lang w:eastAsia="en-ID"/>
+              </w:rPr>
+            </w:pPr>
+            <w:r>
+              <w:rPr>
+                <w:rFonts w:ascii="Arial Narrow" w:eastAsia="Times New Roman" w:hAnsi="Arial Narrow" w:cs="Arial"/>
                 <w:shd w:val="clear" w:color="auto" w:fill="FFFFFF"/>
                 <w:lang w:eastAsia="en-ID"/>
               </w:rPr>
@@ -3171,535 +3142,545 @@
               <w:contextualSpacing/>
               <w:jc w:val="both"/>
               <w:rPr>
-                <w:rFonts w:ascii="Arial" w:hAnsi="Arial" w:cs="Arial"/>
-              </w:rPr>
-            </w:pPr>
-            <w:proofErr w:type="spellStart"/>
-            <w:r>
-              <w:rPr>
-                <w:rFonts w:ascii="Arial" w:hAnsi="Arial" w:cs="Arial"/>
+                <w:rFonts w:ascii="Arial Narrow" w:hAnsi="Arial Narrow" w:cs="Arial"/>
+              </w:rPr>
+            </w:pPr>
+            <w:proofErr w:type="spellStart"/>
+            <w:r>
+              <w:rPr>
+                <w:rFonts w:ascii="Arial Narrow" w:hAnsi="Arial Narrow" w:cs="Arial"/>
               </w:rPr>
               <w:t>Sehubungan</w:t>
             </w:r>
             <w:proofErr w:type="spellEnd"/>
             <w:r>
               <w:rPr>
-                <w:rFonts w:ascii="Arial" w:hAnsi="Arial" w:cs="Arial"/>
+                <w:rFonts w:ascii="Arial Narrow" w:hAnsi="Arial Narrow" w:cs="Arial"/>
               </w:rPr>
               <w:t xml:space="preserve"> </w:t>
             </w:r>
             <w:proofErr w:type="spellStart"/>
             <w:r>
               <w:rPr>
-                <w:rFonts w:ascii="Arial" w:hAnsi="Arial" w:cs="Arial"/>
+                <w:rFonts w:ascii="Arial Narrow" w:hAnsi="Arial Narrow" w:cs="Arial"/>
               </w:rPr>
               <w:t>dengan</w:t>
             </w:r>
             <w:proofErr w:type="spellEnd"/>
             <w:r>
               <w:rPr>
-                <w:rFonts w:ascii="Arial" w:hAnsi="Arial" w:cs="Arial"/>
+                <w:rFonts w:ascii="Arial Narrow" w:hAnsi="Arial Narrow" w:cs="Arial"/>
               </w:rPr>
               <w:t xml:space="preserve"> </w:t>
             </w:r>
             <w:proofErr w:type="spellStart"/>
             <w:r>
               <w:rPr>
-                <w:rFonts w:ascii="Arial" w:hAnsi="Arial" w:cs="Arial"/>
+                <w:rFonts w:ascii="Arial Narrow" w:hAnsi="Arial Narrow" w:cs="Arial"/>
               </w:rPr>
               <w:t>rujukan</w:t>
             </w:r>
             <w:proofErr w:type="spellEnd"/>
             <w:r>
               <w:rPr>
-                <w:rFonts w:ascii="Arial" w:hAnsi="Arial" w:cs="Arial"/>
+                <w:rFonts w:ascii="Arial Narrow" w:hAnsi="Arial Narrow" w:cs="Arial"/>
               </w:rPr>
               <w:t xml:space="preserve"> </w:t>
             </w:r>
             <w:proofErr w:type="spellStart"/>
             <w:r>
               <w:rPr>
-                <w:rFonts w:ascii="Arial" w:hAnsi="Arial" w:cs="Arial"/>
+                <w:rFonts w:ascii="Arial Narrow" w:hAnsi="Arial Narrow" w:cs="Arial"/>
               </w:rPr>
               <w:t>diatas</w:t>
             </w:r>
             <w:proofErr w:type="spellEnd"/>
             <w:r>
               <w:rPr>
-                <w:rFonts w:ascii="Arial" w:hAnsi="Arial" w:cs="Arial"/>
+                <w:rFonts w:ascii="Arial Narrow" w:hAnsi="Arial Narrow" w:cs="Arial"/>
               </w:rPr>
               <w:t xml:space="preserve">, </w:t>
             </w:r>
             <w:proofErr w:type="spellStart"/>
             <w:r>
               <w:rPr>
-                <w:rFonts w:ascii="Arial" w:hAnsi="Arial" w:cs="Arial"/>
+                <w:rFonts w:ascii="Arial Narrow" w:hAnsi="Arial Narrow" w:cs="Arial"/>
               </w:rPr>
               <w:t>diberitahukan</w:t>
             </w:r>
             <w:proofErr w:type="spellEnd"/>
             <w:r>
               <w:rPr>
-                <w:rFonts w:ascii="Arial" w:hAnsi="Arial" w:cs="Arial"/>
+                <w:rFonts w:ascii="Arial Narrow" w:hAnsi="Arial Narrow" w:cs="Arial"/>
               </w:rPr>
               <w:t xml:space="preserve"> </w:t>
             </w:r>
             <w:proofErr w:type="spellStart"/>
             <w:r>
               <w:rPr>
-                <w:rFonts w:ascii="Arial" w:hAnsi="Arial" w:cs="Arial"/>
+                <w:rFonts w:ascii="Arial Narrow" w:hAnsi="Arial Narrow" w:cs="Arial"/>
               </w:rPr>
               <w:t>kepada</w:t>
             </w:r>
             <w:proofErr w:type="spellEnd"/>
             <w:r>
               <w:rPr>
-                <w:rFonts w:ascii="Arial" w:hAnsi="Arial" w:cs="Arial"/>
+                <w:rFonts w:ascii="Arial Narrow" w:hAnsi="Arial Narrow" w:cs="Arial"/>
               </w:rPr>
               <w:t xml:space="preserve"> </w:t>
             </w:r>
             <w:r>
               <w:rPr>
-                <w:rFonts w:ascii="Arial" w:hAnsi="Arial" w:cs="Arial"/>
+                <w:rFonts w:ascii="Arial Narrow" w:hAnsi="Arial Narrow" w:cs="Arial"/>
               </w:rPr>
               <w:t xml:space="preserve">Ka </w:t>
             </w:r>
             <w:proofErr w:type="spellStart"/>
             <w:r>
               <w:rPr>
-                <w:rFonts w:ascii="Arial" w:hAnsi="Arial" w:cs="Arial"/>
+                <w:rFonts w:ascii="Arial Narrow" w:hAnsi="Arial Narrow" w:cs="Arial"/>
               </w:rPr>
               <w:t>bahwa</w:t>
             </w:r>
             <w:proofErr w:type="spellEnd"/>
             <w:r>
               <w:rPr>
-                <w:rFonts w:ascii="Arial" w:hAnsi="Arial" w:cs="Arial"/>
+                <w:rFonts w:ascii="Arial Narrow" w:hAnsi="Arial Narrow" w:cs="Arial"/>
               </w:rPr>
               <w:t xml:space="preserve"> pada ${</w:t>
             </w:r>
             <w:proofErr w:type="spellStart"/>
             <w:r>
               <w:rPr>
-                <w:rFonts w:ascii="Arial" w:hAnsi="Arial" w:cs="Arial"/>
+                <w:rFonts w:ascii="Arial Narrow" w:hAnsi="Arial Narrow" w:cs="Arial"/>
               </w:rPr>
               <w:t>SuratPerintahPenyidikanDay</w:t>
             </w:r>
             <w:proofErr w:type="spellEnd"/>
             <w:r>
               <w:rPr>
-                <w:rFonts w:ascii="Arial" w:hAnsi="Arial" w:cs="Arial"/>
+                <w:rFonts w:ascii="Arial Narrow" w:hAnsi="Arial Narrow" w:cs="Arial"/>
               </w:rPr>
               <w:t xml:space="preserve">} </w:t>
             </w:r>
             <w:proofErr w:type="spellStart"/>
             <w:r>
               <w:rPr>
-                <w:rFonts w:ascii="Arial" w:hAnsi="Arial" w:cs="Arial"/>
+                <w:rFonts w:ascii="Arial Narrow" w:hAnsi="Arial Narrow" w:cs="Arial"/>
               </w:rPr>
               <w:t>tanggal</w:t>
             </w:r>
             <w:proofErr w:type="spellEnd"/>
             <w:r>
               <w:rPr>
-                <w:rFonts w:ascii="Arial" w:hAnsi="Arial" w:cs="Arial"/>
+                <w:rFonts w:ascii="Arial Narrow" w:hAnsi="Arial Narrow" w:cs="Arial"/>
               </w:rPr>
               <w:t xml:space="preserve"> ${</w:t>
             </w:r>
             <w:proofErr w:type="spellStart"/>
             <w:r>
               <w:rPr>
-                <w:rFonts w:ascii="Arial" w:hAnsi="Arial" w:cs="Arial"/>
+                <w:rFonts w:ascii="Arial Narrow" w:hAnsi="Arial Narrow" w:cs="Arial"/>
               </w:rPr>
               <w:t>SuratPerintah</w:t>
             </w:r>
             <w:r>
               <w:rPr>
-                <w:rFonts w:ascii="Arial" w:hAnsi="Arial" w:cs="Arial"/>
+                <w:rFonts w:ascii="Arial Narrow" w:hAnsi="Arial Narrow" w:cs="Arial"/>
               </w:rPr>
               <w:t>Date</w:t>
             </w:r>
             <w:proofErr w:type="spellEnd"/>
             <w:r>
               <w:rPr>
-                <w:rFonts w:ascii="Arial" w:hAnsi="Arial" w:cs="Arial"/>
+                <w:rFonts w:ascii="Arial Narrow" w:hAnsi="Arial Narrow" w:cs="Arial"/>
               </w:rPr>
               <w:t>}</w:t>
             </w:r>
             <w:r>
               <w:rPr>
-                <w:rFonts w:ascii="Arial" w:hAnsi="Arial" w:cs="Arial"/>
+                <w:rFonts w:ascii="Arial Narrow" w:hAnsi="Arial Narrow" w:cs="Arial"/>
               </w:rPr>
               <w:t xml:space="preserve"> </w:t>
             </w:r>
             <w:proofErr w:type="spellStart"/>
             <w:r>
               <w:rPr>
-                <w:rFonts w:ascii="Arial" w:hAnsi="Arial" w:cs="Arial"/>
+                <w:rFonts w:ascii="Arial Narrow" w:hAnsi="Arial Narrow" w:cs="Arial"/>
               </w:rPr>
               <w:t>bulan</w:t>
             </w:r>
             <w:proofErr w:type="spellEnd"/>
             <w:r>
               <w:rPr>
-                <w:rFonts w:ascii="Arial" w:hAnsi="Arial" w:cs="Arial"/>
+                <w:rFonts w:ascii="Arial Narrow" w:hAnsi="Arial Narrow" w:cs="Arial"/>
               </w:rPr>
               <w:t xml:space="preserve"> ${SuratPerintahPenyidikanMonth} </w:t>
             </w:r>
             <w:proofErr w:type="spellStart"/>
             <w:r>
               <w:rPr>
-                <w:rFonts w:ascii="Arial" w:hAnsi="Arial" w:cs="Arial"/>
+                <w:rFonts w:ascii="Arial Narrow" w:hAnsi="Arial Narrow" w:cs="Arial"/>
               </w:rPr>
               <w:t>tahun</w:t>
             </w:r>
             <w:proofErr w:type="spellEnd"/>
             <w:r>
               <w:rPr>
-                <w:rFonts w:ascii="Arial" w:hAnsi="Arial" w:cs="Arial"/>
+                <w:rFonts w:ascii="Arial Narrow" w:hAnsi="Arial Narrow" w:cs="Arial"/>
               </w:rPr>
               <w:t xml:space="preserve"> ${</w:t>
             </w:r>
             <w:proofErr w:type="spellStart"/>
             <w:r>
               <w:rPr>
-                <w:rFonts w:ascii="Arial" w:hAnsi="Arial" w:cs="Arial"/>
+                <w:rFonts w:ascii="Arial Narrow" w:hAnsi="Arial Narrow" w:cs="Arial"/>
               </w:rPr>
               <w:t>SuratPerintahPenyidikanYear</w:t>
             </w:r>
             <w:proofErr w:type="spellEnd"/>
             <w:r>
               <w:rPr>
-                <w:rFonts w:ascii="Arial" w:hAnsi="Arial" w:cs="Arial"/>
+                <w:rFonts w:ascii="Arial Narrow" w:hAnsi="Arial Narrow" w:cs="Arial"/>
               </w:rPr>
               <w:t>}</w:t>
             </w:r>
             <w:r>
               <w:rPr>
-                <w:rFonts w:ascii="Arial" w:hAnsi="Arial" w:cs="Arial"/>
+                <w:rFonts w:ascii="Arial Narrow" w:hAnsi="Arial Narrow" w:cs="Arial"/>
               </w:rPr>
               <w:t xml:space="preserve"> </w:t>
             </w:r>
             <w:proofErr w:type="spellStart"/>
             <w:r>
               <w:rPr>
-                <w:rFonts w:ascii="Arial" w:hAnsi="Arial" w:cs="Arial"/>
+                <w:rFonts w:ascii="Arial Narrow" w:hAnsi="Arial Narrow" w:cs="Arial"/>
               </w:rPr>
               <w:t>penyidikan</w:t>
             </w:r>
             <w:proofErr w:type="spellEnd"/>
             <w:r>
               <w:rPr>
-                <w:rFonts w:ascii="Arial" w:hAnsi="Arial" w:cs="Arial"/>
+                <w:rFonts w:ascii="Arial Narrow" w:hAnsi="Arial Narrow" w:cs="Arial"/>
               </w:rPr>
               <w:t xml:space="preserve"> </w:t>
             </w:r>
             <w:proofErr w:type="spellStart"/>
             <w:r>
               <w:rPr>
-                <w:rFonts w:ascii="Arial" w:hAnsi="Arial" w:cs="Arial"/>
+                <w:rFonts w:ascii="Arial Narrow" w:hAnsi="Arial Narrow" w:cs="Arial"/>
               </w:rPr>
               <w:t>dugaan</w:t>
             </w:r>
             <w:proofErr w:type="spellEnd"/>
             <w:r>
               <w:rPr>
-                <w:rFonts w:ascii="Arial" w:hAnsi="Arial" w:cs="Arial"/>
+                <w:rFonts w:ascii="Arial Narrow" w:hAnsi="Arial Narrow" w:cs="Arial"/>
               </w:rPr>
               <w:t xml:space="preserve"> </w:t>
             </w:r>
             <w:proofErr w:type="spellStart"/>
             <w:r>
               <w:rPr>
-                <w:rFonts w:ascii="Arial" w:hAnsi="Arial" w:cs="Arial"/>
+                <w:rFonts w:ascii="Arial Narrow" w:hAnsi="Arial Narrow" w:cs="Arial"/>
               </w:rPr>
               <w:t>tindak</w:t>
             </w:r>
             <w:proofErr w:type="spellEnd"/>
             <w:r>
               <w:rPr>
-                <w:rFonts w:ascii="Arial" w:hAnsi="Arial" w:cs="Arial"/>
+                <w:rFonts w:ascii="Arial Narrow" w:hAnsi="Arial Narrow" w:cs="Arial"/>
               </w:rPr>
               <w:t xml:space="preserve"> </w:t>
             </w:r>
             <w:proofErr w:type="spellStart"/>
             <w:r>
               <w:rPr>
-                <w:rFonts w:ascii="Arial" w:hAnsi="Arial" w:cs="Arial"/>
+                <w:rFonts w:ascii="Arial Narrow" w:hAnsi="Arial Narrow" w:cs="Arial"/>
               </w:rPr>
               <w:t>pidana</w:t>
             </w:r>
             <w:proofErr w:type="spellEnd"/>
             <w:r>
               <w:rPr>
-                <w:rFonts w:ascii="Arial" w:hAnsi="Arial" w:cs="Arial"/>
+                <w:rFonts w:ascii="Arial Narrow" w:hAnsi="Arial Narrow" w:cs="Arial"/>
               </w:rPr>
               <w:t xml:space="preserve"> </w:t>
             </w:r>
             <w:proofErr w:type="spellStart"/>
             <w:r>
               <w:rPr>
-                <w:rFonts w:ascii="Arial" w:hAnsi="Arial" w:cs="Arial"/>
+                <w:rFonts w:ascii="Arial Narrow" w:hAnsi="Arial Narrow" w:cs="Arial"/>
               </w:rPr>
               <w:t>Kecelakaan</w:t>
             </w:r>
             <w:proofErr w:type="spellEnd"/>
             <w:r>
               <w:rPr>
-                <w:rFonts w:ascii="Arial" w:hAnsi="Arial" w:cs="Arial"/>
+                <w:rFonts w:ascii="Arial Narrow" w:hAnsi="Arial Narrow" w:cs="Arial"/>
               </w:rPr>
               <w:t xml:space="preserve"> Lalu Lintas, </w:t>
             </w:r>
             <w:proofErr w:type="spellStart"/>
             <w:r>
               <w:rPr>
-                <w:rFonts w:ascii="Arial" w:hAnsi="Arial" w:cs="Arial"/>
+                <w:rFonts w:ascii="Arial Narrow" w:hAnsi="Arial Narrow" w:cs="Arial"/>
               </w:rPr>
               <w:t>sebagaimana</w:t>
             </w:r>
             <w:proofErr w:type="spellEnd"/>
             <w:r>
               <w:rPr>
-                <w:rFonts w:ascii="Arial" w:hAnsi="Arial" w:cs="Arial"/>
+                <w:rFonts w:ascii="Arial Narrow" w:hAnsi="Arial Narrow" w:cs="Arial"/>
               </w:rPr>
               <w:t xml:space="preserve"> </w:t>
             </w:r>
             <w:proofErr w:type="spellStart"/>
             <w:r>
               <w:rPr>
-                <w:rFonts w:ascii="Arial" w:hAnsi="Arial" w:cs="Arial"/>
+                <w:rFonts w:ascii="Arial Narrow" w:hAnsi="Arial Narrow" w:cs="Arial"/>
               </w:rPr>
               <w:t>dimaksud</w:t>
             </w:r>
             <w:proofErr w:type="spellEnd"/>
             <w:r>
               <w:rPr>
-                <w:rFonts w:ascii="Arial" w:hAnsi="Arial" w:cs="Arial"/>
+                <w:rFonts w:ascii="Arial Narrow" w:hAnsi="Arial Narrow" w:cs="Arial"/>
               </w:rPr>
               <w:t xml:space="preserve"> </w:t>
             </w:r>
             <w:proofErr w:type="spellStart"/>
             <w:r>
               <w:rPr>
-                <w:rFonts w:ascii="Arial" w:hAnsi="Arial" w:cs="Arial"/>
+                <w:rFonts w:ascii="Arial Narrow" w:hAnsi="Arial Narrow" w:cs="Arial"/>
               </w:rPr>
               <w:t>dalam</w:t>
             </w:r>
             <w:proofErr w:type="spellEnd"/>
             <w:r>
               <w:rPr>
-                <w:rFonts w:ascii="Arial" w:hAnsi="Arial" w:cs="Arial"/>
+                <w:rFonts w:ascii="Arial Narrow" w:hAnsi="Arial Narrow" w:cs="Arial"/>
               </w:rPr>
               <w:t xml:space="preserve"> Pasal </w:t>
             </w:r>
             <w:r>
               <w:rPr>
-                <w:rFonts w:ascii="Arial" w:hAnsi="Arial" w:cs="Arial"/>
+                <w:rFonts w:ascii="Arial Narrow" w:hAnsi="Arial Narrow" w:cs="Arial"/>
               </w:rPr>
               <w:t>${</w:t>
             </w:r>
             <w:proofErr w:type="spellStart"/>
             <w:r>
               <w:rPr>
-                <w:rFonts w:ascii="Arial" w:hAnsi="Arial" w:cs="Arial"/>
+                <w:rFonts w:ascii="Arial Narrow" w:hAnsi="Arial Narrow" w:cs="Arial"/>
               </w:rPr>
               <w:t>SuratPerintahPenyidikanLawsDocument</w:t>
             </w:r>
             <w:proofErr w:type="spellEnd"/>
             <w:r>
               <w:rPr>
-                <w:rFonts w:ascii="Arial" w:hAnsi="Arial" w:cs="Arial"/>
+                <w:rFonts w:ascii="Arial Narrow" w:hAnsi="Arial Narrow" w:cs="Arial"/>
               </w:rPr>
               <w:t>}</w:t>
             </w:r>
             <w:r>
               <w:rPr>
-                <w:rFonts w:ascii="Arial" w:hAnsi="Arial" w:cs="Arial"/>
+                <w:rFonts w:ascii="Arial Narrow" w:hAnsi="Arial Narrow" w:cs="Arial"/>
               </w:rPr>
               <w:t xml:space="preserve"> </w:t>
             </w:r>
             <w:proofErr w:type="spellStart"/>
             <w:r>
               <w:rPr>
-                <w:rFonts w:ascii="Arial" w:hAnsi="Arial" w:cs="Arial"/>
+                <w:rFonts w:ascii="Arial Narrow" w:hAnsi="Arial Narrow" w:cs="Arial"/>
               </w:rPr>
               <w:t>dengan</w:t>
             </w:r>
             <w:proofErr w:type="spellEnd"/>
             <w:r>
               <w:rPr>
-                <w:rFonts w:ascii="Arial" w:hAnsi="Arial" w:cs="Arial"/>
+                <w:rFonts w:ascii="Arial Narrow" w:hAnsi="Arial Narrow" w:cs="Arial"/>
               </w:rPr>
               <w:t xml:space="preserve"> </w:t>
             </w:r>
             <w:proofErr w:type="spellStart"/>
             <w:r>
               <w:rPr>
-                <w:rFonts w:ascii="Arial" w:hAnsi="Arial" w:cs="Arial"/>
+                <w:rFonts w:ascii="Arial Narrow" w:hAnsi="Arial Narrow" w:cs="Arial"/>
               </w:rPr>
               <w:t>tersangka</w:t>
             </w:r>
             <w:proofErr w:type="spellEnd"/>
             <w:r>
               <w:rPr>
-                <w:rFonts w:ascii="Arial" w:hAnsi="Arial" w:cs="Arial"/>
+                <w:rFonts w:ascii="Arial Narrow" w:hAnsi="Arial Narrow" w:cs="Arial"/>
               </w:rPr>
               <w:t xml:space="preserve"> </w:t>
             </w:r>
             <w:proofErr w:type="spellStart"/>
             <w:r>
               <w:rPr>
-                <w:rFonts w:ascii="Arial" w:hAnsi="Arial" w:cs="Arial"/>
+                <w:rFonts w:ascii="Arial Narrow" w:hAnsi="Arial Narrow" w:cs="Arial"/>
               </w:rPr>
               <w:t>atas</w:t>
             </w:r>
             <w:proofErr w:type="spellEnd"/>
             <w:r>
               <w:rPr>
-                <w:rFonts w:ascii="Arial" w:hAnsi="Arial" w:cs="Arial"/>
+                <w:rFonts w:ascii="Arial Narrow" w:hAnsi="Arial Narrow" w:cs="Arial"/>
               </w:rPr>
               <w:t xml:space="preserve"> nama ${</w:t>
             </w:r>
             <w:proofErr w:type="spellStart"/>
             <w:r>
               <w:rPr>
-                <w:rFonts w:ascii="Arial" w:hAnsi="Arial" w:cs="Arial"/>
+                <w:rFonts w:ascii="Arial Narrow" w:hAnsi="Arial Narrow" w:cs="Arial"/>
               </w:rPr>
               <w:t>SuspectName</w:t>
             </w:r>
             <w:proofErr w:type="spellEnd"/>
             <w:r>
               <w:rPr>
-                <w:rFonts w:ascii="Arial" w:hAnsi="Arial" w:cs="Arial"/>
+                <w:rFonts w:ascii="Arial Narrow" w:hAnsi="Arial Narrow" w:cs="Arial"/>
               </w:rPr>
               <w:t xml:space="preserve">}, </w:t>
             </w:r>
             <w:proofErr w:type="spellStart"/>
             <w:r>
               <w:rPr>
-                <w:rFonts w:ascii="Arial" w:hAnsi="Arial" w:cs="Arial"/>
+                <w:rFonts w:ascii="Arial Narrow" w:hAnsi="Arial Narrow" w:cs="Arial"/>
               </w:rPr>
               <w:t>dihentikan</w:t>
             </w:r>
             <w:proofErr w:type="spellEnd"/>
             <w:r>
               <w:rPr>
-                <w:rFonts w:ascii="Arial" w:hAnsi="Arial" w:cs="Arial"/>
+                <w:rFonts w:ascii="Arial Narrow" w:hAnsi="Arial Narrow" w:cs="Arial"/>
               </w:rPr>
               <w:t xml:space="preserve"> </w:t>
             </w:r>
             <w:proofErr w:type="spellStart"/>
             <w:r>
               <w:rPr>
-                <w:rFonts w:ascii="Arial" w:hAnsi="Arial" w:cs="Arial"/>
+                <w:rFonts w:ascii="Arial Narrow" w:hAnsi="Arial Narrow" w:cs="Arial"/>
               </w:rPr>
               <w:t>dengan</w:t>
             </w:r>
             <w:proofErr w:type="spellEnd"/>
             <w:r>
               <w:rPr>
-                <w:rFonts w:ascii="Arial" w:hAnsi="Arial" w:cs="Arial"/>
+                <w:rFonts w:ascii="Arial Narrow" w:hAnsi="Arial Narrow" w:cs="Arial"/>
               </w:rPr>
               <w:t xml:space="preserve"> </w:t>
             </w:r>
             <w:proofErr w:type="spellStart"/>
             <w:r>
               <w:rPr>
-                <w:rFonts w:ascii="Arial" w:hAnsi="Arial" w:cs="Arial"/>
+                <w:rFonts w:ascii="Arial Narrow" w:hAnsi="Arial Narrow" w:cs="Arial"/>
               </w:rPr>
               <w:t>alasan</w:t>
             </w:r>
             <w:proofErr w:type="spellEnd"/>
             <w:r>
               <w:rPr>
-                <w:rFonts w:ascii="Arial" w:hAnsi="Arial" w:cs="Arial"/>
+                <w:rFonts w:ascii="Arial Narrow" w:hAnsi="Arial Narrow" w:cs="Arial"/>
               </w:rPr>
               <w:t xml:space="preserve"> ${</w:t>
             </w:r>
             <w:proofErr w:type="spellStart"/>
             <w:r>
               <w:rPr>
-                <w:rFonts w:ascii="Arial" w:hAnsi="Arial" w:cs="Arial"/>
+                <w:rFonts w:ascii="Arial Narrow" w:hAnsi="Arial Narrow" w:cs="Arial"/>
               </w:rPr>
               <w:t>alasan</w:t>
             </w:r>
             <w:proofErr w:type="spellEnd"/>
             <w:r>
               <w:rPr>
-                <w:rFonts w:ascii="Arial" w:hAnsi="Arial" w:cs="Arial"/>
+                <w:rFonts w:ascii="Arial Narrow" w:hAnsi="Arial Narrow" w:cs="Arial"/>
               </w:rPr>
               <w:t xml:space="preserve">}, </w:t>
             </w:r>
             <w:proofErr w:type="spellStart"/>
             <w:r>
               <w:rPr>
-                <w:rFonts w:ascii="Arial" w:hAnsi="Arial" w:cs="Arial"/>
+                <w:rFonts w:ascii="Arial Narrow" w:hAnsi="Arial Narrow" w:cs="Arial"/>
               </w:rPr>
               <w:t>sebagaimana</w:t>
             </w:r>
             <w:proofErr w:type="spellEnd"/>
             <w:r>
               <w:rPr>
-                <w:rFonts w:ascii="Arial" w:hAnsi="Arial" w:cs="Arial"/>
+                <w:rFonts w:ascii="Arial Narrow" w:hAnsi="Arial Narrow" w:cs="Arial"/>
               </w:rPr>
               <w:t xml:space="preserve"> resume </w:t>
             </w:r>
             <w:proofErr w:type="spellStart"/>
             <w:r>
               <w:rPr>
-                <w:rFonts w:ascii="Arial" w:hAnsi="Arial" w:cs="Arial"/>
+                <w:rFonts w:ascii="Arial Narrow" w:hAnsi="Arial Narrow" w:cs="Arial"/>
               </w:rPr>
               <w:t>singkat</w:t>
             </w:r>
             <w:proofErr w:type="spellEnd"/>
             <w:r>
               <w:rPr>
-                <w:rFonts w:ascii="Arial" w:hAnsi="Arial" w:cs="Arial"/>
+                <w:rFonts w:ascii="Arial Narrow" w:hAnsi="Arial Narrow" w:cs="Arial"/>
               </w:rPr>
               <w:t xml:space="preserve"> </w:t>
             </w:r>
             <w:proofErr w:type="spellStart"/>
             <w:r>
               <w:rPr>
-                <w:rFonts w:ascii="Arial" w:hAnsi="Arial" w:cs="Arial"/>
+                <w:rFonts w:ascii="Arial Narrow" w:hAnsi="Arial Narrow" w:cs="Arial"/>
               </w:rPr>
               <w:t>hasil</w:t>
             </w:r>
             <w:proofErr w:type="spellEnd"/>
             <w:r>
               <w:rPr>
-                <w:rFonts w:ascii="Arial" w:hAnsi="Arial" w:cs="Arial"/>
+                <w:rFonts w:ascii="Arial Narrow" w:hAnsi="Arial Narrow" w:cs="Arial"/>
               </w:rPr>
               <w:t xml:space="preserve"> </w:t>
             </w:r>
             <w:proofErr w:type="spellStart"/>
             <w:r>
               <w:rPr>
-                <w:rFonts w:ascii="Arial" w:hAnsi="Arial" w:cs="Arial"/>
+                <w:rFonts w:ascii="Arial Narrow" w:hAnsi="Arial Narrow" w:cs="Arial"/>
               </w:rPr>
               <w:t>penyidikan</w:t>
             </w:r>
             <w:proofErr w:type="spellEnd"/>
             <w:r>
               <w:rPr>
-                <w:rFonts w:ascii="Arial" w:hAnsi="Arial" w:cs="Arial"/>
+                <w:rFonts w:ascii="Arial Narrow" w:hAnsi="Arial Narrow" w:cs="Arial"/>
               </w:rPr>
               <w:t xml:space="preserve"> </w:t>
             </w:r>
             <w:proofErr w:type="spellStart"/>
             <w:r>
               <w:rPr>
-                <w:rFonts w:ascii="Arial" w:hAnsi="Arial" w:cs="Arial"/>
+                <w:rFonts w:ascii="Arial Narrow" w:hAnsi="Arial Narrow" w:cs="Arial"/>
               </w:rPr>
               <w:t>terlampir</w:t>
             </w:r>
             <w:proofErr w:type="spellEnd"/>
             <w:r>
               <w:rPr>
-                <w:rFonts w:ascii="Arial" w:hAnsi="Arial" w:cs="Arial"/>
+                <w:rFonts w:ascii="Arial Narrow" w:hAnsi="Arial Narrow" w:cs="Arial"/>
               </w:rPr>
               <w:t>.</w:t>
             </w:r>
+          </w:p>
+          <w:p>
+            <w:pPr>
+              <w:spacing w:before="240"/>
+              <w:contextualSpacing/>
+              <w:jc w:val="both"/>
+              <w:rPr>
+                <w:rFonts w:ascii="Arial Narrow" w:hAnsi="Arial Narrow" w:cs="Arial"/>
+              </w:rPr>
+            </w:pPr>
           </w:p>
         </w:tc>
       </w:tr>
@@ -3712,14 +3693,14 @@
             <w:pPr>
               <w:jc w:val="both"/>
               <w:rPr>
-                <w:rFonts w:ascii="Arial" w:eastAsia="Times New Roman" w:hAnsi="Arial" w:cs="Arial"/>
-                <w:shd w:val="clear" w:color="auto" w:fill="FFFFFF"/>
-                <w:lang w:eastAsia="en-ID"/>
-              </w:rPr>
-            </w:pPr>
-            <w:r>
-              <w:rPr>
-                <w:rFonts w:ascii="Arial" w:eastAsia="Times New Roman" w:hAnsi="Arial" w:cs="Arial"/>
+                <w:rFonts w:ascii="Arial Narrow" w:eastAsia="Times New Roman" w:hAnsi="Arial Narrow" w:cs="Arial"/>
+                <w:shd w:val="clear" w:color="auto" w:fill="FFFFFF"/>
+                <w:lang w:eastAsia="en-ID"/>
+              </w:rPr>
+            </w:pPr>
+            <w:r>
+              <w:rPr>
+                <w:rFonts w:ascii="Arial Narrow" w:eastAsia="Times New Roman" w:hAnsi="Arial Narrow" w:cs="Arial"/>
                 <w:shd w:val="clear" w:color="auto" w:fill="FFFFFF"/>
                 <w:lang w:eastAsia="en-ID"/>
               </w:rPr>
@@ -3739,15 +3720,15 @@
               </w:tabs>
               <w:jc w:val="both"/>
               <w:rPr>
-                <w:rFonts w:ascii="Arial" w:eastAsia="Times New Roman" w:hAnsi="Arial" w:cs="Arial"/>
-                <w:shd w:val="clear" w:color="auto" w:fill="FFFFFF"/>
-                <w:lang w:eastAsia="en-ID"/>
-              </w:rPr>
-            </w:pPr>
-            <w:proofErr w:type="spellStart"/>
-            <w:r>
-              <w:rPr>
-                <w:rFonts w:ascii="Arial" w:eastAsia="Times New Roman" w:hAnsi="Arial" w:cs="Arial"/>
+                <w:rFonts w:ascii="Arial Narrow" w:eastAsia="Times New Roman" w:hAnsi="Arial Narrow" w:cs="Arial"/>
+                <w:shd w:val="clear" w:color="auto" w:fill="FFFFFF"/>
+                <w:lang w:eastAsia="en-ID"/>
+              </w:rPr>
+            </w:pPr>
+            <w:proofErr w:type="spellStart"/>
+            <w:r>
+              <w:rPr>
+                <w:rFonts w:ascii="Arial Narrow" w:eastAsia="Times New Roman" w:hAnsi="Arial Narrow" w:cs="Arial"/>
                 <w:shd w:val="clear" w:color="auto" w:fill="FFFFFF"/>
                 <w:lang w:eastAsia="en-ID"/>
               </w:rPr>
@@ -3756,7 +3737,7 @@
             <w:proofErr w:type="spellEnd"/>
             <w:r>
               <w:rPr>
-                <w:rFonts w:ascii="Arial" w:eastAsia="Times New Roman" w:hAnsi="Arial" w:cs="Arial"/>
+                <w:rFonts w:ascii="Arial Narrow" w:eastAsia="Times New Roman" w:hAnsi="Arial Narrow" w:cs="Arial"/>
                 <w:shd w:val="clear" w:color="auto" w:fill="FFFFFF"/>
                 <w:lang w:eastAsia="en-ID"/>
               </w:rPr>
@@ -3765,7 +3746,7 @@
             <w:proofErr w:type="spellStart"/>
             <w:r>
               <w:rPr>
-                <w:rFonts w:ascii="Arial" w:eastAsia="Times New Roman" w:hAnsi="Arial" w:cs="Arial"/>
+                <w:rFonts w:ascii="Arial Narrow" w:eastAsia="Times New Roman" w:hAnsi="Arial Narrow" w:cs="Arial"/>
                 <w:shd w:val="clear" w:color="auto" w:fill="FFFFFF"/>
                 <w:lang w:eastAsia="en-ID"/>
               </w:rPr>
@@ -3774,7 +3755,7 @@
             <w:proofErr w:type="spellEnd"/>
             <w:r>
               <w:rPr>
-                <w:rFonts w:ascii="Arial" w:eastAsia="Times New Roman" w:hAnsi="Arial" w:cs="Arial"/>
+                <w:rFonts w:ascii="Arial Narrow" w:eastAsia="Times New Roman" w:hAnsi="Arial Narrow" w:cs="Arial"/>
                 <w:shd w:val="clear" w:color="auto" w:fill="FFFFFF"/>
                 <w:lang w:eastAsia="en-ID"/>
               </w:rPr>
@@ -3783,7 +3764,7 @@
             <w:proofErr w:type="spellStart"/>
             <w:r>
               <w:rPr>
-                <w:rFonts w:ascii="Arial" w:eastAsia="Times New Roman" w:hAnsi="Arial" w:cs="Arial"/>
+                <w:rFonts w:ascii="Arial Narrow" w:eastAsia="Times New Roman" w:hAnsi="Arial Narrow" w:cs="Arial"/>
                 <w:shd w:val="clear" w:color="auto" w:fill="FFFFFF"/>
                 <w:lang w:eastAsia="en-ID"/>
               </w:rPr>
@@ -3792,7 +3773,7 @@
             <w:proofErr w:type="spellEnd"/>
             <w:r>
               <w:rPr>
-                <w:rFonts w:ascii="Arial" w:eastAsia="Times New Roman" w:hAnsi="Arial" w:cs="Arial"/>
+                <w:rFonts w:ascii="Arial Narrow" w:eastAsia="Times New Roman" w:hAnsi="Arial Narrow" w:cs="Arial"/>
                 <w:shd w:val="clear" w:color="auto" w:fill="FFFFFF"/>
                 <w:lang w:eastAsia="en-ID"/>
               </w:rPr>
@@ -3801,7 +3782,7 @@
             <w:proofErr w:type="spellStart"/>
             <w:r>
               <w:rPr>
-                <w:rFonts w:ascii="Arial" w:eastAsia="Times New Roman" w:hAnsi="Arial" w:cs="Arial"/>
+                <w:rFonts w:ascii="Arial Narrow" w:eastAsia="Times New Roman" w:hAnsi="Arial Narrow" w:cs="Arial"/>
                 <w:shd w:val="clear" w:color="auto" w:fill="FFFFFF"/>
                 <w:lang w:eastAsia="en-ID"/>
               </w:rPr>
@@ -3810,7 +3791,7 @@
             <w:proofErr w:type="spellEnd"/>
             <w:r>
               <w:rPr>
-                <w:rFonts w:ascii="Arial" w:eastAsia="Times New Roman" w:hAnsi="Arial" w:cs="Arial"/>
+                <w:rFonts w:ascii="Arial Narrow" w:eastAsia="Times New Roman" w:hAnsi="Arial Narrow" w:cs="Arial"/>
                 <w:shd w:val="clear" w:color="auto" w:fill="FFFFFF"/>
                 <w:lang w:eastAsia="en-ID"/>
               </w:rPr>
@@ -3819,7 +3800,7 @@
             <w:proofErr w:type="spellStart"/>
             <w:r>
               <w:rPr>
-                <w:rFonts w:ascii="Arial" w:eastAsia="Times New Roman" w:hAnsi="Arial" w:cs="Arial"/>
+                <w:rFonts w:ascii="Arial Narrow" w:eastAsia="Times New Roman" w:hAnsi="Arial Narrow" w:cs="Arial"/>
                 <w:shd w:val="clear" w:color="auto" w:fill="FFFFFF"/>
                 <w:lang w:eastAsia="en-ID"/>
               </w:rPr>
@@ -3828,7 +3809,7 @@
             <w:proofErr w:type="spellEnd"/>
             <w:r>
               <w:rPr>
-                <w:rFonts w:ascii="Arial" w:eastAsia="Times New Roman" w:hAnsi="Arial" w:cs="Arial"/>
+                <w:rFonts w:ascii="Arial Narrow" w:eastAsia="Times New Roman" w:hAnsi="Arial Narrow" w:cs="Arial"/>
                 <w:shd w:val="clear" w:color="auto" w:fill="FFFFFF"/>
                 <w:lang w:eastAsia="en-ID"/>
               </w:rPr>
@@ -3837,7 +3818,7 @@
             <w:proofErr w:type="spellStart"/>
             <w:r>
               <w:rPr>
-                <w:rFonts w:ascii="Arial" w:eastAsia="Times New Roman" w:hAnsi="Arial" w:cs="Arial"/>
+                <w:rFonts w:ascii="Arial Narrow" w:eastAsia="Times New Roman" w:hAnsi="Arial Narrow" w:cs="Arial"/>
                 <w:shd w:val="clear" w:color="auto" w:fill="FFFFFF"/>
                 <w:lang w:eastAsia="en-ID"/>
               </w:rPr>
@@ -3846,7 +3827,7 @@
             <w:proofErr w:type="spellEnd"/>
             <w:r>
               <w:rPr>
-                <w:rFonts w:ascii="Arial" w:eastAsia="Times New Roman" w:hAnsi="Arial" w:cs="Arial"/>
+                <w:rFonts w:ascii="Arial Narrow" w:eastAsia="Times New Roman" w:hAnsi="Arial Narrow" w:cs="Arial"/>
                 <w:shd w:val="clear" w:color="auto" w:fill="FFFFFF"/>
                 <w:lang w:eastAsia="en-ID"/>
               </w:rPr>
@@ -3855,7 +3836,7 @@
             <w:proofErr w:type="spellStart"/>
             <w:r>
               <w:rPr>
-                <w:rFonts w:ascii="Arial" w:eastAsia="Times New Roman" w:hAnsi="Arial" w:cs="Arial"/>
+                <w:rFonts w:ascii="Arial Narrow" w:eastAsia="Times New Roman" w:hAnsi="Arial Narrow" w:cs="Arial"/>
                 <w:shd w:val="clear" w:color="auto" w:fill="FFFFFF"/>
                 <w:lang w:eastAsia="en-ID"/>
               </w:rPr>
@@ -3864,7 +3845,7 @@
             <w:proofErr w:type="spellEnd"/>
             <w:r>
               <w:rPr>
-                <w:rFonts w:ascii="Arial" w:eastAsia="Times New Roman" w:hAnsi="Arial" w:cs="Arial"/>
+                <w:rFonts w:ascii="Arial Narrow" w:eastAsia="Times New Roman" w:hAnsi="Arial Narrow" w:cs="Arial"/>
                 <w:shd w:val="clear" w:color="auto" w:fill="FFFFFF"/>
                 <w:lang w:eastAsia="en-ID"/>
               </w:rPr>
@@ -3873,7 +3854,7 @@
             <w:proofErr w:type="spellStart"/>
             <w:r>
               <w:rPr>
-                <w:rFonts w:ascii="Arial" w:eastAsia="Times New Roman" w:hAnsi="Arial" w:cs="Arial"/>
+                <w:rFonts w:ascii="Arial Narrow" w:eastAsia="Times New Roman" w:hAnsi="Arial Narrow" w:cs="Arial"/>
                 <w:shd w:val="clear" w:color="auto" w:fill="FFFFFF"/>
                 <w:lang w:eastAsia="en-ID"/>
               </w:rPr>
@@ -3882,7 +3863,7 @@
             <w:proofErr w:type="spellEnd"/>
             <w:r>
               <w:rPr>
-                <w:rFonts w:ascii="Arial" w:eastAsia="Times New Roman" w:hAnsi="Arial" w:cs="Arial"/>
+                <w:rFonts w:ascii="Arial Narrow" w:eastAsia="Times New Roman" w:hAnsi="Arial Narrow" w:cs="Arial"/>
                 <w:shd w:val="clear" w:color="auto" w:fill="FFFFFF"/>
                 <w:lang w:eastAsia="en-ID"/>
               </w:rPr>
@@ -3891,7 +3872,7 @@
             <w:proofErr w:type="spellStart"/>
             <w:r>
               <w:rPr>
-                <w:rFonts w:ascii="Arial" w:eastAsia="Times New Roman" w:hAnsi="Arial" w:cs="Arial"/>
+                <w:rFonts w:ascii="Arial Narrow" w:eastAsia="Times New Roman" w:hAnsi="Arial Narrow" w:cs="Arial"/>
                 <w:shd w:val="clear" w:color="auto" w:fill="FFFFFF"/>
                 <w:lang w:eastAsia="en-ID"/>
               </w:rPr>
@@ -3900,7 +3881,7 @@
             <w:proofErr w:type="spellEnd"/>
             <w:r>
               <w:rPr>
-                <w:rFonts w:ascii="Arial" w:eastAsia="Times New Roman" w:hAnsi="Arial" w:cs="Arial"/>
+                <w:rFonts w:ascii="Arial Narrow" w:eastAsia="Times New Roman" w:hAnsi="Arial Narrow" w:cs="Arial"/>
                 <w:shd w:val="clear" w:color="auto" w:fill="FFFFFF"/>
                 <w:lang w:eastAsia="en-ID"/>
               </w:rPr>
@@ -3909,7 +3890,7 @@
             <w:proofErr w:type="spellStart"/>
             <w:r>
               <w:rPr>
-                <w:rFonts w:ascii="Arial" w:eastAsia="Times New Roman" w:hAnsi="Arial" w:cs="Arial"/>
+                <w:rFonts w:ascii="Arial Narrow" w:eastAsia="Times New Roman" w:hAnsi="Arial Narrow" w:cs="Arial"/>
                 <w:shd w:val="clear" w:color="auto" w:fill="FFFFFF"/>
                 <w:lang w:eastAsia="en-ID"/>
               </w:rPr>
@@ -3918,7 +3899,7 @@
             <w:proofErr w:type="spellEnd"/>
             <w:r>
               <w:rPr>
-                <w:rFonts w:ascii="Arial" w:eastAsia="Times New Roman" w:hAnsi="Arial" w:cs="Arial"/>
+                <w:rFonts w:ascii="Arial Narrow" w:eastAsia="Times New Roman" w:hAnsi="Arial Narrow" w:cs="Arial"/>
                 <w:shd w:val="clear" w:color="auto" w:fill="FFFFFF"/>
                 <w:lang w:eastAsia="en-ID"/>
               </w:rPr>
@@ -3927,7 +3908,7 @@
             <w:proofErr w:type="spellStart"/>
             <w:r>
               <w:rPr>
-                <w:rFonts w:ascii="Arial" w:eastAsia="Times New Roman" w:hAnsi="Arial" w:cs="Arial"/>
+                <w:rFonts w:ascii="Arial Narrow" w:eastAsia="Times New Roman" w:hAnsi="Arial Narrow" w:cs="Arial"/>
                 <w:shd w:val="clear" w:color="auto" w:fill="FFFFFF"/>
                 <w:lang w:eastAsia="en-ID"/>
               </w:rPr>
@@ -3936,7 +3917,7 @@
             <w:proofErr w:type="spellEnd"/>
             <w:r>
               <w:rPr>
-                <w:rFonts w:ascii="Arial" w:eastAsia="Times New Roman" w:hAnsi="Arial" w:cs="Arial"/>
+                <w:rFonts w:ascii="Arial Narrow" w:eastAsia="Times New Roman" w:hAnsi="Arial Narrow" w:cs="Arial"/>
                 <w:shd w:val="clear" w:color="auto" w:fill="FFFFFF"/>
                 <w:lang w:eastAsia="en-ID"/>
               </w:rPr>
@@ -3945,7 +3926,7 @@
             <w:proofErr w:type="spellStart"/>
             <w:r>
               <w:rPr>
-                <w:rFonts w:ascii="Arial" w:eastAsia="Times New Roman" w:hAnsi="Arial" w:cs="Arial"/>
+                <w:rFonts w:ascii="Arial Narrow" w:eastAsia="Times New Roman" w:hAnsi="Arial Narrow" w:cs="Arial"/>
                 <w:shd w:val="clear" w:color="auto" w:fill="FFFFFF"/>
                 <w:lang w:eastAsia="en-ID"/>
               </w:rPr>
@@ -3954,7 +3935,7 @@
             <w:proofErr w:type="spellEnd"/>
             <w:r>
               <w:rPr>
-                <w:rFonts w:ascii="Arial" w:eastAsia="Times New Roman" w:hAnsi="Arial" w:cs="Arial"/>
+                <w:rFonts w:ascii="Arial Narrow" w:eastAsia="Times New Roman" w:hAnsi="Arial Narrow" w:cs="Arial"/>
                 <w:shd w:val="clear" w:color="auto" w:fill="FFFFFF"/>
                 <w:lang w:eastAsia="en-ID"/>
               </w:rPr>
@@ -3963,7 +3944,7 @@
             <w:proofErr w:type="spellStart"/>
             <w:r>
               <w:rPr>
-                <w:rFonts w:ascii="Arial" w:eastAsia="Times New Roman" w:hAnsi="Arial" w:cs="Arial"/>
+                <w:rFonts w:ascii="Arial Narrow" w:eastAsia="Times New Roman" w:hAnsi="Arial Narrow" w:cs="Arial"/>
                 <w:shd w:val="clear" w:color="auto" w:fill="FFFFFF"/>
                 <w:lang w:eastAsia="en-ID"/>
               </w:rPr>
@@ -3972,7 +3953,7 @@
             <w:proofErr w:type="spellEnd"/>
             <w:r>
               <w:rPr>
-                <w:rFonts w:ascii="Arial" w:eastAsia="Times New Roman" w:hAnsi="Arial" w:cs="Arial"/>
+                <w:rFonts w:ascii="Arial Narrow" w:eastAsia="Times New Roman" w:hAnsi="Arial Narrow" w:cs="Arial"/>
                 <w:shd w:val="clear" w:color="auto" w:fill="FFFFFF"/>
                 <w:lang w:eastAsia="en-ID"/>
               </w:rPr>
@@ -3981,7 +3962,7 @@
             <w:proofErr w:type="spellStart"/>
             <w:r>
               <w:rPr>
-                <w:rFonts w:ascii="Arial" w:eastAsia="Times New Roman" w:hAnsi="Arial" w:cs="Arial"/>
+                <w:rFonts w:ascii="Arial Narrow" w:eastAsia="Times New Roman" w:hAnsi="Arial Narrow" w:cs="Arial"/>
                 <w:shd w:val="clear" w:color="auto" w:fill="FFFFFF"/>
                 <w:lang w:eastAsia="en-ID"/>
               </w:rPr>
@@ -3990,7 +3971,7 @@
             <w:proofErr w:type="spellEnd"/>
             <w:r>
               <w:rPr>
-                <w:rFonts w:ascii="Arial" w:eastAsia="Times New Roman" w:hAnsi="Arial" w:cs="Arial"/>
+                <w:rFonts w:ascii="Arial Narrow" w:eastAsia="Times New Roman" w:hAnsi="Arial Narrow" w:cs="Arial"/>
                 <w:shd w:val="clear" w:color="auto" w:fill="FFFFFF"/>
                 <w:lang w:eastAsia="en-ID"/>
               </w:rPr>
@@ -3999,7 +3980,7 @@
             <w:proofErr w:type="spellStart"/>
             <w:r>
               <w:rPr>
-                <w:rFonts w:ascii="Arial" w:eastAsia="Times New Roman" w:hAnsi="Arial" w:cs="Arial"/>
+                <w:rFonts w:ascii="Arial Narrow" w:eastAsia="Times New Roman" w:hAnsi="Arial Narrow" w:cs="Arial"/>
                 <w:shd w:val="clear" w:color="auto" w:fill="FFFFFF"/>
                 <w:lang w:eastAsia="en-ID"/>
               </w:rPr>
@@ -4007,7 +3988,7 @@
             </w:r>
             <w:r>
               <w:rPr>
-                <w:rFonts w:ascii="Arial" w:eastAsia="Times New Roman" w:hAnsi="Arial" w:cs="Arial"/>
+                <w:rFonts w:ascii="Arial Narrow" w:eastAsia="Times New Roman" w:hAnsi="Arial Narrow" w:cs="Arial"/>
                 <w:shd w:val="clear" w:color="auto" w:fill="FFFFFF"/>
                 <w:lang w:eastAsia="en-ID"/>
               </w:rPr>
@@ -4016,7 +3997,7 @@
             <w:proofErr w:type="spellEnd"/>
             <w:r>
               <w:rPr>
-                <w:rFonts w:ascii="Arial" w:eastAsia="Times New Roman" w:hAnsi="Arial" w:cs="Arial"/>
+                <w:rFonts w:ascii="Arial Narrow" w:eastAsia="Times New Roman" w:hAnsi="Arial Narrow" w:cs="Arial"/>
                 <w:shd w:val="clear" w:color="auto" w:fill="FFFFFF"/>
                 <w:lang w:eastAsia="en-ID"/>
               </w:rPr>
@@ -4024,44 +4005,13 @@
             </w:r>
             <w:r>
               <w:rPr>
-                <w:rFonts w:ascii="Arial" w:eastAsia="Times New Roman" w:hAnsi="Arial" w:cs="Arial"/>
+                <w:rFonts w:ascii="Arial Narrow" w:eastAsia="Times New Roman" w:hAnsi="Arial Narrow" w:cs="Arial"/>
                 <w:shd w:val="clear" w:color="auto" w:fill="FFFFFF"/>
                 <w:lang w:eastAsia="en-ID"/>
               </w:rPr>
               <w:t>;</w:t>
             </w:r>
           </w:p>
-        </w:tc>
-      </w:tr>
-      <w:tr>
-        <w:tc>
-          <w:tcPr>
-            <w:tcW w:w="280" w:type="dxa"/>
-          </w:tcPr>
-          <w:p>
-            <w:pPr>
-              <w:jc w:val="both"/>
-              <w:rPr>
-                <w:rFonts w:ascii="Arial" w:eastAsia="Times New Roman" w:hAnsi="Arial" w:cs="Arial"/>
-                <w:shd w:val="clear" w:color="auto" w:fill="FFFFFF"/>
-                <w:lang w:eastAsia="en-ID"/>
-              </w:rPr>
-            </w:pPr>
-            <w:r>
-              <w:rPr>
-                <w:rFonts w:ascii="Arial" w:eastAsia="Times New Roman" w:hAnsi="Arial" w:cs="Arial"/>
-                <w:shd w:val="clear" w:color="auto" w:fill="FFFFFF"/>
-                <w:lang w:eastAsia="en-ID"/>
-              </w:rPr>
-              <w:t>4.</w:t>
-            </w:r>
-          </w:p>
-        </w:tc>
-        <w:tc>
-          <w:tcPr>
-            <w:tcW w:w="9359" w:type="dxa"/>
-            <w:gridSpan w:val="7"/>
-          </w:tcPr>
           <w:p>
             <w:pPr>
               <w:tabs>
@@ -4069,191 +4019,11 @@
               </w:tabs>
               <w:jc w:val="both"/>
               <w:rPr>
-                <w:rFonts w:ascii="Arial" w:eastAsia="Times New Roman" w:hAnsi="Arial" w:cs="Arial"/>
-                <w:shd w:val="clear" w:color="auto" w:fill="FFFFFF"/>
-                <w:lang w:eastAsia="en-ID"/>
-              </w:rPr>
-            </w:pPr>
-            <w:proofErr w:type="spellStart"/>
-            <w:r>
-              <w:rPr>
-                <w:rFonts w:ascii="Arial" w:eastAsia="Times New Roman" w:hAnsi="Arial" w:cs="Arial"/>
-                <w:shd w:val="clear" w:color="auto" w:fill="FFFFFF"/>
-                <w:lang w:eastAsia="en-ID"/>
-              </w:rPr>
-              <w:t>Demikian</w:t>
-            </w:r>
-            <w:proofErr w:type="spellEnd"/>
-            <w:r>
-              <w:rPr>
-                <w:rFonts w:ascii="Arial" w:eastAsia="Times New Roman" w:hAnsi="Arial" w:cs="Arial"/>
-                <w:shd w:val="clear" w:color="auto" w:fill="FFFFFF"/>
-                <w:lang w:eastAsia="en-ID"/>
-              </w:rPr>
-              <w:t xml:space="preserve"> </w:t>
-            </w:r>
-            <w:proofErr w:type="spellStart"/>
-            <w:r>
-              <w:rPr>
-                <w:rFonts w:ascii="Arial" w:eastAsia="Times New Roman" w:hAnsi="Arial" w:cs="Arial"/>
-                <w:shd w:val="clear" w:color="auto" w:fill="FFFFFF"/>
-                <w:lang w:eastAsia="en-ID"/>
-              </w:rPr>
-              <w:t>untuk</w:t>
-            </w:r>
-            <w:proofErr w:type="spellEnd"/>
-            <w:r>
-              <w:rPr>
-                <w:rFonts w:ascii="Arial" w:eastAsia="Times New Roman" w:hAnsi="Arial" w:cs="Arial"/>
-                <w:shd w:val="clear" w:color="auto" w:fill="FFFFFF"/>
-                <w:lang w:eastAsia="en-ID"/>
-              </w:rPr>
-              <w:t xml:space="preserve"> </w:t>
-            </w:r>
-            <w:proofErr w:type="spellStart"/>
-            <w:r>
-              <w:rPr>
-                <w:rFonts w:ascii="Arial" w:eastAsia="Times New Roman" w:hAnsi="Arial" w:cs="Arial"/>
-                <w:shd w:val="clear" w:color="auto" w:fill="FFFFFF"/>
-                <w:lang w:eastAsia="en-ID"/>
-              </w:rPr>
-              <w:t>menjadi</w:t>
-            </w:r>
-            <w:proofErr w:type="spellEnd"/>
-            <w:r>
-              <w:rPr>
-                <w:rFonts w:ascii="Arial" w:eastAsia="Times New Roman" w:hAnsi="Arial" w:cs="Arial"/>
-                <w:shd w:val="clear" w:color="auto" w:fill="FFFFFF"/>
-                <w:lang w:eastAsia="en-ID"/>
-              </w:rPr>
-              <w:t xml:space="preserve"> </w:t>
-            </w:r>
-            <w:proofErr w:type="spellStart"/>
-            <w:r>
-              <w:rPr>
-                <w:rFonts w:ascii="Arial" w:eastAsia="Times New Roman" w:hAnsi="Arial" w:cs="Arial"/>
-                <w:shd w:val="clear" w:color="auto" w:fill="FFFFFF"/>
-                <w:lang w:eastAsia="en-ID"/>
-              </w:rPr>
-              <w:t>maklum</w:t>
-            </w:r>
-            <w:proofErr w:type="spellEnd"/>
-            <w:r>
-              <w:rPr>
-                <w:rFonts w:ascii="Arial" w:eastAsia="Times New Roman" w:hAnsi="Arial" w:cs="Arial"/>
-                <w:shd w:val="clear" w:color="auto" w:fill="FFFFFF"/>
-                <w:lang w:eastAsia="en-ID"/>
-              </w:rPr>
-              <w:t xml:space="preserve">, </w:t>
-            </w:r>
-            <w:proofErr w:type="spellStart"/>
-            <w:r>
-              <w:rPr>
-                <w:rFonts w:ascii="Arial" w:eastAsia="Times New Roman" w:hAnsi="Arial" w:cs="Arial"/>
-                <w:shd w:val="clear" w:color="auto" w:fill="FFFFFF"/>
-                <w:lang w:eastAsia="en-ID"/>
-              </w:rPr>
-              <w:t>atas</w:t>
-            </w:r>
-            <w:proofErr w:type="spellEnd"/>
-            <w:r>
-              <w:rPr>
-                <w:rFonts w:ascii="Arial" w:eastAsia="Times New Roman" w:hAnsi="Arial" w:cs="Arial"/>
-                <w:shd w:val="clear" w:color="auto" w:fill="FFFFFF"/>
-                <w:lang w:eastAsia="en-ID"/>
-              </w:rPr>
-              <w:t xml:space="preserve"> </w:t>
-            </w:r>
-            <w:proofErr w:type="spellStart"/>
-            <w:r>
-              <w:rPr>
-                <w:rFonts w:ascii="Arial" w:eastAsia="Times New Roman" w:hAnsi="Arial" w:cs="Arial"/>
-                <w:shd w:val="clear" w:color="auto" w:fill="FFFFFF"/>
-                <w:lang w:eastAsia="en-ID"/>
-              </w:rPr>
-              <w:t>perhatian</w:t>
-            </w:r>
-            <w:proofErr w:type="spellEnd"/>
-            <w:r>
-              <w:rPr>
-                <w:rFonts w:ascii="Arial" w:eastAsia="Times New Roman" w:hAnsi="Arial" w:cs="Arial"/>
-                <w:shd w:val="clear" w:color="auto" w:fill="FFFFFF"/>
-                <w:lang w:eastAsia="en-ID"/>
-              </w:rPr>
-              <w:t xml:space="preserve"> dan </w:t>
-            </w:r>
-            <w:proofErr w:type="spellStart"/>
-            <w:r>
-              <w:rPr>
-                <w:rFonts w:ascii="Arial" w:eastAsia="Times New Roman" w:hAnsi="Arial" w:cs="Arial"/>
-                <w:shd w:val="clear" w:color="auto" w:fill="FFFFFF"/>
-                <w:lang w:eastAsia="en-ID"/>
-              </w:rPr>
-              <w:t>kerjasamanya</w:t>
-            </w:r>
-            <w:proofErr w:type="spellEnd"/>
-            <w:r>
-              <w:rPr>
-                <w:rFonts w:ascii="Arial" w:eastAsia="Times New Roman" w:hAnsi="Arial" w:cs="Arial"/>
-                <w:shd w:val="clear" w:color="auto" w:fill="FFFFFF"/>
-                <w:lang w:eastAsia="en-ID"/>
-              </w:rPr>
-              <w:t xml:space="preserve"> </w:t>
-            </w:r>
-            <w:proofErr w:type="spellStart"/>
-            <w:r>
-              <w:rPr>
-                <w:rFonts w:ascii="Arial" w:eastAsia="Times New Roman" w:hAnsi="Arial" w:cs="Arial"/>
-                <w:shd w:val="clear" w:color="auto" w:fill="FFFFFF"/>
-                <w:lang w:eastAsia="en-ID"/>
-              </w:rPr>
-              <w:t>diucapkan</w:t>
-            </w:r>
-            <w:proofErr w:type="spellEnd"/>
-            <w:r>
-              <w:rPr>
-                <w:rFonts w:ascii="Arial" w:eastAsia="Times New Roman" w:hAnsi="Arial" w:cs="Arial"/>
-                <w:shd w:val="clear" w:color="auto" w:fill="FFFFFF"/>
-                <w:lang w:eastAsia="en-ID"/>
-              </w:rPr>
-              <w:t xml:space="preserve"> </w:t>
-            </w:r>
-            <w:proofErr w:type="spellStart"/>
-            <w:r>
-              <w:rPr>
-                <w:rFonts w:ascii="Arial" w:eastAsia="Times New Roman" w:hAnsi="Arial" w:cs="Arial"/>
-                <w:shd w:val="clear" w:color="auto" w:fill="FFFFFF"/>
-                <w:lang w:eastAsia="en-ID"/>
-              </w:rPr>
-              <w:t>terima</w:t>
-            </w:r>
-            <w:proofErr w:type="spellEnd"/>
-            <w:r>
-              <w:rPr>
-                <w:rFonts w:ascii="Arial" w:eastAsia="Times New Roman" w:hAnsi="Arial" w:cs="Arial"/>
-                <w:shd w:val="clear" w:color="auto" w:fill="FFFFFF"/>
-                <w:lang w:eastAsia="en-ID"/>
-              </w:rPr>
-              <w:t xml:space="preserve"> </w:t>
-            </w:r>
-            <w:proofErr w:type="spellStart"/>
-            <w:r>
-              <w:rPr>
-                <w:rFonts w:ascii="Arial" w:eastAsia="Times New Roman" w:hAnsi="Arial" w:cs="Arial"/>
-                <w:shd w:val="clear" w:color="auto" w:fill="FFFFFF"/>
-                <w:lang w:eastAsia="en-ID"/>
-              </w:rPr>
-              <w:t>kasih</w:t>
-            </w:r>
-            <w:proofErr w:type="spellEnd"/>
-            <w:r>
-              <w:rPr>
-                <w:rFonts w:ascii="Arial" w:eastAsia="Times New Roman" w:hAnsi="Arial" w:cs="Arial"/>
-                <w:shd w:val="clear" w:color="auto" w:fill="FFFFFF"/>
-                <w:lang w:eastAsia="en-ID"/>
-              </w:rPr>
-              <w:t>.</w:t>
-            </w:r>
+                <w:rFonts w:ascii="Arial Narrow" w:eastAsia="Times New Roman" w:hAnsi="Arial Narrow" w:cs="Arial"/>
+                <w:shd w:val="clear" w:color="auto" w:fill="FFFFFF"/>
+                <w:lang w:eastAsia="en-ID"/>
+              </w:rPr>
+            </w:pPr>
           </w:p>
         </w:tc>
       </w:tr>
@@ -4266,11 +4036,19 @@
             <w:pPr>
               <w:jc w:val="both"/>
               <w:rPr>
-                <w:rFonts w:ascii="Arial" w:eastAsia="Times New Roman" w:hAnsi="Arial" w:cs="Arial"/>
-                <w:shd w:val="clear" w:color="auto" w:fill="FFFFFF"/>
-                <w:lang w:eastAsia="en-ID"/>
-              </w:rPr>
-            </w:pPr>
+                <w:rFonts w:ascii="Arial Narrow" w:eastAsia="Times New Roman" w:hAnsi="Arial Narrow" w:cs="Arial"/>
+                <w:shd w:val="clear" w:color="auto" w:fill="FFFFFF"/>
+                <w:lang w:eastAsia="en-ID"/>
+              </w:rPr>
+            </w:pPr>
+            <w:r>
+              <w:rPr>
+                <w:rFonts w:ascii="Arial Narrow" w:eastAsia="Times New Roman" w:hAnsi="Arial Narrow" w:cs="Arial"/>
+                <w:shd w:val="clear" w:color="auto" w:fill="FFFFFF"/>
+                <w:lang w:eastAsia="en-ID"/>
+              </w:rPr>
+              <w:t>4.</w:t>
+            </w:r>
           </w:p>
         </w:tc>
         <w:tc>
@@ -4285,47 +4063,155 @@
               </w:tabs>
               <w:jc w:val="both"/>
               <w:rPr>
-                <w:rFonts w:ascii="Arial" w:eastAsia="Times New Roman" w:hAnsi="Arial" w:cs="Arial"/>
-                <w:shd w:val="clear" w:color="auto" w:fill="FFFFFF"/>
-                <w:lang w:eastAsia="en-ID"/>
-              </w:rPr>
-            </w:pPr>
-          </w:p>
-        </w:tc>
-      </w:tr>
-      <w:tr>
-        <w:tc>
-          <w:tcPr>
-            <w:tcW w:w="280" w:type="dxa"/>
-          </w:tcPr>
-          <w:p>
-            <w:pPr>
-              <w:jc w:val="both"/>
-              <w:rPr>
-                <w:rFonts w:ascii="Arial" w:eastAsia="Times New Roman" w:hAnsi="Arial" w:cs="Arial"/>
-                <w:shd w:val="clear" w:color="auto" w:fill="FFFFFF"/>
-                <w:lang w:eastAsia="en-ID"/>
-              </w:rPr>
-            </w:pPr>
-          </w:p>
-        </w:tc>
-        <w:tc>
-          <w:tcPr>
-            <w:tcW w:w="9359" w:type="dxa"/>
-            <w:gridSpan w:val="7"/>
-          </w:tcPr>
-          <w:p>
-            <w:pPr>
-              <w:tabs>
-                <w:tab w:val="left" w:pos="1152"/>
-              </w:tabs>
-              <w:jc w:val="both"/>
-              <w:rPr>
-                <w:rFonts w:ascii="Arial" w:eastAsia="Times New Roman" w:hAnsi="Arial" w:cs="Arial"/>
-                <w:shd w:val="clear" w:color="auto" w:fill="FFFFFF"/>
-                <w:lang w:eastAsia="en-ID"/>
-              </w:rPr>
-            </w:pPr>
+                <w:rFonts w:ascii="Arial Narrow" w:eastAsia="Times New Roman" w:hAnsi="Arial Narrow" w:cs="Arial"/>
+                <w:shd w:val="clear" w:color="auto" w:fill="FFFFFF"/>
+                <w:lang w:eastAsia="en-ID"/>
+              </w:rPr>
+            </w:pPr>
+            <w:proofErr w:type="spellStart"/>
+            <w:r>
+              <w:rPr>
+                <w:rFonts w:ascii="Arial Narrow" w:eastAsia="Times New Roman" w:hAnsi="Arial Narrow" w:cs="Arial"/>
+                <w:shd w:val="clear" w:color="auto" w:fill="FFFFFF"/>
+                <w:lang w:eastAsia="en-ID"/>
+              </w:rPr>
+              <w:t>Demikian</w:t>
+            </w:r>
+            <w:proofErr w:type="spellEnd"/>
+            <w:r>
+              <w:rPr>
+                <w:rFonts w:ascii="Arial Narrow" w:eastAsia="Times New Roman" w:hAnsi="Arial Narrow" w:cs="Arial"/>
+                <w:shd w:val="clear" w:color="auto" w:fill="FFFFFF"/>
+                <w:lang w:eastAsia="en-ID"/>
+              </w:rPr>
+              <w:t xml:space="preserve"> </w:t>
+            </w:r>
+            <w:proofErr w:type="spellStart"/>
+            <w:r>
+              <w:rPr>
+                <w:rFonts w:ascii="Arial Narrow" w:eastAsia="Times New Roman" w:hAnsi="Arial Narrow" w:cs="Arial"/>
+                <w:shd w:val="clear" w:color="auto" w:fill="FFFFFF"/>
+                <w:lang w:eastAsia="en-ID"/>
+              </w:rPr>
+              <w:t>untuk</w:t>
+            </w:r>
+            <w:proofErr w:type="spellEnd"/>
+            <w:r>
+              <w:rPr>
+                <w:rFonts w:ascii="Arial Narrow" w:eastAsia="Times New Roman" w:hAnsi="Arial Narrow" w:cs="Arial"/>
+                <w:shd w:val="clear" w:color="auto" w:fill="FFFFFF"/>
+                <w:lang w:eastAsia="en-ID"/>
+              </w:rPr>
+              <w:t xml:space="preserve"> </w:t>
+            </w:r>
+            <w:proofErr w:type="spellStart"/>
+            <w:r>
+              <w:rPr>
+                <w:rFonts w:ascii="Arial Narrow" w:eastAsia="Times New Roman" w:hAnsi="Arial Narrow" w:cs="Arial"/>
+                <w:shd w:val="clear" w:color="auto" w:fill="FFFFFF"/>
+                <w:lang w:eastAsia="en-ID"/>
+              </w:rPr>
+              <w:t>menjadi</w:t>
+            </w:r>
+            <w:proofErr w:type="spellEnd"/>
+            <w:r>
+              <w:rPr>
+                <w:rFonts w:ascii="Arial Narrow" w:eastAsia="Times New Roman" w:hAnsi="Arial Narrow" w:cs="Arial"/>
+                <w:shd w:val="clear" w:color="auto" w:fill="FFFFFF"/>
+                <w:lang w:eastAsia="en-ID"/>
+              </w:rPr>
+              <w:t xml:space="preserve"> </w:t>
+            </w:r>
+            <w:proofErr w:type="spellStart"/>
+            <w:r>
+              <w:rPr>
+                <w:rFonts w:ascii="Arial Narrow" w:eastAsia="Times New Roman" w:hAnsi="Arial Narrow" w:cs="Arial"/>
+                <w:shd w:val="clear" w:color="auto" w:fill="FFFFFF"/>
+                <w:lang w:eastAsia="en-ID"/>
+              </w:rPr>
+              <w:t>maklum</w:t>
+            </w:r>
+            <w:proofErr w:type="spellEnd"/>
+            <w:r>
+              <w:rPr>
+                <w:rFonts w:ascii="Arial Narrow" w:eastAsia="Times New Roman" w:hAnsi="Arial Narrow" w:cs="Arial"/>
+                <w:shd w:val="clear" w:color="auto" w:fill="FFFFFF"/>
+                <w:lang w:eastAsia="en-ID"/>
+              </w:rPr>
+              <w:t xml:space="preserve">, </w:t>
+            </w:r>
+            <w:proofErr w:type="spellStart"/>
+            <w:r>
+              <w:rPr>
+                <w:rFonts w:ascii="Arial Narrow" w:eastAsia="Times New Roman" w:hAnsi="Arial Narrow" w:cs="Arial"/>
+                <w:shd w:val="clear" w:color="auto" w:fill="FFFFFF"/>
+                <w:lang w:eastAsia="en-ID"/>
+              </w:rPr>
+              <w:t>atas</w:t>
+            </w:r>
+            <w:proofErr w:type="spellEnd"/>
+            <w:r>
+              <w:rPr>
+                <w:rFonts w:ascii="Arial Narrow" w:eastAsia="Times New Roman" w:hAnsi="Arial Narrow" w:cs="Arial"/>
+                <w:shd w:val="clear" w:color="auto" w:fill="FFFFFF"/>
+                <w:lang w:eastAsia="en-ID"/>
+              </w:rPr>
+              <w:t xml:space="preserve"> </w:t>
+            </w:r>
+            <w:proofErr w:type="spellStart"/>
+            <w:r>
+              <w:rPr>
+                <w:rFonts w:ascii="Arial Narrow" w:eastAsia="Times New Roman" w:hAnsi="Arial Narrow" w:cs="Arial"/>
+                <w:shd w:val="clear" w:color="auto" w:fill="FFFFFF"/>
+                <w:lang w:eastAsia="en-ID"/>
+              </w:rPr>
+              <w:t>perhatian</w:t>
+            </w:r>
+            <w:proofErr w:type="spellEnd"/>
+            <w:r>
+              <w:rPr>
+                <w:rFonts w:ascii="Arial Narrow" w:eastAsia="Times New Roman" w:hAnsi="Arial Narrow" w:cs="Arial"/>
+                <w:shd w:val="clear" w:color="auto" w:fill="FFFFFF"/>
+                <w:lang w:eastAsia="en-ID"/>
+              </w:rPr>
+              <w:t xml:space="preserve"> dan </w:t>
+            </w:r>
+            <w:proofErr w:type="spellStart"/>
+            <w:r>
+              <w:rPr>
+                <w:rFonts w:ascii="Arial Narrow" w:eastAsia="Times New Roman" w:hAnsi="Arial Narrow" w:cs="Arial"/>
+                <w:shd w:val="clear" w:color="auto" w:fill="FFFFFF"/>
+                <w:lang w:eastAsia="en-ID"/>
+              </w:rPr>
+              <w:t>kerjasamanya</w:t>
+            </w:r>
+            <w:proofErr w:type="spellEnd"/>
+            <w:r>
+              <w:rPr>
+                <w:rFonts w:ascii="Arial Narrow" w:eastAsia="Times New Roman" w:hAnsi="Arial Narrow" w:cs="Arial"/>
+                <w:shd w:val="clear" w:color="auto" w:fill="FFFFFF"/>
+                <w:lang w:eastAsia="en-ID"/>
+              </w:rPr>
+              <w:t xml:space="preserve"> </w:t>
+            </w:r>
+            <w:proofErr w:type="spellStart"/>
+            <w:r>
+              <w:rPr>
+                <w:rFonts w:ascii="Arial Narrow" w:eastAsia="Times New Roman" w:hAnsi="Arial Narrow" w:cs="Arial"/>
+                <w:shd w:val="clear" w:color="auto" w:fill="FFFFFF"/>
+                <w:lang w:eastAsia="en-ID"/>
+              </w:rPr>
+              <w:t>diucapkan</w:t>
+            </w:r>
+            <w:proofErr w:type="spellEnd"/>
+            <w:r>
+              <w:rPr>
+                <w:rFonts w:ascii="Arial Narrow" w:eastAsia="Times New Roman" w:hAnsi="Arial Narrow" w:cs="Arial"/>
+                <w:shd w:val="clear" w:color="auto" w:fill="FFFFFF"/>
+                <w:lang w:eastAsia="en-ID"/>
+              </w:rPr>
+              <w:t xml:space="preserve"> terima kasih.</w:t>
+            </w:r>
           </w:p>
         </w:tc>
       </w:tr>
@@ -4352,13 +4238,13 @@
       </w:tblPr>
       <w:tblGrid>
         <w:gridCol w:w="4395"/>
-        <w:gridCol w:w="128"/>
-        <w:gridCol w:w="5116"/>
+        <w:gridCol w:w="130"/>
+        <w:gridCol w:w="5114"/>
       </w:tblGrid>
       <w:tr>
         <w:tc>
           <w:tcPr>
-            <w:tcW w:w="4111" w:type="dxa"/>
+            <w:tcW w:w="4395" w:type="dxa"/>
           </w:tcPr>
           <w:tbl>
             <w:tblPr>
@@ -4391,7 +4277,7 @@
                 <w:p>
                   <w:pPr>
                     <w:rPr>
-                      <w:rFonts w:ascii="Arial" w:hAnsi="Arial" w:cs="Arial"/>
+                      <w:rFonts w:ascii="Arial Narrow" w:hAnsi="Arial Narrow" w:cs="Arial"/>
                     </w:rPr>
                   </w:pPr>
                 </w:p>
@@ -4405,7 +4291,7 @@
                 <w:p>
                   <w:pPr>
                     <w:rPr>
-                      <w:rFonts w:ascii="Arial" w:hAnsi="Arial" w:cs="Arial"/>
+                      <w:rFonts w:ascii="Arial Narrow" w:hAnsi="Arial Narrow" w:cs="Arial"/>
                     </w:rPr>
                   </w:pPr>
                 </w:p>
@@ -4419,7 +4305,7 @@
                 <w:p>
                   <w:pPr>
                     <w:rPr>
-                      <w:rFonts w:ascii="Arial" w:hAnsi="Arial" w:cs="Arial"/>
+                      <w:rFonts w:ascii="Arial Narrow" w:hAnsi="Arial Narrow" w:cs="Arial"/>
                     </w:rPr>
                   </w:pPr>
                 </w:p>
@@ -4433,35 +4319,21 @@
                 <w:p>
                   <w:pPr>
                     <w:rPr>
-                      <w:rFonts w:ascii="Arial" w:hAnsi="Arial" w:cs="Arial"/>
-                    </w:rPr>
-                  </w:pPr>
-                </w:p>
-              </w:tc>
-            </w:tr>
-            <w:tr>
-              <w:tc>
-                <w:tcPr>
-                  <w:tcW w:w="4395" w:type="dxa"/>
-                </w:tcPr>
-                <w:p>
-                  <w:pPr>
-                    <w:rPr>
-                      <w:rFonts w:ascii="Arial" w:hAnsi="Arial" w:cs="Arial"/>
+                      <w:rFonts w:ascii="Arial Narrow" w:hAnsi="Arial Narrow" w:cs="Arial"/>
                     </w:rPr>
                   </w:pPr>
                   <w:proofErr w:type="spellStart"/>
                   <w:proofErr w:type="gramStart"/>
                   <w:r>
                     <w:rPr>
-                      <w:rFonts w:ascii="Arial" w:hAnsi="Arial" w:cs="Arial"/>
+                      <w:rFonts w:ascii="Arial Narrow" w:hAnsi="Arial Narrow" w:cs="Arial"/>
                     </w:rPr>
                     <w:t>Tembusan</w:t>
                   </w:r>
                   <w:proofErr w:type="spellEnd"/>
                   <w:r>
                     <w:rPr>
-                      <w:rFonts w:ascii="Arial" w:hAnsi="Arial" w:cs="Arial"/>
+                      <w:rFonts w:ascii="Arial Narrow" w:hAnsi="Arial Narrow" w:cs="Arial"/>
                     </w:rPr>
                     <w:t xml:space="preserve"> :</w:t>
                   </w:r>
@@ -4477,26 +4349,26 @@
                 <w:p>
                   <w:pPr>
                     <w:rPr>
-                      <w:rFonts w:ascii="Arial" w:hAnsi="Arial" w:cs="Arial"/>
+                      <w:rFonts w:ascii="Arial Narrow" w:hAnsi="Arial Narrow" w:cs="Arial"/>
                     </w:rPr>
                   </w:pPr>
                   <w:r>
                     <w:rPr>
-                      <w:rFonts w:ascii="Arial" w:hAnsi="Arial" w:cs="Arial"/>
+                      <w:rFonts w:ascii="Arial Narrow" w:hAnsi="Arial Narrow" w:cs="Arial"/>
                     </w:rPr>
                     <w:t>${</w:t>
                   </w:r>
                   <w:proofErr w:type="spellStart"/>
                   <w:r>
                     <w:rPr>
-                      <w:rFonts w:ascii="Arial" w:hAnsi="Arial" w:cs="Arial"/>
+                      <w:rFonts w:ascii="Arial Narrow" w:hAnsi="Arial Narrow" w:cs="Arial"/>
                     </w:rPr>
                     <w:t>block_carbon_copies</w:t>
                   </w:r>
                   <w:proofErr w:type="spellEnd"/>
                   <w:r>
                     <w:rPr>
-                      <w:rFonts w:ascii="Arial" w:hAnsi="Arial" w:cs="Arial"/>
+                      <w:rFonts w:ascii="Arial Narrow" w:hAnsi="Arial Narrow" w:cs="Arial"/>
                     </w:rPr>
                     <w:t>}</w:t>
                   </w:r>
@@ -4504,40 +4376,40 @@
                 <w:p>
                   <w:pPr>
                     <w:rPr>
-                      <w:rFonts w:ascii="Arial" w:hAnsi="Arial" w:cs="Arial"/>
+                      <w:rFonts w:ascii="Arial Narrow" w:hAnsi="Arial Narrow" w:cs="Arial"/>
                     </w:rPr>
                   </w:pPr>
                   <w:r>
                     <w:rPr>
-                      <w:rFonts w:ascii="Arial" w:hAnsi="Arial" w:cs="Arial"/>
+                      <w:rFonts w:ascii="Arial Narrow" w:hAnsi="Arial Narrow" w:cs="Arial"/>
                     </w:rPr>
                     <w:t>${</w:t>
                   </w:r>
                   <w:proofErr w:type="spellStart"/>
                   <w:r>
                     <w:rPr>
-                      <w:rFonts w:ascii="Arial" w:hAnsi="Arial" w:cs="Arial"/>
+                      <w:rFonts w:ascii="Arial Narrow" w:hAnsi="Arial Narrow" w:cs="Arial"/>
                     </w:rPr>
                     <w:t>carbon_copy_iteration</w:t>
                   </w:r>
                   <w:proofErr w:type="spellEnd"/>
                   <w:r>
                     <w:rPr>
-                      <w:rFonts w:ascii="Arial" w:hAnsi="Arial" w:cs="Arial"/>
+                      <w:rFonts w:ascii="Arial Narrow" w:hAnsi="Arial Narrow" w:cs="Arial"/>
                     </w:rPr>
                     <w:t>}. ${</w:t>
                   </w:r>
                   <w:proofErr w:type="spellStart"/>
                   <w:r>
                     <w:rPr>
-                      <w:rFonts w:ascii="Arial" w:hAnsi="Arial" w:cs="Arial"/>
+                      <w:rFonts w:ascii="Arial Narrow" w:hAnsi="Arial Narrow" w:cs="Arial"/>
                     </w:rPr>
                     <w:t>carbon_copy_name</w:t>
                   </w:r>
                   <w:proofErr w:type="spellEnd"/>
                   <w:r>
                     <w:rPr>
-                      <w:rFonts w:ascii="Arial" w:hAnsi="Arial" w:cs="Arial"/>
+                      <w:rFonts w:ascii="Arial Narrow" w:hAnsi="Arial Narrow" w:cs="Arial"/>
                     </w:rPr>
                     <w:t>}</w:t>
                   </w:r>
@@ -4545,55 +4417,38 @@
                 <w:p>
                   <w:pPr>
                     <w:rPr>
-                      <w:rFonts w:ascii="Arial" w:hAnsi="Arial" w:cs="Arial"/>
+                      <w:rFonts w:ascii="Arial Narrow" w:hAnsi="Arial Narrow" w:cs="Arial"/>
                     </w:rPr>
                   </w:pPr>
                   <w:r>
                     <w:rPr>
-                      <w:rFonts w:ascii="Arial" w:hAnsi="Arial" w:cs="Arial"/>
+                      <w:rFonts w:ascii="Arial Narrow" w:hAnsi="Arial Narrow" w:cs="Arial"/>
                     </w:rPr>
                     <w:t>${/</w:t>
                   </w:r>
                   <w:proofErr w:type="spellStart"/>
                   <w:r>
                     <w:rPr>
-                      <w:rFonts w:ascii="Arial" w:hAnsi="Arial" w:cs="Arial"/>
+                      <w:rFonts w:ascii="Arial Narrow" w:hAnsi="Arial Narrow" w:cs="Arial"/>
                     </w:rPr>
                     <w:t>block_carbon_copies</w:t>
                   </w:r>
                   <w:proofErr w:type="spellEnd"/>
                   <w:r>
                     <w:rPr>
-                      <w:rFonts w:ascii="Arial" w:hAnsi="Arial" w:cs="Arial"/>
+                      <w:rFonts w:ascii="Arial Narrow" w:hAnsi="Arial Narrow" w:cs="Arial"/>
                     </w:rPr>
                     <w:t>}</w:t>
                   </w:r>
                 </w:p>
               </w:tc>
             </w:tr>
-            <w:tr>
-              <w:tc>
-                <w:tcPr>
-                  <w:tcW w:w="4395" w:type="dxa"/>
-                  <w:tcBorders>
-                    <w:bottom w:val="single" w:sz="4" w:space="0" w:color="auto"/>
-                  </w:tcBorders>
-                </w:tcPr>
-                <w:p>
-                  <w:pPr>
-                    <w:rPr>
-                      <w:rFonts w:ascii="Arial" w:hAnsi="Arial" w:cs="Arial"/>
-                    </w:rPr>
-                  </w:pPr>
-                </w:p>
-              </w:tc>
-            </w:tr>
           </w:tbl>
           <w:p>
             <w:pPr>
               <w:jc w:val="both"/>
               <w:rPr>
-                <w:rFonts w:ascii="Arial" w:hAnsi="Arial" w:cs="Arial"/>
+                <w:rFonts w:ascii="Arial Narrow" w:hAnsi="Arial Narrow" w:cs="Arial"/>
                 <w:color w:val="000000"/>
               </w:rPr>
             </w:pPr>
@@ -4601,13 +4456,13 @@
         </w:tc>
         <w:tc>
           <w:tcPr>
-            <w:tcW w:w="142" w:type="dxa"/>
+            <w:tcW w:w="130" w:type="dxa"/>
           </w:tcPr>
           <w:p>
             <w:pPr>
               <w:jc w:val="both"/>
               <w:rPr>
-                <w:rFonts w:ascii="Arial" w:hAnsi="Arial" w:cs="Arial"/>
+                <w:rFonts w:ascii="Arial Narrow" w:hAnsi="Arial Narrow" w:cs="Arial"/>
                 <w:color w:val="000000"/>
               </w:rPr>
             </w:pPr>
@@ -4615,7 +4470,7 @@
         </w:tc>
         <w:tc>
           <w:tcPr>
-            <w:tcW w:w="5386" w:type="dxa"/>
+            <w:tcW w:w="5114" w:type="dxa"/>
           </w:tcPr>
           <w:tbl>
             <w:tblPr>
@@ -4639,57 +4494,140 @@
               <w:tblLook w:val="04A0" w:firstRow="1" w:lastRow="0" w:firstColumn="1" w:lastColumn="0" w:noHBand="0" w:noVBand="1"/>
             </w:tblPr>
             <w:tblGrid>
-              <w:gridCol w:w="4962"/>
+              <w:gridCol w:w="5104"/>
             </w:tblGrid>
             <w:tr>
               <w:trPr>
+                <w:trHeight w:val="1603"/>
                 <w:jc w:val="right"/>
               </w:trPr>
               <w:tc>
                 <w:tcPr>
-                  <w:tcW w:w="4962" w:type="dxa"/>
+                  <w:tcW w:w="5104" w:type="dxa"/>
                 </w:tcPr>
+                <w:tbl>
+                  <w:tblPr>
+                    <w:tblStyle w:val="TableGrid"/>
+                    <w:tblpPr w:leftFromText="180" w:rightFromText="180" w:vertAnchor="text" w:tblpXSpec="right" w:tblpY="1"/>
+                    <w:tblOverlap w:val="never"/>
+                    <w:tblW w:w="0" w:type="auto"/>
+                    <w:tblBorders>
+                      <w:top w:val="none" w:sz="0" w:space="0" w:color="auto"/>
+                      <w:left w:val="none" w:sz="0" w:space="0" w:color="auto"/>
+                      <w:bottom w:val="none" w:sz="0" w:space="0" w:color="auto"/>
+                      <w:right w:val="none" w:sz="0" w:space="0" w:color="auto"/>
+                      <w:insideH w:val="none" w:sz="0" w:space="0" w:color="auto"/>
+                      <w:insideV w:val="none" w:sz="0" w:space="0" w:color="auto"/>
+                    </w:tblBorders>
+                    <w:tblCellMar>
+                      <w:left w:w="0" w:type="dxa"/>
+                      <w:right w:w="0" w:type="dxa"/>
+                    </w:tblCellMar>
+                    <w:tblLook w:val="04A0" w:firstRow="1" w:lastRow="0" w:firstColumn="1" w:lastColumn="0" w:noHBand="0" w:noVBand="1"/>
+                  </w:tblPr>
+                  <w:tblGrid>
+                    <w:gridCol w:w="4763"/>
+                  </w:tblGrid>
+                  <w:tr>
+                    <w:trPr>
+                      <w:trHeight w:val="231"/>
+                    </w:trPr>
+                    <w:tc>
+                      <w:tcPr>
+                        <w:tcW w:w="4763" w:type="dxa"/>
+                        <w:hideMark/>
+                      </w:tcPr>
+                      <w:p>
+                        <w:pPr>
+                          <w:jc w:val="center"/>
+                          <w:rPr>
+                            <w:rFonts w:ascii="Arial Narrow" w:eastAsia="Arial Narrow" w:hAnsi="Arial Narrow" w:cs="Arial"/>
+                            <w:bCs/>
+                            <w:color w:val="000000"/>
+                          </w:rPr>
+                        </w:pPr>
+                        <w:r>
+                          <w:rPr>
+                            <w:rFonts w:ascii="Arial Narrow" w:eastAsia="Arial Narrow" w:hAnsi="Arial Narrow" w:cs="Arial"/>
+                            <w:bCs/>
+                            <w:color w:val="000000"/>
+                          </w:rPr>
+                          <w:t>${</w:t>
+                        </w:r>
+                        <w:proofErr w:type="spellStart"/>
+                        <w:r>
+                          <w:rPr>
+                            <w:rFonts w:ascii="Arial Narrow" w:eastAsia="Arial Narrow" w:hAnsi="Arial Narrow" w:cs="Arial"/>
+                            <w:bCs/>
+                            <w:color w:val="000000"/>
+                          </w:rPr>
+                          <w:t>signatoryHeadText</w:t>
+                        </w:r>
+                        <w:proofErr w:type="spellEnd"/>
+                        <w:r>
+                          <w:rPr>
+                            <w:rFonts w:ascii="Arial Narrow" w:eastAsia="Arial Narrow" w:hAnsi="Arial Narrow" w:cs="Arial"/>
+                            <w:bCs/>
+                            <w:color w:val="000000"/>
+                          </w:rPr>
+                          <w:t>}</w:t>
+                        </w:r>
+                      </w:p>
+                    </w:tc>
+                  </w:tr>
+                  <w:tr>
+                    <w:trPr>
+                      <w:trHeight w:val="231"/>
+                    </w:trPr>
+                    <w:tc>
+                      <w:tcPr>
+                        <w:tcW w:w="4763" w:type="dxa"/>
+                        <w:hideMark/>
+                      </w:tcPr>
+                      <w:p>
+                        <w:pPr>
+                          <w:jc w:val="center"/>
+                          <w:rPr>
+                            <w:rFonts w:ascii="Arial Narrow" w:eastAsia="Arial Narrow" w:hAnsi="Arial Narrow" w:cs="Arial"/>
+                            <w:bCs/>
+                            <w:color w:val="000000"/>
+                          </w:rPr>
+                        </w:pPr>
+                        <w:r>
+                          <w:rPr>
+                            <w:rFonts w:ascii="Arial Narrow" w:eastAsia="Arial Narrow" w:hAnsi="Arial Narrow" w:cs="Arial"/>
+                            <w:bCs/>
+                            <w:color w:val="000000"/>
+                          </w:rPr>
+                          <w:t>${</w:t>
+                        </w:r>
+                        <w:proofErr w:type="spellStart"/>
+                        <w:r>
+                          <w:rPr>
+                            <w:rFonts w:ascii="Arial Narrow" w:eastAsia="Arial Narrow" w:hAnsi="Arial Narrow" w:cs="Arial"/>
+                            <w:bCs/>
+                            <w:color w:val="000000"/>
+                          </w:rPr>
+                          <w:t>signatoryPositionName</w:t>
+                        </w:r>
+                        <w:proofErr w:type="spellEnd"/>
+                        <w:r>
+                          <w:rPr>
+                            <w:rFonts w:ascii="Arial Narrow" w:eastAsia="Arial Narrow" w:hAnsi="Arial Narrow" w:cs="Arial"/>
+                            <w:bCs/>
+                            <w:color w:val="000000"/>
+                          </w:rPr>
+                          <w:t>}</w:t>
+                        </w:r>
+                      </w:p>
+                    </w:tc>
+                  </w:tr>
+                </w:tbl>
                 <w:p>
                   <w:pPr>
                     <w:jc w:val="center"/>
                     <w:rPr>
-                      <w:rFonts w:ascii="Arial" w:eastAsia="Arial Narrow" w:hAnsi="Arial" w:cs="Arial"/>
-                      <w:bCs/>
-                      <w:color w:val="000000"/>
-                    </w:rPr>
-                  </w:pPr>
-                  <w:r>
-                    <w:rPr>
-                      <w:rFonts w:ascii="Arial" w:eastAsia="Arial Narrow" w:hAnsi="Arial" w:cs="Arial"/>
-                      <w:bCs/>
-                      <w:color w:val="000000"/>
-                    </w:rPr>
-                    <w:t>${</w:t>
-                  </w:r>
-                  <w:proofErr w:type="spellStart"/>
-                  <w:r>
-                    <w:rPr>
-                      <w:rFonts w:ascii="Arial" w:eastAsia="Arial Narrow" w:hAnsi="Arial" w:cs="Arial"/>
-                      <w:bCs/>
-                      <w:color w:val="000000"/>
-                    </w:rPr>
-                    <w:t>signatoryHeadText</w:t>
-                  </w:r>
-                  <w:proofErr w:type="spellEnd"/>
-                  <w:r>
-                    <w:rPr>
-                      <w:rFonts w:ascii="Arial" w:eastAsia="Arial Narrow" w:hAnsi="Arial" w:cs="Arial"/>
-                      <w:bCs/>
-                      <w:color w:val="000000"/>
-                    </w:rPr>
-                    <w:t>}</w:t>
-                  </w:r>
-                </w:p>
-                <w:p>
-                  <w:pPr>
-                    <w:jc w:val="center"/>
-                    <w:rPr>
-                      <w:rFonts w:ascii="Arial" w:eastAsia="Arial Narrow" w:hAnsi="Arial" w:cs="Arial"/>
+                      <w:rFonts w:ascii="Arial Narrow" w:eastAsia="Arial Narrow" w:hAnsi="Arial Narrow" w:cs="Arial"/>
                       <w:bCs/>
                       <w:color w:val="000000"/>
                     </w:rPr>
@@ -4699,7 +4637,7 @@
                   <w:pPr>
                     <w:jc w:val="center"/>
                     <w:rPr>
-                      <w:rFonts w:ascii="Arial" w:eastAsia="Arial Narrow" w:hAnsi="Arial" w:cs="Arial"/>
+                      <w:rFonts w:ascii="Arial Narrow" w:eastAsia="Arial Narrow" w:hAnsi="Arial Narrow" w:cs="Arial"/>
                       <w:bCs/>
                       <w:color w:val="000000"/>
                     </w:rPr>
@@ -4709,7 +4647,7 @@
                   <w:pPr>
                     <w:jc w:val="center"/>
                     <w:rPr>
-                      <w:rFonts w:ascii="Arial" w:eastAsia="Arial Narrow" w:hAnsi="Arial" w:cs="Arial"/>
+                      <w:rFonts w:ascii="Arial Narrow" w:eastAsia="Arial Narrow" w:hAnsi="Arial Narrow" w:cs="Arial"/>
                       <w:bCs/>
                       <w:color w:val="000000"/>
                     </w:rPr>
@@ -4719,7 +4657,7 @@
                   <w:pPr>
                     <w:jc w:val="center"/>
                     <w:rPr>
-                      <w:rFonts w:ascii="Arial" w:eastAsia="Arial Narrow" w:hAnsi="Arial" w:cs="Arial"/>
+                      <w:rFonts w:ascii="Arial Narrow" w:eastAsia="Arial Narrow" w:hAnsi="Arial Narrow" w:cs="Arial"/>
                       <w:bCs/>
                       <w:color w:val="000000"/>
                     </w:rPr>
@@ -4729,37 +4667,7 @@
                   <w:pPr>
                     <w:jc w:val="center"/>
                     <w:rPr>
-                      <w:rFonts w:ascii="Arial" w:eastAsia="Arial Narrow" w:hAnsi="Arial" w:cs="Arial"/>
-                      <w:bCs/>
-                      <w:color w:val="000000"/>
-                    </w:rPr>
-                  </w:pPr>
-                </w:p>
-                <w:p>
-                  <w:pPr>
-                    <w:jc w:val="center"/>
-                    <w:rPr>
-                      <w:rFonts w:ascii="Arial" w:eastAsia="Arial Narrow" w:hAnsi="Arial" w:cs="Arial"/>
-                      <w:bCs/>
-                      <w:color w:val="000000"/>
-                    </w:rPr>
-                  </w:pPr>
-                </w:p>
-                <w:p>
-                  <w:pPr>
-                    <w:jc w:val="center"/>
-                    <w:rPr>
-                      <w:rFonts w:ascii="Arial" w:eastAsia="Arial Narrow" w:hAnsi="Arial" w:cs="Arial"/>
-                      <w:bCs/>
-                      <w:color w:val="000000"/>
-                    </w:rPr>
-                  </w:pPr>
-                </w:p>
-                <w:p>
-                  <w:pPr>
-                    <w:jc w:val="center"/>
-                    <w:rPr>
-                      <w:rFonts w:ascii="Arial" w:eastAsia="Arial Narrow" w:hAnsi="Arial" w:cs="Arial"/>
+                      <w:rFonts w:ascii="Arial Narrow" w:eastAsia="Arial Narrow" w:hAnsi="Arial Narrow" w:cs="Arial"/>
                       <w:b/>
                       <w:color w:val="000000"/>
                       <w:u w:val="single"/>
@@ -4767,7 +4675,7 @@
                   </w:pPr>
                   <w:r>
                     <w:rPr>
-                      <w:rFonts w:ascii="Arial" w:eastAsia="Arial Narrow" w:hAnsi="Arial" w:cs="Arial"/>
+                      <w:rFonts w:ascii="Arial Narrow" w:eastAsia="Arial Narrow" w:hAnsi="Arial Narrow" w:cs="Arial"/>
                       <w:b/>
                       <w:color w:val="000000"/>
                       <w:u w:val="single"/>
@@ -4777,7 +4685,7 @@
                   <w:proofErr w:type="spellStart"/>
                   <w:r>
                     <w:rPr>
-                      <w:rFonts w:ascii="Arial" w:eastAsia="Arial Narrow" w:hAnsi="Arial" w:cs="Arial"/>
+                      <w:rFonts w:ascii="Arial Narrow" w:eastAsia="Arial Narrow" w:hAnsi="Arial Narrow" w:cs="Arial"/>
                       <w:b/>
                       <w:color w:val="000000"/>
                       <w:u w:val="single"/>
@@ -4787,7 +4695,7 @@
                   <w:proofErr w:type="spellEnd"/>
                   <w:r>
                     <w:rPr>
-                      <w:rFonts w:ascii="Arial" w:eastAsia="Arial Narrow" w:hAnsi="Arial" w:cs="Arial"/>
+                      <w:rFonts w:ascii="Arial Narrow" w:eastAsia="Arial Narrow" w:hAnsi="Arial Narrow" w:cs="Arial"/>
                       <w:b/>
                       <w:color w:val="000000"/>
                       <w:u w:val="single"/>
@@ -4799,14 +4707,14 @@
                   <w:pPr>
                     <w:jc w:val="center"/>
                     <w:rPr>
-                      <w:rFonts w:ascii="Arial" w:eastAsia="Arial Narrow" w:hAnsi="Arial" w:cs="Arial"/>
+                      <w:rFonts w:ascii="Arial Narrow" w:eastAsia="Arial Narrow" w:hAnsi="Arial Narrow" w:cs="Arial"/>
                       <w:bCs/>
                       <w:color w:val="000000"/>
                     </w:rPr>
                   </w:pPr>
                   <w:r>
                     <w:rPr>
-                      <w:rFonts w:ascii="Arial" w:eastAsia="Arial Narrow" w:hAnsi="Arial" w:cs="Arial"/>
+                      <w:rFonts w:ascii="Arial Narrow" w:eastAsia="Arial Narrow" w:hAnsi="Arial Narrow" w:cs="Arial"/>
                       <w:bCs/>
                       <w:color w:val="000000"/>
                     </w:rPr>
@@ -4815,7 +4723,7 @@
                   <w:proofErr w:type="spellStart"/>
                   <w:r>
                     <w:rPr>
-                      <w:rFonts w:ascii="Arial" w:eastAsia="Arial Narrow" w:hAnsi="Arial" w:cs="Arial"/>
+                      <w:rFonts w:ascii="Arial Narrow" w:eastAsia="Arial Narrow" w:hAnsi="Arial Narrow" w:cs="Arial"/>
                       <w:bCs/>
                       <w:color w:val="000000"/>
                     </w:rPr>
@@ -4824,7 +4732,7 @@
                   <w:proofErr w:type="spellEnd"/>
                   <w:r>
                     <w:rPr>
-                      <w:rFonts w:ascii="Arial" w:eastAsia="Arial Narrow" w:hAnsi="Arial" w:cs="Arial"/>
+                      <w:rFonts w:ascii="Arial Narrow" w:eastAsia="Arial Narrow" w:hAnsi="Arial Narrow" w:cs="Arial"/>
                       <w:bCs/>
                       <w:color w:val="000000"/>
                     </w:rPr>
@@ -4833,7 +4741,7 @@
                   <w:proofErr w:type="spellStart"/>
                   <w:r>
                     <w:rPr>
-                      <w:rFonts w:ascii="Arial" w:eastAsia="Arial Narrow" w:hAnsi="Arial" w:cs="Arial"/>
+                      <w:rFonts w:ascii="Arial Narrow" w:eastAsia="Arial Narrow" w:hAnsi="Arial Narrow" w:cs="Arial"/>
                       <w:bCs/>
                       <w:color w:val="000000"/>
                     </w:rPr>
@@ -4842,7 +4750,7 @@
                   <w:proofErr w:type="spellEnd"/>
                   <w:r>
                     <w:rPr>
-                      <w:rFonts w:ascii="Arial" w:eastAsia="Arial Narrow" w:hAnsi="Arial" w:cs="Arial"/>
+                      <w:rFonts w:ascii="Arial Narrow" w:eastAsia="Arial Narrow" w:hAnsi="Arial Narrow" w:cs="Arial"/>
                       <w:bCs/>
                       <w:color w:val="000000"/>
                     </w:rPr>
@@ -4856,7 +4764,7 @@
             <w:pPr>
               <w:jc w:val="both"/>
               <w:rPr>
-                <w:rFonts w:ascii="Arial" w:hAnsi="Arial" w:cs="Arial"/>
+                <w:rFonts w:ascii="Arial Narrow" w:hAnsi="Arial Narrow" w:cs="Arial"/>
                 <w:color w:val="000000"/>
               </w:rPr>
             </w:pPr>
@@ -4868,7 +4776,7 @@
       <w:pPr>
         <w:spacing w:after="0" w:line="240" w:lineRule="auto"/>
         <w:rPr>
-          <w:rFonts w:ascii="Arial" w:eastAsia="Times New Roman" w:hAnsi="Arial" w:cs="Arial"/>
+          <w:rFonts w:ascii="Arial Narrow" w:eastAsia="Times New Roman" w:hAnsi="Arial Narrow" w:cs="Arial"/>
           <w:color w:val="444444"/>
           <w:shd w:val="clear" w:color="auto" w:fill="FFFFFF"/>
           <w:lang w:eastAsia="en-ID"/>
